--- a/docs/AUCA_Mentorship_Portal_Documentation.docx
+++ b/docs/AUCA_Mentorship_Portal_Documentation.docx
@@ -6017,26 +6017,11 @@
           <w:rFonts w:ascii="Aptos" w:hAnsi="Aptos"/>
         </w:rPr>
       </w:pPr>
-    </w:p>
-    <w:p>
-      <w:pPr>
-        <w:pStyle w:val="Heading2"/>
-        <w:rPr>
-          <w:rFonts w:ascii="Aptos" w:hAnsi="Aptos"/>
-        </w:rPr>
-      </w:pPr>
-    </w:p>
-    <w:p>
-      <w:pPr>
-        <w:pStyle w:val="Heading2"/>
-        <w:rPr>
-          <w:rFonts w:ascii="Aptos" w:hAnsi="Aptos"/>
-        </w:rPr>
-      </w:pPr>
       <w:r>
         <w:rPr>
           <w:rFonts w:ascii="Aptos" w:hAnsi="Aptos"/>
         </w:rPr>
+        <w:lastRenderedPageBreak/>
         <w:t>2.6 Application Screenshots</w:t>
       </w:r>
     </w:p>
@@ -6152,7 +6137,6 @@
           <w:rFonts w:ascii="Aptos" w:hAnsi="Aptos"/>
           <w:noProof/>
         </w:rPr>
-        <w:lastRenderedPageBreak/>
         <w:drawing>
           <wp:inline distT="0" distB="0" distL="0" distR="0" wp14:anchorId="4073CC1C" wp14:editId="692E2BD2">
             <wp:extent cx="5943600" cy="2974975"/>
@@ -6209,6 +6193,7 @@
         <w:rPr>
           <w:rFonts w:ascii="Aptos" w:hAnsi="Aptos"/>
         </w:rPr>
+        <w:lastRenderedPageBreak/>
         <w:t>Dashboard – Mentee View</w:t>
       </w:r>
     </w:p>
@@ -6287,7 +6272,6 @@
           <w:rFonts w:ascii="Aptos" w:hAnsi="Aptos"/>
           <w:noProof/>
         </w:rPr>
-        <w:lastRenderedPageBreak/>
         <w:drawing>
           <wp:inline distT="0" distB="0" distL="0" distR="0" wp14:anchorId="7F4C2FB7" wp14:editId="5BB3D084">
             <wp:extent cx="5943600" cy="2925445"/>
@@ -6376,6 +6360,7 @@
         <w:rPr>
           <w:rFonts w:ascii="Aptos" w:hAnsi="Aptos"/>
         </w:rPr>
+        <w:lastRenderedPageBreak/>
         <w:t>Mentors Browse Page</w:t>
       </w:r>
     </w:p>
@@ -6439,7 +6424,6 @@
         <w:rPr>
           <w:rFonts w:ascii="Aptos" w:hAnsi="Aptos"/>
         </w:rPr>
-        <w:lastRenderedPageBreak/>
         <w:t>Book Session Modal</w:t>
       </w:r>
     </w:p>
@@ -6543,6 +6527,7 @@
         <w:rPr>
           <w:rFonts w:ascii="Aptos" w:hAnsi="Aptos"/>
         </w:rPr>
+        <w:lastRenderedPageBreak/>
         <w:t>Sessions Page – Mentee View</w:t>
       </w:r>
     </w:p>
@@ -6606,7 +6591,6 @@
         <w:rPr>
           <w:rFonts w:ascii="Aptos" w:hAnsi="Aptos"/>
         </w:rPr>
-        <w:lastRenderedPageBreak/>
         <w:t>Sessions Page – Mentor View</w:t>
       </w:r>
     </w:p>
@@ -6685,6 +6669,7 @@
           <w:rFonts w:ascii="Aptos" w:hAnsi="Aptos"/>
           <w:noProof/>
         </w:rPr>
+        <w:lastRenderedPageBreak/>
         <w:drawing>
           <wp:inline distT="0" distB="0" distL="0" distR="0" wp14:anchorId="52F5040B" wp14:editId="22997A28">
             <wp:extent cx="5943600" cy="2978150"/>
@@ -6773,7 +6758,6 @@
         <w:rPr>
           <w:rFonts w:ascii="Aptos" w:hAnsi="Aptos"/>
         </w:rPr>
-        <w:lastRenderedPageBreak/>
         <w:t>Feedback View – Mentor</w:t>
       </w:r>
     </w:p>
@@ -7135,6 +7119,7 @@
                 <w:sz w:val="18"/>
                 <w:szCs w:val="18"/>
               </w:rPr>
+              <w:lastRenderedPageBreak/>
               <w:t>│   │   │                 userController.js, feedbackController.js</w:t>
             </w:r>
           </w:p>
@@ -8447,7 +8432,6 @@
         <w:rPr>
           <w:rFonts w:ascii="Aptos" w:hAnsi="Aptos"/>
         </w:rPr>
-        <w:lastRenderedPageBreak/>
         <w:t>2.8 API Endpoints Reference</w:t>
       </w:r>
     </w:p>
@@ -10294,6 +10278,7 @@
                 <w:sz w:val="20"/>
                 <w:szCs w:val="20"/>
               </w:rPr>
+              <w:lastRenderedPageBreak/>
               <w:t>POST</w:t>
             </w:r>
           </w:p>
@@ -11418,14 +11403,7 @@
     </w:tbl>
     <w:p>
       <w:pPr>
-        <w:spacing w:before="100"/>
-        <w:rPr>
-          <w:rFonts w:ascii="Aptos" w:hAnsi="Aptos"/>
-        </w:rPr>
-      </w:pPr>
-    </w:p>
-    <w:p>
-      <w:pPr>
+        <w:pStyle w:val="Heading1"/>
         <w:rPr>
           <w:rFonts w:ascii="Aptos" w:hAnsi="Aptos"/>
         </w:rPr>
@@ -11434,21 +11412,6 @@
         <w:rPr>
           <w:rFonts w:ascii="Aptos" w:hAnsi="Aptos"/>
         </w:rPr>
-        <w:br w:type="page"/>
-      </w:r>
-    </w:p>
-    <w:p>
-      <w:pPr>
-        <w:pStyle w:val="Heading1"/>
-        <w:rPr>
-          <w:rFonts w:ascii="Aptos" w:hAnsi="Aptos"/>
-        </w:rPr>
-      </w:pPr>
-      <w:r>
-        <w:rPr>
-          <w:rFonts w:ascii="Aptos" w:hAnsi="Aptos"/>
-        </w:rPr>
-        <w:lastRenderedPageBreak/>
         <w:t>PHASE 3: Docker Containerization and Version Control</w:t>
       </w:r>
     </w:p>
@@ -11779,6 +11742,7 @@
           <w:rFonts w:ascii="Aptos" w:hAnsi="Aptos"/>
           <w:color w:val="222222"/>
         </w:rPr>
+        <w:lastRenderedPageBreak/>
         <w:t>Verify the application is running correctly by accessing the API health endpoint and testing the frontend connection.</w:t>
       </w:r>
     </w:p>
@@ -11991,7 +11955,6 @@
                 <w:sz w:val="18"/>
                 <w:szCs w:val="18"/>
               </w:rPr>
-              <w:lastRenderedPageBreak/>
               <w:t xml:space="preserve">RUN cd backend &amp;&amp; </w:t>
             </w:r>
             <w:proofErr w:type="spellStart"/>
@@ -12992,54 +12955,6 @@
     </w:tbl>
     <w:p>
       <w:pPr>
-        <w:spacing w:before="100"/>
-        <w:rPr>
-          <w:rFonts w:ascii="Aptos" w:hAnsi="Aptos"/>
-        </w:rPr>
-      </w:pPr>
-    </w:p>
-    <w:p>
-      <w:pPr>
-        <w:pStyle w:val="Heading3"/>
-        <w:rPr>
-          <w:rFonts w:ascii="Aptos" w:hAnsi="Aptos"/>
-        </w:rPr>
-      </w:pPr>
-    </w:p>
-    <w:p>
-      <w:pPr>
-        <w:pStyle w:val="Heading3"/>
-        <w:rPr>
-          <w:rFonts w:ascii="Aptos" w:hAnsi="Aptos"/>
-        </w:rPr>
-      </w:pPr>
-    </w:p>
-    <w:p>
-      <w:pPr>
-        <w:pStyle w:val="Heading3"/>
-        <w:rPr>
-          <w:rFonts w:ascii="Aptos" w:hAnsi="Aptos"/>
-        </w:rPr>
-      </w:pPr>
-    </w:p>
-    <w:p>
-      <w:pPr>
-        <w:pStyle w:val="Heading3"/>
-        <w:rPr>
-          <w:rFonts w:ascii="Aptos" w:hAnsi="Aptos"/>
-        </w:rPr>
-      </w:pPr>
-    </w:p>
-    <w:p>
-      <w:pPr>
-        <w:pStyle w:val="Heading3"/>
-        <w:rPr>
-          <w:rFonts w:ascii="Aptos" w:hAnsi="Aptos"/>
-        </w:rPr>
-      </w:pPr>
-    </w:p>
-    <w:p>
-      <w:pPr>
         <w:pStyle w:val="Heading3"/>
         <w:rPr>
           <w:rFonts w:ascii="Aptos" w:hAnsi="Aptos"/>
@@ -13049,6 +12964,7 @@
         <w:rPr>
           <w:rFonts w:ascii="Aptos" w:hAnsi="Aptos"/>
         </w:rPr>
+        <w:lastRenderedPageBreak/>
         <w:t>Docker Screenshots</w:t>
       </w:r>
     </w:p>
@@ -13308,7 +13224,6 @@
         <w:rPr>
           <w:rFonts w:ascii="Aptos" w:hAnsi="Aptos"/>
         </w:rPr>
-        <w:lastRenderedPageBreak/>
         <w:t>Git</w:t>
       </w:r>
       <w:proofErr w:type="spellEnd"/>
@@ -14416,6 +14331,7 @@
                 <w:sz w:val="18"/>
                 <w:szCs w:val="18"/>
               </w:rPr>
+              <w:lastRenderedPageBreak/>
               <w:t>git</w:t>
             </w:r>
             <w:proofErr w:type="spellEnd"/>
@@ -14471,7 +14387,6 @@
                 <w:sz w:val="18"/>
                 <w:szCs w:val="18"/>
               </w:rPr>
-              <w:lastRenderedPageBreak/>
               <w:t># Other branches created during development:</w:t>
             </w:r>
           </w:p>
@@ -24776,10 +24691,10 @@
         </w:rPr>
         <w:lastRenderedPageBreak/>
         <w:drawing>
-          <wp:inline distT="0" distB="0" distL="0" distR="0" wp14:anchorId="7670EF7D" wp14:editId="0CE2EE0B">
-            <wp:extent cx="5943600" cy="3347720"/>
-            <wp:effectExtent l="0" t="0" r="0" b="5080"/>
-            <wp:docPr id="25" name="Picture 25"/>
+          <wp:inline distT="0" distB="0" distL="0" distR="0" wp14:anchorId="46257289" wp14:editId="0300306F">
+            <wp:extent cx="5943600" cy="3343275"/>
+            <wp:effectExtent l="0" t="0" r="0" b="9525"/>
+            <wp:docPr id="29" name="Picture 29"/>
             <wp:cNvGraphicFramePr>
               <a:graphicFrameLocks xmlns:a="http://schemas.openxmlformats.org/drawingml/2006/main" noChangeAspect="1"/>
             </wp:cNvGraphicFramePr>
@@ -24799,7 +24714,7 @@
                   <pic:spPr>
                     <a:xfrm>
                       <a:off x="0" y="0"/>
-                      <a:ext cx="5943600" cy="3347720"/>
+                      <a:ext cx="5943600" cy="3343275"/>
                     </a:xfrm>
                     <a:prstGeom prst="rect">
                       <a:avLst/>
@@ -24811,6 +24726,8 @@
           </wp:inline>
         </w:drawing>
       </w:r>
+      <w:bookmarkStart w:id="0" w:name="_GoBack"/>
+      <w:bookmarkEnd w:id="0"/>
     </w:p>
     <w:p>
       <w:pPr>
@@ -24957,8 +24874,6 @@
           </wp:inline>
         </w:drawing>
       </w:r>
-      <w:bookmarkStart w:id="0" w:name="_GoBack"/>
-      <w:bookmarkEnd w:id="0"/>
     </w:p>
     <w:p>
       <w:pPr>
@@ -27469,7 +27384,7 @@
       <w:rPr>
         <w:noProof/>
       </w:rPr>
-      <w:t>33</w:t>
+      <w:t>29</w:t>
     </w:r>
     <w:r>
       <w:fldChar w:fldCharType="end"/>

--- a/docs/AUCA_Mentorship_Portal_Documentation.docx
+++ b/docs/AUCA_Mentorship_Portal_Documentation.docx
@@ -683,19 +683,11 @@
           <w:rFonts w:ascii="Aptos" w:hAnsi="Aptos"/>
         </w:rPr>
       </w:pPr>
-      <w:proofErr w:type="spellStart"/>
       <w:r>
         <w:rPr>
           <w:rFonts w:ascii="Aptos" w:hAnsi="Aptos"/>
         </w:rPr>
-        <w:t>i</w:t>
-      </w:r>
-      <w:proofErr w:type="spellEnd"/>
-      <w:r>
-        <w:rPr>
-          <w:rFonts w:ascii="Aptos" w:hAnsi="Aptos"/>
-        </w:rPr>
-        <w:t>. General Description and Analysis of the Case Study</w:t>
+        <w:t>i. General Description and Analysis of the Case Study</w:t>
       </w:r>
     </w:p>
     <w:p>
@@ -879,51 +871,27 @@
           <w:rFonts w:ascii="Aptos" w:hAnsi="Aptos"/>
         </w:rPr>
       </w:pPr>
-      <w:proofErr w:type="gramStart"/>
       <w:r>
         <w:rPr>
           <w:rFonts w:ascii="Aptos" w:hAnsi="Aptos"/>
         </w:rPr>
-        <w:t>ii</w:t>
+        <w:t>ii. Functional Diagram – Internal Working of AUCA</w:t>
       </w:r>
-      <w:proofErr w:type="gramEnd"/>
+    </w:p>
+    <w:p>
+      <w:pPr>
+        <w:spacing w:before="100" w:after="100"/>
+        <w:rPr>
+          <w:rFonts w:ascii="Aptos" w:hAnsi="Aptos"/>
+          <w:color w:val="222222"/>
+        </w:rPr>
+      </w:pPr>
       <w:r>
         <w:rPr>
           <w:rFonts w:ascii="Aptos" w:hAnsi="Aptos"/>
-        </w:rPr>
-        <w:t>. Functional Diagram – Internal Working of AUCA</w:t>
-      </w:r>
-    </w:p>
-    <w:p>
-      <w:pPr>
-        <w:spacing w:before="100" w:after="100"/>
-        <w:rPr>
-          <w:rFonts w:ascii="Aptos" w:hAnsi="Aptos"/>
           <w:color w:val="222222"/>
         </w:rPr>
-      </w:pPr>
-      <w:r>
-        <w:rPr>
-          <w:rFonts w:ascii="Aptos" w:hAnsi="Aptos"/>
-          <w:color w:val="222222"/>
-        </w:rPr>
-        <w:t xml:space="preserve">The functional diagram below illustrates the internal operational structure of the AUCA mentorship process, showing how the three actors (Mentee, System, </w:t>
-      </w:r>
-      <w:proofErr w:type="gramStart"/>
-      <w:r>
-        <w:rPr>
-          <w:rFonts w:ascii="Aptos" w:hAnsi="Aptos"/>
-          <w:color w:val="222222"/>
-        </w:rPr>
-        <w:t>Mentor</w:t>
-      </w:r>
-      <w:proofErr w:type="gramEnd"/>
-      <w:r>
-        <w:rPr>
-          <w:rFonts w:ascii="Aptos" w:hAnsi="Aptos"/>
-          <w:color w:val="222222"/>
-        </w:rPr>
-        <w:t>/Admin) interact across all core functions of the portal.</w:t>
+        <w:t>The functional diagram below illustrates the internal operational structure of the AUCA mentorship process, showing how the three actors (Mentee, System, Mentor/Admin) interact across all core functions of the portal.</w:t>
       </w:r>
     </w:p>
     <w:p>
@@ -1178,19 +1146,11 @@
           <w:rFonts w:ascii="Aptos" w:hAnsi="Aptos"/>
         </w:rPr>
       </w:pPr>
-      <w:proofErr w:type="gramStart"/>
       <w:r>
         <w:rPr>
           <w:rFonts w:ascii="Aptos" w:hAnsi="Aptos"/>
         </w:rPr>
-        <w:t>iv</w:t>
-      </w:r>
-      <w:proofErr w:type="gramEnd"/>
-      <w:r>
-        <w:rPr>
-          <w:rFonts w:ascii="Aptos" w:hAnsi="Aptos"/>
-        </w:rPr>
-        <w:t>. Object Oriented System Analysis and Design – UML Diagrams</w:t>
+        <w:t>iv. Object Oriented System Analysis and Design – UML Diagrams</w:t>
       </w:r>
     </w:p>
     <w:p>
@@ -1219,23 +1179,7 @@
           <w:rFonts w:ascii="Aptos" w:hAnsi="Aptos"/>
           <w:color w:val="222222"/>
         </w:rPr>
-        <w:t xml:space="preserve">The use case diagram shows all three actors (Mentee, Mentor, </w:t>
-      </w:r>
-      <w:proofErr w:type="gramStart"/>
-      <w:r>
-        <w:rPr>
-          <w:rFonts w:ascii="Aptos" w:hAnsi="Aptos"/>
-          <w:color w:val="222222"/>
-        </w:rPr>
-        <w:t>Admin</w:t>
-      </w:r>
-      <w:proofErr w:type="gramEnd"/>
-      <w:r>
-        <w:rPr>
-          <w:rFonts w:ascii="Aptos" w:hAnsi="Aptos"/>
-          <w:color w:val="222222"/>
-        </w:rPr>
-        <w:t>) and their interactions with the AUCA Mentorship Portal system. It captures all major functional requirements of the system.</w:t>
+        <w:t>The use case diagram shows all three actors (Mentee, Mentor, Admin) and their interactions with the AUCA Mentorship Portal system. It captures all major functional requirements of the system.</w:t>
       </w:r>
     </w:p>
     <w:p>
@@ -1328,23 +1272,7 @@
           <w:rFonts w:ascii="Aptos" w:hAnsi="Aptos"/>
           <w:color w:val="222222"/>
         </w:rPr>
-        <w:t xml:space="preserve">The class diagram reflects the four main model classes used in the system: User, </w:t>
-      </w:r>
-      <w:proofErr w:type="spellStart"/>
-      <w:r>
-        <w:rPr>
-          <w:rFonts w:ascii="Aptos" w:hAnsi="Aptos"/>
-          <w:color w:val="222222"/>
-        </w:rPr>
-        <w:t>MentorProfile</w:t>
-      </w:r>
-      <w:proofErr w:type="spellEnd"/>
-      <w:r>
-        <w:rPr>
-          <w:rFonts w:ascii="Aptos" w:hAnsi="Aptos"/>
-          <w:color w:val="222222"/>
-        </w:rPr>
-        <w:t>, Session, and Feedback. It shows all attributes, methods, and relationships between classes as implemented in the actual codebase.</w:t>
+        <w:t>The class diagram reflects the four main model classes used in the system: User, MentorProfile, Session, and Feedback. It shows all attributes, methods, and relationships between classes as implemented in the actual codebase.</w:t>
       </w:r>
     </w:p>
     <w:p>
@@ -1660,23 +1588,7 @@
           <w:rFonts w:ascii="Aptos" w:hAnsi="Aptos"/>
           <w:color w:val="222222"/>
         </w:rPr>
-        <w:t xml:space="preserve">The component diagram shows the full architecture of the AUCA Mentorship Portal, including all three system layers (React Frontend, Express Backend, </w:t>
-      </w:r>
-      <w:proofErr w:type="gramStart"/>
-      <w:r>
-        <w:rPr>
-          <w:rFonts w:ascii="Aptos" w:hAnsi="Aptos"/>
-          <w:color w:val="222222"/>
-        </w:rPr>
-        <w:t>PostgreSQL</w:t>
-      </w:r>
-      <w:proofErr w:type="gramEnd"/>
-      <w:r>
-        <w:rPr>
-          <w:rFonts w:ascii="Aptos" w:hAnsi="Aptos"/>
-          <w:color w:val="222222"/>
-        </w:rPr>
-        <w:t xml:space="preserve"> Database), every file/component mapped to its layer, plus Docker containerization and the testing infrastructure.</w:t>
+        <w:t>The component diagram shows the full architecture of the AUCA Mentorship Portal, including all three system layers (React Frontend, Express Backend, PostgreSQL Database), every file/component mapped to its layer, plus Docker containerization and the testing infrastructure.</w:t>
       </w:r>
     </w:p>
     <w:p>
@@ -2048,19 +1960,8 @@
                 <w:sz w:val="20"/>
                 <w:szCs w:val="20"/>
               </w:rPr>
-              <w:t xml:space="preserve">React + </w:t>
-            </w:r>
-            <w:proofErr w:type="spellStart"/>
-            <w:r>
-              <w:rPr>
-                <w:rFonts w:ascii="Aptos" w:hAnsi="Aptos"/>
-                <w:color w:val="222222"/>
-                <w:sz w:val="20"/>
-                <w:szCs w:val="20"/>
-              </w:rPr>
-              <w:t>Vite</w:t>
-            </w:r>
-            <w:proofErr w:type="spellEnd"/>
+              <w:t>React + Vite</w:t>
+            </w:r>
           </w:p>
         </w:tc>
         <w:tc>
@@ -2473,19 +2374,8 @@
                 <w:sz w:val="20"/>
                 <w:szCs w:val="20"/>
               </w:rPr>
-              <w:t xml:space="preserve">JWT + </w:t>
-            </w:r>
-            <w:proofErr w:type="spellStart"/>
-            <w:r>
-              <w:rPr>
-                <w:rFonts w:ascii="Aptos" w:hAnsi="Aptos"/>
-                <w:color w:val="222222"/>
-                <w:sz w:val="20"/>
-                <w:szCs w:val="20"/>
-              </w:rPr>
-              <w:t>bcrypt</w:t>
-            </w:r>
-            <w:proofErr w:type="spellEnd"/>
+              <w:t>JWT + bcrypt</w:t>
+            </w:r>
           </w:p>
         </w:tc>
         <w:tc>
@@ -2760,19 +2650,8 @@
                 <w:sz w:val="20"/>
                 <w:szCs w:val="20"/>
               </w:rPr>
-              <w:t xml:space="preserve">Jest + </w:t>
-            </w:r>
-            <w:proofErr w:type="spellStart"/>
-            <w:r>
-              <w:rPr>
-                <w:rFonts w:ascii="Aptos" w:hAnsi="Aptos"/>
-                <w:color w:val="222222"/>
-                <w:sz w:val="20"/>
-                <w:szCs w:val="20"/>
-              </w:rPr>
-              <w:t>Supertest</w:t>
-            </w:r>
-            <w:proofErr w:type="spellEnd"/>
+              <w:t>Jest + Supertest</w:t>
+            </w:r>
           </w:p>
         </w:tc>
         <w:tc>
@@ -2901,45 +2780,22 @@
         <w:rPr>
           <w:rFonts w:ascii="Aptos" w:hAnsi="Aptos"/>
         </w:rPr>
-        <w:t>a) Separation of Concerns (</w:t>
+        <w:t>a) Separation of Concerns (SoC)</w:t>
       </w:r>
-      <w:proofErr w:type="spellStart"/>
+    </w:p>
+    <w:p>
+      <w:pPr>
+        <w:spacing w:before="100" w:after="100"/>
+        <w:rPr>
+          <w:rFonts w:ascii="Aptos" w:hAnsi="Aptos"/>
+        </w:rPr>
+      </w:pPr>
       <w:r>
         <w:rPr>
           <w:rFonts w:ascii="Aptos" w:hAnsi="Aptos"/>
-        </w:rPr>
-        <w:t>SoC</w:t>
-      </w:r>
-      <w:proofErr w:type="spellEnd"/>
-      <w:r>
-        <w:rPr>
-          <w:rFonts w:ascii="Aptos" w:hAnsi="Aptos"/>
-        </w:rPr>
-        <w:t>)</w:t>
-      </w:r>
-    </w:p>
-    <w:p>
-      <w:pPr>
-        <w:spacing w:before="100" w:after="100"/>
-        <w:rPr>
-          <w:rFonts w:ascii="Aptos" w:hAnsi="Aptos"/>
-        </w:rPr>
-      </w:pPr>
-      <w:proofErr w:type="gramStart"/>
-      <w:r>
-        <w:rPr>
-          <w:rFonts w:ascii="Aptos" w:hAnsi="Aptos"/>
           <w:color w:val="222222"/>
         </w:rPr>
-        <w:t>The codebase</w:t>
-      </w:r>
-      <w:proofErr w:type="gramEnd"/>
-      <w:r>
-        <w:rPr>
-          <w:rFonts w:ascii="Aptos" w:hAnsi="Aptos"/>
-          <w:color w:val="222222"/>
-        </w:rPr>
-        <w:t xml:space="preserve"> is structured so that each file has a single, clearly defined responsibility. Models handle database queries only, controllers handle business logic only, and routes only map HTTP endpoints to controllers.</w:t>
+        <w:t>The codebase is structured so that each file has a single, clearly defined responsibility. Models handle database queries only, controllers handle business logic only, and routes only map HTTP endpoints to controllers.</w:t>
       </w:r>
     </w:p>
     <w:p>
@@ -3002,9 +2858,16 @@
                 <w:sz w:val="18"/>
                 <w:szCs w:val="18"/>
               </w:rPr>
-              <w:t>// backend/</w:t>
-            </w:r>
-            <w:proofErr w:type="spellStart"/>
+              <w:t>// backend/src/models/User.js — ONLY handles DB queries for users</w:t>
+            </w:r>
+          </w:p>
+          <w:p>
+            <w:pPr>
+              <w:spacing w:before="20" w:after="20"/>
+              <w:rPr>
+                <w:rFonts w:ascii="Aptos" w:hAnsi="Aptos"/>
+              </w:rPr>
+            </w:pPr>
             <w:r>
               <w:rPr>
                 <w:rFonts w:ascii="Aptos" w:eastAsia="Courier New" w:hAnsi="Aptos" w:cs="Courier New"/>
@@ -3012,9 +2875,16 @@
                 <w:sz w:val="18"/>
                 <w:szCs w:val="18"/>
               </w:rPr>
-              <w:t>src</w:t>
-            </w:r>
-            <w:proofErr w:type="spellEnd"/>
+              <w:t>const User = {</w:t>
+            </w:r>
+          </w:p>
+          <w:p>
+            <w:pPr>
+              <w:spacing w:before="20" w:after="20"/>
+              <w:rPr>
+                <w:rFonts w:ascii="Aptos" w:hAnsi="Aptos"/>
+              </w:rPr>
+            </w:pPr>
             <w:r>
               <w:rPr>
                 <w:rFonts w:ascii="Aptos" w:eastAsia="Courier New" w:hAnsi="Aptos" w:cs="Courier New"/>
@@ -3022,7 +2892,7 @@
                 <w:sz w:val="18"/>
                 <w:szCs w:val="18"/>
               </w:rPr>
-              <w:t>/models/User.js — ONLY handles DB queries for users</w:t>
+              <w:t xml:space="preserve">  findByEmail: async (email) =&gt; { ... },</w:t>
             </w:r>
           </w:p>
           <w:p>
@@ -3032,7 +2902,6 @@
                 <w:rFonts w:ascii="Aptos" w:hAnsi="Aptos"/>
               </w:rPr>
             </w:pPr>
-            <w:proofErr w:type="spellStart"/>
             <w:r>
               <w:rPr>
                 <w:rFonts w:ascii="Aptos" w:eastAsia="Courier New" w:hAnsi="Aptos" w:cs="Courier New"/>
@@ -3040,9 +2909,16 @@
                 <w:sz w:val="18"/>
                 <w:szCs w:val="18"/>
               </w:rPr>
-              <w:t>const</w:t>
-            </w:r>
-            <w:proofErr w:type="spellEnd"/>
+              <w:t xml:space="preserve">  findById: async (id) =&gt; { ... },</w:t>
+            </w:r>
+          </w:p>
+          <w:p>
+            <w:pPr>
+              <w:spacing w:before="20" w:after="20"/>
+              <w:rPr>
+                <w:rFonts w:ascii="Aptos" w:hAnsi="Aptos"/>
+              </w:rPr>
+            </w:pPr>
             <w:r>
               <w:rPr>
                 <w:rFonts w:ascii="Aptos" w:eastAsia="Courier New" w:hAnsi="Aptos" w:cs="Courier New"/>
@@ -3050,178 +2926,7 @@
                 <w:sz w:val="18"/>
                 <w:szCs w:val="18"/>
               </w:rPr>
-              <w:t xml:space="preserve"> User = {</w:t>
-            </w:r>
-          </w:p>
-          <w:p>
-            <w:pPr>
-              <w:spacing w:before="20" w:after="20"/>
-              <w:rPr>
-                <w:rFonts w:ascii="Aptos" w:hAnsi="Aptos"/>
-              </w:rPr>
-            </w:pPr>
-            <w:r>
-              <w:rPr>
-                <w:rFonts w:ascii="Aptos" w:eastAsia="Courier New" w:hAnsi="Aptos" w:cs="Courier New"/>
-                <w:color w:val="90E0C0"/>
-                <w:sz w:val="18"/>
-                <w:szCs w:val="18"/>
-              </w:rPr>
-              <w:t xml:space="preserve">  </w:t>
-            </w:r>
-            <w:proofErr w:type="spellStart"/>
-            <w:r>
-              <w:rPr>
-                <w:rFonts w:ascii="Aptos" w:eastAsia="Courier New" w:hAnsi="Aptos" w:cs="Courier New"/>
-                <w:color w:val="90E0C0"/>
-                <w:sz w:val="18"/>
-                <w:szCs w:val="18"/>
-              </w:rPr>
-              <w:t>findByEmail</w:t>
-            </w:r>
-            <w:proofErr w:type="spellEnd"/>
-            <w:r>
-              <w:rPr>
-                <w:rFonts w:ascii="Aptos" w:eastAsia="Courier New" w:hAnsi="Aptos" w:cs="Courier New"/>
-                <w:color w:val="90E0C0"/>
-                <w:sz w:val="18"/>
-                <w:szCs w:val="18"/>
-              </w:rPr>
-              <w:t xml:space="preserve">: </w:t>
-            </w:r>
-            <w:proofErr w:type="spellStart"/>
-            <w:r>
-              <w:rPr>
-                <w:rFonts w:ascii="Aptos" w:eastAsia="Courier New" w:hAnsi="Aptos" w:cs="Courier New"/>
-                <w:color w:val="90E0C0"/>
-                <w:sz w:val="18"/>
-                <w:szCs w:val="18"/>
-              </w:rPr>
-              <w:t>async</w:t>
-            </w:r>
-            <w:proofErr w:type="spellEnd"/>
-            <w:r>
-              <w:rPr>
-                <w:rFonts w:ascii="Aptos" w:eastAsia="Courier New" w:hAnsi="Aptos" w:cs="Courier New"/>
-                <w:color w:val="90E0C0"/>
-                <w:sz w:val="18"/>
-                <w:szCs w:val="18"/>
-              </w:rPr>
-              <w:t xml:space="preserve"> (email) =&gt; { ... },</w:t>
-            </w:r>
-          </w:p>
-          <w:p>
-            <w:pPr>
-              <w:spacing w:before="20" w:after="20"/>
-              <w:rPr>
-                <w:rFonts w:ascii="Aptos" w:hAnsi="Aptos"/>
-              </w:rPr>
-            </w:pPr>
-            <w:r>
-              <w:rPr>
-                <w:rFonts w:ascii="Aptos" w:eastAsia="Courier New" w:hAnsi="Aptos" w:cs="Courier New"/>
-                <w:color w:val="90E0C0"/>
-                <w:sz w:val="18"/>
-                <w:szCs w:val="18"/>
-              </w:rPr>
-              <w:t xml:space="preserve">  </w:t>
-            </w:r>
-            <w:proofErr w:type="spellStart"/>
-            <w:r>
-              <w:rPr>
-                <w:rFonts w:ascii="Aptos" w:eastAsia="Courier New" w:hAnsi="Aptos" w:cs="Courier New"/>
-                <w:color w:val="90E0C0"/>
-                <w:sz w:val="18"/>
-                <w:szCs w:val="18"/>
-              </w:rPr>
-              <w:t>findById</w:t>
-            </w:r>
-            <w:proofErr w:type="spellEnd"/>
-            <w:r>
-              <w:rPr>
-                <w:rFonts w:ascii="Aptos" w:eastAsia="Courier New" w:hAnsi="Aptos" w:cs="Courier New"/>
-                <w:color w:val="90E0C0"/>
-                <w:sz w:val="18"/>
-                <w:szCs w:val="18"/>
-              </w:rPr>
-              <w:t xml:space="preserve">: </w:t>
-            </w:r>
-            <w:proofErr w:type="spellStart"/>
-            <w:r>
-              <w:rPr>
-                <w:rFonts w:ascii="Aptos" w:eastAsia="Courier New" w:hAnsi="Aptos" w:cs="Courier New"/>
-                <w:color w:val="90E0C0"/>
-                <w:sz w:val="18"/>
-                <w:szCs w:val="18"/>
-              </w:rPr>
-              <w:t>async</w:t>
-            </w:r>
-            <w:proofErr w:type="spellEnd"/>
-            <w:r>
-              <w:rPr>
-                <w:rFonts w:ascii="Aptos" w:eastAsia="Courier New" w:hAnsi="Aptos" w:cs="Courier New"/>
-                <w:color w:val="90E0C0"/>
-                <w:sz w:val="18"/>
-                <w:szCs w:val="18"/>
-              </w:rPr>
-              <w:t xml:space="preserve"> (id) =&gt; { ... },</w:t>
-            </w:r>
-          </w:p>
-          <w:p>
-            <w:pPr>
-              <w:spacing w:before="20" w:after="20"/>
-              <w:rPr>
-                <w:rFonts w:ascii="Aptos" w:hAnsi="Aptos"/>
-              </w:rPr>
-            </w:pPr>
-            <w:r>
-              <w:rPr>
-                <w:rFonts w:ascii="Aptos" w:eastAsia="Courier New" w:hAnsi="Aptos" w:cs="Courier New"/>
-                <w:color w:val="90E0C0"/>
-                <w:sz w:val="18"/>
-                <w:szCs w:val="18"/>
-              </w:rPr>
-              <w:t xml:space="preserve">  create: </w:t>
-            </w:r>
-            <w:proofErr w:type="spellStart"/>
-            <w:r>
-              <w:rPr>
-                <w:rFonts w:ascii="Aptos" w:eastAsia="Courier New" w:hAnsi="Aptos" w:cs="Courier New"/>
-                <w:color w:val="90E0C0"/>
-                <w:sz w:val="18"/>
-                <w:szCs w:val="18"/>
-              </w:rPr>
-              <w:t>async</w:t>
-            </w:r>
-            <w:proofErr w:type="spellEnd"/>
-            <w:r>
-              <w:rPr>
-                <w:rFonts w:ascii="Aptos" w:eastAsia="Courier New" w:hAnsi="Aptos" w:cs="Courier New"/>
-                <w:color w:val="90E0C0"/>
-                <w:sz w:val="18"/>
-                <w:szCs w:val="18"/>
-              </w:rPr>
-              <w:t xml:space="preserve"> ({ name, email, </w:t>
-            </w:r>
-            <w:proofErr w:type="spellStart"/>
-            <w:r>
-              <w:rPr>
-                <w:rFonts w:ascii="Aptos" w:eastAsia="Courier New" w:hAnsi="Aptos" w:cs="Courier New"/>
-                <w:color w:val="90E0C0"/>
-                <w:sz w:val="18"/>
-                <w:szCs w:val="18"/>
-              </w:rPr>
-              <w:t>password_hash</w:t>
-            </w:r>
-            <w:proofErr w:type="spellEnd"/>
-            <w:r>
-              <w:rPr>
-                <w:rFonts w:ascii="Aptos" w:eastAsia="Courier New" w:hAnsi="Aptos" w:cs="Courier New"/>
-                <w:color w:val="90E0C0"/>
-                <w:sz w:val="18"/>
-                <w:szCs w:val="18"/>
-              </w:rPr>
-              <w:t>, role, bio }) =&gt; { ... },</w:t>
+              <w:t xml:space="preserve">  create: async ({ name, email, password_hash, role, bio }) =&gt; { ... },</w:t>
             </w:r>
           </w:p>
           <w:p>
@@ -3341,9 +3046,16 @@
                 <w:sz w:val="18"/>
                 <w:szCs w:val="18"/>
               </w:rPr>
-              <w:t>// backend/</w:t>
-            </w:r>
-            <w:proofErr w:type="spellStart"/>
+              <w:t>// backend/src/utils/helpers.js</w:t>
+            </w:r>
+          </w:p>
+          <w:p>
+            <w:pPr>
+              <w:spacing w:before="20" w:after="20"/>
+              <w:rPr>
+                <w:rFonts w:ascii="Aptos" w:hAnsi="Aptos"/>
+              </w:rPr>
+            </w:pPr>
             <w:r>
               <w:rPr>
                 <w:rFonts w:ascii="Aptos" w:eastAsia="Courier New" w:hAnsi="Aptos" w:cs="Courier New"/>
@@ -3351,9 +3063,16 @@
                 <w:sz w:val="18"/>
                 <w:szCs w:val="18"/>
               </w:rPr>
-              <w:t>src</w:t>
-            </w:r>
-            <w:proofErr w:type="spellEnd"/>
+              <w:t>const sendSuccess = (res, data, message = 'Success', status = 200) =&gt; {</w:t>
+            </w:r>
+          </w:p>
+          <w:p>
+            <w:pPr>
+              <w:spacing w:before="20" w:after="20"/>
+              <w:rPr>
+                <w:rFonts w:ascii="Aptos" w:hAnsi="Aptos"/>
+              </w:rPr>
+            </w:pPr>
             <w:r>
               <w:rPr>
                 <w:rFonts w:ascii="Aptos" w:eastAsia="Courier New" w:hAnsi="Aptos" w:cs="Courier New"/>
@@ -3361,9 +3080,16 @@
                 <w:sz w:val="18"/>
                 <w:szCs w:val="18"/>
               </w:rPr>
-              <w:t>/</w:t>
-            </w:r>
-            <w:proofErr w:type="spellStart"/>
+              <w:t xml:space="preserve">  res.status(status).json({ success: true, message, data });</w:t>
+            </w:r>
+          </w:p>
+          <w:p>
+            <w:pPr>
+              <w:spacing w:before="20" w:after="20"/>
+              <w:rPr>
+                <w:rFonts w:ascii="Aptos" w:hAnsi="Aptos"/>
+              </w:rPr>
+            </w:pPr>
             <w:r>
               <w:rPr>
                 <w:rFonts w:ascii="Aptos" w:eastAsia="Courier New" w:hAnsi="Aptos" w:cs="Courier New"/>
@@ -3371,9 +3097,16 @@
                 <w:sz w:val="18"/>
                 <w:szCs w:val="18"/>
               </w:rPr>
-              <w:t>utils</w:t>
-            </w:r>
-            <w:proofErr w:type="spellEnd"/>
+              <w:t>};</w:t>
+            </w:r>
+          </w:p>
+          <w:p>
+            <w:pPr>
+              <w:spacing w:before="20" w:after="20"/>
+              <w:rPr>
+                <w:rFonts w:ascii="Aptos" w:hAnsi="Aptos"/>
+              </w:rPr>
+            </w:pPr>
             <w:r>
               <w:rPr>
                 <w:rFonts w:ascii="Aptos" w:eastAsia="Courier New" w:hAnsi="Aptos" w:cs="Courier New"/>
@@ -3381,7 +3114,7 @@
                 <w:sz w:val="18"/>
                 <w:szCs w:val="18"/>
               </w:rPr>
-              <w:t>/helpers.js</w:t>
+              <w:t>const sendError = (res, message = 'Server Error', status = 500) =&gt; {</w:t>
             </w:r>
           </w:p>
           <w:p>
@@ -3391,7 +3124,6 @@
                 <w:rFonts w:ascii="Aptos" w:hAnsi="Aptos"/>
               </w:rPr>
             </w:pPr>
-            <w:proofErr w:type="spellStart"/>
             <w:r>
               <w:rPr>
                 <w:rFonts w:ascii="Aptos" w:eastAsia="Courier New" w:hAnsi="Aptos" w:cs="Courier New"/>
@@ -3399,216 +3131,7 @@
                 <w:sz w:val="18"/>
                 <w:szCs w:val="18"/>
               </w:rPr>
-              <w:t>const</w:t>
-            </w:r>
-            <w:proofErr w:type="spellEnd"/>
-            <w:r>
-              <w:rPr>
-                <w:rFonts w:ascii="Aptos" w:eastAsia="Courier New" w:hAnsi="Aptos" w:cs="Courier New"/>
-                <w:color w:val="90E0C0"/>
-                <w:sz w:val="18"/>
-                <w:szCs w:val="18"/>
-              </w:rPr>
-              <w:t xml:space="preserve"> </w:t>
-            </w:r>
-            <w:proofErr w:type="spellStart"/>
-            <w:r>
-              <w:rPr>
-                <w:rFonts w:ascii="Aptos" w:eastAsia="Courier New" w:hAnsi="Aptos" w:cs="Courier New"/>
-                <w:color w:val="90E0C0"/>
-                <w:sz w:val="18"/>
-                <w:szCs w:val="18"/>
-              </w:rPr>
-              <w:t>sendSuccess</w:t>
-            </w:r>
-            <w:proofErr w:type="spellEnd"/>
-            <w:r>
-              <w:rPr>
-                <w:rFonts w:ascii="Aptos" w:eastAsia="Courier New" w:hAnsi="Aptos" w:cs="Courier New"/>
-                <w:color w:val="90E0C0"/>
-                <w:sz w:val="18"/>
-                <w:szCs w:val="18"/>
-              </w:rPr>
-              <w:t xml:space="preserve"> = (res, data, message = 'Success', status = 200) =&gt; {</w:t>
-            </w:r>
-          </w:p>
-          <w:p>
-            <w:pPr>
-              <w:spacing w:before="20" w:after="20"/>
-              <w:rPr>
-                <w:rFonts w:ascii="Aptos" w:hAnsi="Aptos"/>
-              </w:rPr>
-            </w:pPr>
-            <w:r>
-              <w:rPr>
-                <w:rFonts w:ascii="Aptos" w:eastAsia="Courier New" w:hAnsi="Aptos" w:cs="Courier New"/>
-                <w:color w:val="90E0C0"/>
-                <w:sz w:val="18"/>
-                <w:szCs w:val="18"/>
-              </w:rPr>
-              <w:t xml:space="preserve">  </w:t>
-            </w:r>
-            <w:proofErr w:type="spellStart"/>
-            <w:r>
-              <w:rPr>
-                <w:rFonts w:ascii="Aptos" w:eastAsia="Courier New" w:hAnsi="Aptos" w:cs="Courier New"/>
-                <w:color w:val="90E0C0"/>
-                <w:sz w:val="18"/>
-                <w:szCs w:val="18"/>
-              </w:rPr>
-              <w:t>res.status</w:t>
-            </w:r>
-            <w:proofErr w:type="spellEnd"/>
-            <w:r>
-              <w:rPr>
-                <w:rFonts w:ascii="Aptos" w:eastAsia="Courier New" w:hAnsi="Aptos" w:cs="Courier New"/>
-                <w:color w:val="90E0C0"/>
-                <w:sz w:val="18"/>
-                <w:szCs w:val="18"/>
-              </w:rPr>
-              <w:t>(status).</w:t>
-            </w:r>
-            <w:proofErr w:type="spellStart"/>
-            <w:r>
-              <w:rPr>
-                <w:rFonts w:ascii="Aptos" w:eastAsia="Courier New" w:hAnsi="Aptos" w:cs="Courier New"/>
-                <w:color w:val="90E0C0"/>
-                <w:sz w:val="18"/>
-                <w:szCs w:val="18"/>
-              </w:rPr>
-              <w:t>json</w:t>
-            </w:r>
-            <w:proofErr w:type="spellEnd"/>
-            <w:r>
-              <w:rPr>
-                <w:rFonts w:ascii="Aptos" w:eastAsia="Courier New" w:hAnsi="Aptos" w:cs="Courier New"/>
-                <w:color w:val="90E0C0"/>
-                <w:sz w:val="18"/>
-                <w:szCs w:val="18"/>
-              </w:rPr>
-              <w:t>({ success: true, message, data });</w:t>
-            </w:r>
-          </w:p>
-          <w:p>
-            <w:pPr>
-              <w:spacing w:before="20" w:after="20"/>
-              <w:rPr>
-                <w:rFonts w:ascii="Aptos" w:hAnsi="Aptos"/>
-              </w:rPr>
-            </w:pPr>
-            <w:r>
-              <w:rPr>
-                <w:rFonts w:ascii="Aptos" w:eastAsia="Courier New" w:hAnsi="Aptos" w:cs="Courier New"/>
-                <w:color w:val="90E0C0"/>
-                <w:sz w:val="18"/>
-                <w:szCs w:val="18"/>
-              </w:rPr>
-              <w:t>};</w:t>
-            </w:r>
-          </w:p>
-          <w:p>
-            <w:pPr>
-              <w:spacing w:before="20" w:after="20"/>
-              <w:rPr>
-                <w:rFonts w:ascii="Aptos" w:hAnsi="Aptos"/>
-              </w:rPr>
-            </w:pPr>
-            <w:proofErr w:type="spellStart"/>
-            <w:r>
-              <w:rPr>
-                <w:rFonts w:ascii="Aptos" w:eastAsia="Courier New" w:hAnsi="Aptos" w:cs="Courier New"/>
-                <w:color w:val="90E0C0"/>
-                <w:sz w:val="18"/>
-                <w:szCs w:val="18"/>
-              </w:rPr>
-              <w:t>const</w:t>
-            </w:r>
-            <w:proofErr w:type="spellEnd"/>
-            <w:r>
-              <w:rPr>
-                <w:rFonts w:ascii="Aptos" w:eastAsia="Courier New" w:hAnsi="Aptos" w:cs="Courier New"/>
-                <w:color w:val="90E0C0"/>
-                <w:sz w:val="18"/>
-                <w:szCs w:val="18"/>
-              </w:rPr>
-              <w:t xml:space="preserve"> </w:t>
-            </w:r>
-            <w:proofErr w:type="spellStart"/>
-            <w:r>
-              <w:rPr>
-                <w:rFonts w:ascii="Aptos" w:eastAsia="Courier New" w:hAnsi="Aptos" w:cs="Courier New"/>
-                <w:color w:val="90E0C0"/>
-                <w:sz w:val="18"/>
-                <w:szCs w:val="18"/>
-              </w:rPr>
-              <w:t>sendError</w:t>
-            </w:r>
-            <w:proofErr w:type="spellEnd"/>
-            <w:r>
-              <w:rPr>
-                <w:rFonts w:ascii="Aptos" w:eastAsia="Courier New" w:hAnsi="Aptos" w:cs="Courier New"/>
-                <w:color w:val="90E0C0"/>
-                <w:sz w:val="18"/>
-                <w:szCs w:val="18"/>
-              </w:rPr>
-              <w:t xml:space="preserve"> = (res, message = 'Server Error', status = 500) =&gt; {</w:t>
-            </w:r>
-          </w:p>
-          <w:p>
-            <w:pPr>
-              <w:spacing w:before="20" w:after="20"/>
-              <w:rPr>
-                <w:rFonts w:ascii="Aptos" w:hAnsi="Aptos"/>
-              </w:rPr>
-            </w:pPr>
-            <w:r>
-              <w:rPr>
-                <w:rFonts w:ascii="Aptos" w:eastAsia="Courier New" w:hAnsi="Aptos" w:cs="Courier New"/>
-                <w:color w:val="90E0C0"/>
-                <w:sz w:val="18"/>
-                <w:szCs w:val="18"/>
-              </w:rPr>
-              <w:t xml:space="preserve">  </w:t>
-            </w:r>
-            <w:proofErr w:type="spellStart"/>
-            <w:r>
-              <w:rPr>
-                <w:rFonts w:ascii="Aptos" w:eastAsia="Courier New" w:hAnsi="Aptos" w:cs="Courier New"/>
-                <w:color w:val="90E0C0"/>
-                <w:sz w:val="18"/>
-                <w:szCs w:val="18"/>
-              </w:rPr>
-              <w:t>res.status</w:t>
-            </w:r>
-            <w:proofErr w:type="spellEnd"/>
-            <w:r>
-              <w:rPr>
-                <w:rFonts w:ascii="Aptos" w:eastAsia="Courier New" w:hAnsi="Aptos" w:cs="Courier New"/>
-                <w:color w:val="90E0C0"/>
-                <w:sz w:val="18"/>
-                <w:szCs w:val="18"/>
-              </w:rPr>
-              <w:t>(status).</w:t>
-            </w:r>
-            <w:proofErr w:type="spellStart"/>
-            <w:r>
-              <w:rPr>
-                <w:rFonts w:ascii="Aptos" w:eastAsia="Courier New" w:hAnsi="Aptos" w:cs="Courier New"/>
-                <w:color w:val="90E0C0"/>
-                <w:sz w:val="18"/>
-                <w:szCs w:val="18"/>
-              </w:rPr>
-              <w:t>json</w:t>
-            </w:r>
-            <w:proofErr w:type="spellEnd"/>
-            <w:r>
-              <w:rPr>
-                <w:rFonts w:ascii="Aptos" w:eastAsia="Courier New" w:hAnsi="Aptos" w:cs="Courier New"/>
-                <w:color w:val="90E0C0"/>
-                <w:sz w:val="18"/>
-                <w:szCs w:val="18"/>
-              </w:rPr>
-              <w:t>({ success: false, message });</w:t>
+              <w:t xml:space="preserve">  res.status(status).json({ success: false, message });</w:t>
             </w:r>
           </w:p>
           <w:p>
@@ -3746,7 +3269,6 @@
                 <w:rFonts w:ascii="Aptos" w:hAnsi="Aptos"/>
               </w:rPr>
             </w:pPr>
-            <w:proofErr w:type="spellStart"/>
             <w:r>
               <w:rPr>
                 <w:rFonts w:ascii="Aptos" w:eastAsia="Courier New" w:hAnsi="Aptos" w:cs="Courier New"/>
@@ -3754,9 +3276,16 @@
                 <w:sz w:val="18"/>
                 <w:szCs w:val="18"/>
               </w:rPr>
-              <w:t>const</w:t>
-            </w:r>
-            <w:proofErr w:type="spellEnd"/>
+              <w:t>const register = async (req, res, next) =&gt; {</w:t>
+            </w:r>
+          </w:p>
+          <w:p>
+            <w:pPr>
+              <w:spacing w:before="20" w:after="20"/>
+              <w:rPr>
+                <w:rFonts w:ascii="Aptos" w:hAnsi="Aptos"/>
+              </w:rPr>
+            </w:pPr>
             <w:r>
               <w:rPr>
                 <w:rFonts w:ascii="Aptos" w:eastAsia="Courier New" w:hAnsi="Aptos" w:cs="Courier New"/>
@@ -3764,9 +3293,16 @@
                 <w:sz w:val="18"/>
                 <w:szCs w:val="18"/>
               </w:rPr>
-              <w:t xml:space="preserve"> register = </w:t>
-            </w:r>
-            <w:proofErr w:type="spellStart"/>
+              <w:t xml:space="preserve">  const { name, email, password, role } = req.body;</w:t>
+            </w:r>
+          </w:p>
+          <w:p>
+            <w:pPr>
+              <w:spacing w:before="20" w:after="20"/>
+              <w:rPr>
+                <w:rFonts w:ascii="Aptos" w:hAnsi="Aptos"/>
+              </w:rPr>
+            </w:pPr>
             <w:r>
               <w:rPr>
                 <w:rFonts w:ascii="Aptos" w:eastAsia="Courier New" w:hAnsi="Aptos" w:cs="Courier New"/>
@@ -3774,9 +3310,16 @@
                 <w:sz w:val="18"/>
                 <w:szCs w:val="18"/>
               </w:rPr>
-              <w:t>async</w:t>
-            </w:r>
-            <w:proofErr w:type="spellEnd"/>
+              <w:t xml:space="preserve">  if (!name || !email || !password || !role)</w:t>
+            </w:r>
+          </w:p>
+          <w:p>
+            <w:pPr>
+              <w:spacing w:before="20" w:after="20"/>
+              <w:rPr>
+                <w:rFonts w:ascii="Aptos" w:hAnsi="Aptos"/>
+              </w:rPr>
+            </w:pPr>
             <w:r>
               <w:rPr>
                 <w:rFonts w:ascii="Aptos" w:eastAsia="Courier New" w:hAnsi="Aptos" w:cs="Courier New"/>
@@ -3784,9 +3327,16 @@
                 <w:sz w:val="18"/>
                 <w:szCs w:val="18"/>
               </w:rPr>
-              <w:t xml:space="preserve"> (</w:t>
-            </w:r>
-            <w:proofErr w:type="spellStart"/>
+              <w:t xml:space="preserve">    return sendError(res, 'All fields required', 400);</w:t>
+            </w:r>
+          </w:p>
+          <w:p>
+            <w:pPr>
+              <w:spacing w:before="20" w:after="20"/>
+              <w:rPr>
+                <w:rFonts w:ascii="Aptos" w:hAnsi="Aptos"/>
+              </w:rPr>
+            </w:pPr>
             <w:r>
               <w:rPr>
                 <w:rFonts w:ascii="Aptos" w:eastAsia="Courier New" w:hAnsi="Aptos" w:cs="Courier New"/>
@@ -3794,9 +3344,16 @@
                 <w:sz w:val="18"/>
                 <w:szCs w:val="18"/>
               </w:rPr>
-              <w:t>req</w:t>
-            </w:r>
-            <w:proofErr w:type="spellEnd"/>
+              <w:t xml:space="preserve">  if (!['mentee', 'mentor'].includes(role))</w:t>
+            </w:r>
+          </w:p>
+          <w:p>
+            <w:pPr>
+              <w:spacing w:before="20" w:after="20"/>
+              <w:rPr>
+                <w:rFonts w:ascii="Aptos" w:hAnsi="Aptos"/>
+              </w:rPr>
+            </w:pPr>
             <w:r>
               <w:rPr>
                 <w:rFonts w:ascii="Aptos" w:eastAsia="Courier New" w:hAnsi="Aptos" w:cs="Courier New"/>
@@ -3804,172 +3361,7 @@
                 <w:sz w:val="18"/>
                 <w:szCs w:val="18"/>
               </w:rPr>
-              <w:t>, res, next) =&gt; {</w:t>
-            </w:r>
-          </w:p>
-          <w:p>
-            <w:pPr>
-              <w:spacing w:before="20" w:after="20"/>
-              <w:rPr>
-                <w:rFonts w:ascii="Aptos" w:hAnsi="Aptos"/>
-              </w:rPr>
-            </w:pPr>
-            <w:r>
-              <w:rPr>
-                <w:rFonts w:ascii="Aptos" w:eastAsia="Courier New" w:hAnsi="Aptos" w:cs="Courier New"/>
-                <w:color w:val="90E0C0"/>
-                <w:sz w:val="18"/>
-                <w:szCs w:val="18"/>
-              </w:rPr>
-              <w:t xml:space="preserve">  </w:t>
-            </w:r>
-            <w:proofErr w:type="spellStart"/>
-            <w:r>
-              <w:rPr>
-                <w:rFonts w:ascii="Aptos" w:eastAsia="Courier New" w:hAnsi="Aptos" w:cs="Courier New"/>
-                <w:color w:val="90E0C0"/>
-                <w:sz w:val="18"/>
-                <w:szCs w:val="18"/>
-              </w:rPr>
-              <w:t>const</w:t>
-            </w:r>
-            <w:proofErr w:type="spellEnd"/>
-            <w:r>
-              <w:rPr>
-                <w:rFonts w:ascii="Aptos" w:eastAsia="Courier New" w:hAnsi="Aptos" w:cs="Courier New"/>
-                <w:color w:val="90E0C0"/>
-                <w:sz w:val="18"/>
-                <w:szCs w:val="18"/>
-              </w:rPr>
-              <w:t xml:space="preserve"> { name, email, password, role } = </w:t>
-            </w:r>
-            <w:proofErr w:type="spellStart"/>
-            <w:r>
-              <w:rPr>
-                <w:rFonts w:ascii="Aptos" w:eastAsia="Courier New" w:hAnsi="Aptos" w:cs="Courier New"/>
-                <w:color w:val="90E0C0"/>
-                <w:sz w:val="18"/>
-                <w:szCs w:val="18"/>
-              </w:rPr>
-              <w:t>req.body</w:t>
-            </w:r>
-            <w:proofErr w:type="spellEnd"/>
-            <w:r>
-              <w:rPr>
-                <w:rFonts w:ascii="Aptos" w:eastAsia="Courier New" w:hAnsi="Aptos" w:cs="Courier New"/>
-                <w:color w:val="90E0C0"/>
-                <w:sz w:val="18"/>
-                <w:szCs w:val="18"/>
-              </w:rPr>
-              <w:t>;</w:t>
-            </w:r>
-          </w:p>
-          <w:p>
-            <w:pPr>
-              <w:spacing w:before="20" w:after="20"/>
-              <w:rPr>
-                <w:rFonts w:ascii="Aptos" w:hAnsi="Aptos"/>
-              </w:rPr>
-            </w:pPr>
-            <w:r>
-              <w:rPr>
-                <w:rFonts w:ascii="Aptos" w:eastAsia="Courier New" w:hAnsi="Aptos" w:cs="Courier New"/>
-                <w:color w:val="90E0C0"/>
-                <w:sz w:val="18"/>
-                <w:szCs w:val="18"/>
-              </w:rPr>
-              <w:t xml:space="preserve">  if (!name || !email || !password || !role)</w:t>
-            </w:r>
-          </w:p>
-          <w:p>
-            <w:pPr>
-              <w:spacing w:before="20" w:after="20"/>
-              <w:rPr>
-                <w:rFonts w:ascii="Aptos" w:hAnsi="Aptos"/>
-              </w:rPr>
-            </w:pPr>
-            <w:r>
-              <w:rPr>
-                <w:rFonts w:ascii="Aptos" w:eastAsia="Courier New" w:hAnsi="Aptos" w:cs="Courier New"/>
-                <w:color w:val="90E0C0"/>
-                <w:sz w:val="18"/>
-                <w:szCs w:val="18"/>
-              </w:rPr>
-              <w:t xml:space="preserve">    return </w:t>
-            </w:r>
-            <w:proofErr w:type="spellStart"/>
-            <w:r>
-              <w:rPr>
-                <w:rFonts w:ascii="Aptos" w:eastAsia="Courier New" w:hAnsi="Aptos" w:cs="Courier New"/>
-                <w:color w:val="90E0C0"/>
-                <w:sz w:val="18"/>
-                <w:szCs w:val="18"/>
-              </w:rPr>
-              <w:t>sendError</w:t>
-            </w:r>
-            <w:proofErr w:type="spellEnd"/>
-            <w:r>
-              <w:rPr>
-                <w:rFonts w:ascii="Aptos" w:eastAsia="Courier New" w:hAnsi="Aptos" w:cs="Courier New"/>
-                <w:color w:val="90E0C0"/>
-                <w:sz w:val="18"/>
-                <w:szCs w:val="18"/>
-              </w:rPr>
-              <w:t>(res, 'All fields required', 400);</w:t>
-            </w:r>
-          </w:p>
-          <w:p>
-            <w:pPr>
-              <w:spacing w:before="20" w:after="20"/>
-              <w:rPr>
-                <w:rFonts w:ascii="Aptos" w:hAnsi="Aptos"/>
-              </w:rPr>
-            </w:pPr>
-            <w:r>
-              <w:rPr>
-                <w:rFonts w:ascii="Aptos" w:eastAsia="Courier New" w:hAnsi="Aptos" w:cs="Courier New"/>
-                <w:color w:val="90E0C0"/>
-                <w:sz w:val="18"/>
-                <w:szCs w:val="18"/>
-              </w:rPr>
-              <w:t xml:space="preserve">  if (!['mentee', 'mentor'].includes(role))</w:t>
-            </w:r>
-          </w:p>
-          <w:p>
-            <w:pPr>
-              <w:spacing w:before="20" w:after="20"/>
-              <w:rPr>
-                <w:rFonts w:ascii="Aptos" w:hAnsi="Aptos"/>
-              </w:rPr>
-            </w:pPr>
-            <w:r>
-              <w:rPr>
-                <w:rFonts w:ascii="Aptos" w:eastAsia="Courier New" w:hAnsi="Aptos" w:cs="Courier New"/>
-                <w:color w:val="90E0C0"/>
-                <w:sz w:val="18"/>
-                <w:szCs w:val="18"/>
-              </w:rPr>
-              <w:t xml:space="preserve">    return </w:t>
-            </w:r>
-            <w:proofErr w:type="spellStart"/>
-            <w:r>
-              <w:rPr>
-                <w:rFonts w:ascii="Aptos" w:eastAsia="Courier New" w:hAnsi="Aptos" w:cs="Courier New"/>
-                <w:color w:val="90E0C0"/>
-                <w:sz w:val="18"/>
-                <w:szCs w:val="18"/>
-              </w:rPr>
-              <w:t>sendError</w:t>
-            </w:r>
-            <w:proofErr w:type="spellEnd"/>
-            <w:r>
-              <w:rPr>
-                <w:rFonts w:ascii="Aptos" w:eastAsia="Courier New" w:hAnsi="Aptos" w:cs="Courier New"/>
-                <w:color w:val="90E0C0"/>
-                <w:sz w:val="18"/>
-                <w:szCs w:val="18"/>
-              </w:rPr>
-              <w:t>(res, 'Role must be mentee or mentor', 400);</w:t>
+              <w:t xml:space="preserve">    return sendError(res, 'Role must be mentee or mentor', 400);</w:t>
             </w:r>
           </w:p>
           <w:p>
@@ -4106,9 +3498,16 @@
                 <w:sz w:val="18"/>
                 <w:szCs w:val="18"/>
               </w:rPr>
-              <w:t>// backend/</w:t>
-            </w:r>
-            <w:proofErr w:type="spellStart"/>
+              <w:t>// backend/src/middlewares/errorHandler.js</w:t>
+            </w:r>
+          </w:p>
+          <w:p>
+            <w:pPr>
+              <w:spacing w:before="20" w:after="20"/>
+              <w:rPr>
+                <w:rFonts w:ascii="Aptos" w:hAnsi="Aptos"/>
+              </w:rPr>
+            </w:pPr>
             <w:r>
               <w:rPr>
                 <w:rFonts w:ascii="Aptos" w:eastAsia="Courier New" w:hAnsi="Aptos" w:cs="Courier New"/>
@@ -4116,9 +3515,16 @@
                 <w:sz w:val="18"/>
                 <w:szCs w:val="18"/>
               </w:rPr>
-              <w:t>src</w:t>
-            </w:r>
-            <w:proofErr w:type="spellEnd"/>
+              <w:t>const errorHandler = (err, req, res, next) =&gt; {</w:t>
+            </w:r>
+          </w:p>
+          <w:p>
+            <w:pPr>
+              <w:spacing w:before="20" w:after="20"/>
+              <w:rPr>
+                <w:rFonts w:ascii="Aptos" w:hAnsi="Aptos"/>
+              </w:rPr>
+            </w:pPr>
             <w:r>
               <w:rPr>
                 <w:rFonts w:ascii="Aptos" w:eastAsia="Courier New" w:hAnsi="Aptos" w:cs="Courier New"/>
@@ -4126,9 +3532,16 @@
                 <w:sz w:val="18"/>
                 <w:szCs w:val="18"/>
               </w:rPr>
-              <w:t>/</w:t>
-            </w:r>
-            <w:proofErr w:type="spellStart"/>
+              <w:t xml:space="preserve">  console.error('Error:', err.message);</w:t>
+            </w:r>
+          </w:p>
+          <w:p>
+            <w:pPr>
+              <w:spacing w:before="20" w:after="20"/>
+              <w:rPr>
+                <w:rFonts w:ascii="Aptos" w:hAnsi="Aptos"/>
+              </w:rPr>
+            </w:pPr>
             <w:r>
               <w:rPr>
                 <w:rFonts w:ascii="Aptos" w:eastAsia="Courier New" w:hAnsi="Aptos" w:cs="Courier New"/>
@@ -4136,9 +3549,16 @@
                 <w:sz w:val="18"/>
                 <w:szCs w:val="18"/>
               </w:rPr>
-              <w:t>middlewares</w:t>
-            </w:r>
-            <w:proofErr w:type="spellEnd"/>
+              <w:t xml:space="preserve">  const status = err.status || 500;</w:t>
+            </w:r>
+          </w:p>
+          <w:p>
+            <w:pPr>
+              <w:spacing w:before="20" w:after="20"/>
+              <w:rPr>
+                <w:rFonts w:ascii="Aptos" w:hAnsi="Aptos"/>
+              </w:rPr>
+            </w:pPr>
             <w:r>
               <w:rPr>
                 <w:rFonts w:ascii="Aptos" w:eastAsia="Courier New" w:hAnsi="Aptos" w:cs="Courier New"/>
@@ -4146,7 +3566,7 @@
                 <w:sz w:val="18"/>
                 <w:szCs w:val="18"/>
               </w:rPr>
-              <w:t>/errorHandler.js</w:t>
+              <w:t xml:space="preserve">  res.status(status).json({</w:t>
             </w:r>
           </w:p>
           <w:p>
@@ -4156,7 +3576,6 @@
                 <w:rFonts w:ascii="Aptos" w:hAnsi="Aptos"/>
               </w:rPr>
             </w:pPr>
-            <w:proofErr w:type="spellStart"/>
             <w:r>
               <w:rPr>
                 <w:rFonts w:ascii="Aptos" w:eastAsia="Courier New" w:hAnsi="Aptos" w:cs="Courier New"/>
@@ -4164,9 +3583,16 @@
                 <w:sz w:val="18"/>
                 <w:szCs w:val="18"/>
               </w:rPr>
-              <w:t>const</w:t>
-            </w:r>
-            <w:proofErr w:type="spellEnd"/>
+              <w:t xml:space="preserve">    success: false,</w:t>
+            </w:r>
+          </w:p>
+          <w:p>
+            <w:pPr>
+              <w:spacing w:before="20" w:after="20"/>
+              <w:rPr>
+                <w:rFonts w:ascii="Aptos" w:hAnsi="Aptos"/>
+              </w:rPr>
+            </w:pPr>
             <w:r>
               <w:rPr>
                 <w:rFonts w:ascii="Aptos" w:eastAsia="Courier New" w:hAnsi="Aptos" w:cs="Courier New"/>
@@ -4174,272 +3600,7 @@
                 <w:sz w:val="18"/>
                 <w:szCs w:val="18"/>
               </w:rPr>
-              <w:t xml:space="preserve"> </w:t>
-            </w:r>
-            <w:proofErr w:type="spellStart"/>
-            <w:r>
-              <w:rPr>
-                <w:rFonts w:ascii="Aptos" w:eastAsia="Courier New" w:hAnsi="Aptos" w:cs="Courier New"/>
-                <w:color w:val="90E0C0"/>
-                <w:sz w:val="18"/>
-                <w:szCs w:val="18"/>
-              </w:rPr>
-              <w:t>errorHandler</w:t>
-            </w:r>
-            <w:proofErr w:type="spellEnd"/>
-            <w:r>
-              <w:rPr>
-                <w:rFonts w:ascii="Aptos" w:eastAsia="Courier New" w:hAnsi="Aptos" w:cs="Courier New"/>
-                <w:color w:val="90E0C0"/>
-                <w:sz w:val="18"/>
-                <w:szCs w:val="18"/>
-              </w:rPr>
-              <w:t xml:space="preserve"> = (err, </w:t>
-            </w:r>
-            <w:proofErr w:type="spellStart"/>
-            <w:r>
-              <w:rPr>
-                <w:rFonts w:ascii="Aptos" w:eastAsia="Courier New" w:hAnsi="Aptos" w:cs="Courier New"/>
-                <w:color w:val="90E0C0"/>
-                <w:sz w:val="18"/>
-                <w:szCs w:val="18"/>
-              </w:rPr>
-              <w:t>req</w:t>
-            </w:r>
-            <w:proofErr w:type="spellEnd"/>
-            <w:r>
-              <w:rPr>
-                <w:rFonts w:ascii="Aptos" w:eastAsia="Courier New" w:hAnsi="Aptos" w:cs="Courier New"/>
-                <w:color w:val="90E0C0"/>
-                <w:sz w:val="18"/>
-                <w:szCs w:val="18"/>
-              </w:rPr>
-              <w:t>, res, next) =&gt; {</w:t>
-            </w:r>
-          </w:p>
-          <w:p>
-            <w:pPr>
-              <w:spacing w:before="20" w:after="20"/>
-              <w:rPr>
-                <w:rFonts w:ascii="Aptos" w:hAnsi="Aptos"/>
-              </w:rPr>
-            </w:pPr>
-            <w:r>
-              <w:rPr>
-                <w:rFonts w:ascii="Aptos" w:eastAsia="Courier New" w:hAnsi="Aptos" w:cs="Courier New"/>
-                <w:color w:val="90E0C0"/>
-                <w:sz w:val="18"/>
-                <w:szCs w:val="18"/>
-              </w:rPr>
-              <w:t xml:space="preserve">  </w:t>
-            </w:r>
-            <w:proofErr w:type="spellStart"/>
-            <w:r>
-              <w:rPr>
-                <w:rFonts w:ascii="Aptos" w:eastAsia="Courier New" w:hAnsi="Aptos" w:cs="Courier New"/>
-                <w:color w:val="90E0C0"/>
-                <w:sz w:val="18"/>
-                <w:szCs w:val="18"/>
-              </w:rPr>
-              <w:t>console.error</w:t>
-            </w:r>
-            <w:proofErr w:type="spellEnd"/>
-            <w:r>
-              <w:rPr>
-                <w:rFonts w:ascii="Aptos" w:eastAsia="Courier New" w:hAnsi="Aptos" w:cs="Courier New"/>
-                <w:color w:val="90E0C0"/>
-                <w:sz w:val="18"/>
-                <w:szCs w:val="18"/>
-              </w:rPr>
-              <w:t xml:space="preserve">('Error:', </w:t>
-            </w:r>
-            <w:proofErr w:type="spellStart"/>
-            <w:r>
-              <w:rPr>
-                <w:rFonts w:ascii="Aptos" w:eastAsia="Courier New" w:hAnsi="Aptos" w:cs="Courier New"/>
-                <w:color w:val="90E0C0"/>
-                <w:sz w:val="18"/>
-                <w:szCs w:val="18"/>
-              </w:rPr>
-              <w:t>err.message</w:t>
-            </w:r>
-            <w:proofErr w:type="spellEnd"/>
-            <w:r>
-              <w:rPr>
-                <w:rFonts w:ascii="Aptos" w:eastAsia="Courier New" w:hAnsi="Aptos" w:cs="Courier New"/>
-                <w:color w:val="90E0C0"/>
-                <w:sz w:val="18"/>
-                <w:szCs w:val="18"/>
-              </w:rPr>
-              <w:t>);</w:t>
-            </w:r>
-          </w:p>
-          <w:p>
-            <w:pPr>
-              <w:spacing w:before="20" w:after="20"/>
-              <w:rPr>
-                <w:rFonts w:ascii="Aptos" w:hAnsi="Aptos"/>
-              </w:rPr>
-            </w:pPr>
-            <w:r>
-              <w:rPr>
-                <w:rFonts w:ascii="Aptos" w:eastAsia="Courier New" w:hAnsi="Aptos" w:cs="Courier New"/>
-                <w:color w:val="90E0C0"/>
-                <w:sz w:val="18"/>
-                <w:szCs w:val="18"/>
-              </w:rPr>
-              <w:t xml:space="preserve">  </w:t>
-            </w:r>
-            <w:proofErr w:type="spellStart"/>
-            <w:r>
-              <w:rPr>
-                <w:rFonts w:ascii="Aptos" w:eastAsia="Courier New" w:hAnsi="Aptos" w:cs="Courier New"/>
-                <w:color w:val="90E0C0"/>
-                <w:sz w:val="18"/>
-                <w:szCs w:val="18"/>
-              </w:rPr>
-              <w:t>const</w:t>
-            </w:r>
-            <w:proofErr w:type="spellEnd"/>
-            <w:r>
-              <w:rPr>
-                <w:rFonts w:ascii="Aptos" w:eastAsia="Courier New" w:hAnsi="Aptos" w:cs="Courier New"/>
-                <w:color w:val="90E0C0"/>
-                <w:sz w:val="18"/>
-                <w:szCs w:val="18"/>
-              </w:rPr>
-              <w:t xml:space="preserve"> status = </w:t>
-            </w:r>
-            <w:proofErr w:type="spellStart"/>
-            <w:r>
-              <w:rPr>
-                <w:rFonts w:ascii="Aptos" w:eastAsia="Courier New" w:hAnsi="Aptos" w:cs="Courier New"/>
-                <w:color w:val="90E0C0"/>
-                <w:sz w:val="18"/>
-                <w:szCs w:val="18"/>
-              </w:rPr>
-              <w:t>err.status</w:t>
-            </w:r>
-            <w:proofErr w:type="spellEnd"/>
-            <w:r>
-              <w:rPr>
-                <w:rFonts w:ascii="Aptos" w:eastAsia="Courier New" w:hAnsi="Aptos" w:cs="Courier New"/>
-                <w:color w:val="90E0C0"/>
-                <w:sz w:val="18"/>
-                <w:szCs w:val="18"/>
-              </w:rPr>
-              <w:t xml:space="preserve"> || 500;</w:t>
-            </w:r>
-          </w:p>
-          <w:p>
-            <w:pPr>
-              <w:spacing w:before="20" w:after="20"/>
-              <w:rPr>
-                <w:rFonts w:ascii="Aptos" w:hAnsi="Aptos"/>
-              </w:rPr>
-            </w:pPr>
-            <w:r>
-              <w:rPr>
-                <w:rFonts w:ascii="Aptos" w:eastAsia="Courier New" w:hAnsi="Aptos" w:cs="Courier New"/>
-                <w:color w:val="90E0C0"/>
-                <w:sz w:val="18"/>
-                <w:szCs w:val="18"/>
-              </w:rPr>
-              <w:t xml:space="preserve">  </w:t>
-            </w:r>
-            <w:proofErr w:type="spellStart"/>
-            <w:r>
-              <w:rPr>
-                <w:rFonts w:ascii="Aptos" w:eastAsia="Courier New" w:hAnsi="Aptos" w:cs="Courier New"/>
-                <w:color w:val="90E0C0"/>
-                <w:sz w:val="18"/>
-                <w:szCs w:val="18"/>
-              </w:rPr>
-              <w:t>res.status</w:t>
-            </w:r>
-            <w:proofErr w:type="spellEnd"/>
-            <w:r>
-              <w:rPr>
-                <w:rFonts w:ascii="Aptos" w:eastAsia="Courier New" w:hAnsi="Aptos" w:cs="Courier New"/>
-                <w:color w:val="90E0C0"/>
-                <w:sz w:val="18"/>
-                <w:szCs w:val="18"/>
-              </w:rPr>
-              <w:t>(status).</w:t>
-            </w:r>
-            <w:proofErr w:type="spellStart"/>
-            <w:r>
-              <w:rPr>
-                <w:rFonts w:ascii="Aptos" w:eastAsia="Courier New" w:hAnsi="Aptos" w:cs="Courier New"/>
-                <w:color w:val="90E0C0"/>
-                <w:sz w:val="18"/>
-                <w:szCs w:val="18"/>
-              </w:rPr>
-              <w:t>json</w:t>
-            </w:r>
-            <w:proofErr w:type="spellEnd"/>
-            <w:r>
-              <w:rPr>
-                <w:rFonts w:ascii="Aptos" w:eastAsia="Courier New" w:hAnsi="Aptos" w:cs="Courier New"/>
-                <w:color w:val="90E0C0"/>
-                <w:sz w:val="18"/>
-                <w:szCs w:val="18"/>
-              </w:rPr>
-              <w:t>({</w:t>
-            </w:r>
-          </w:p>
-          <w:p>
-            <w:pPr>
-              <w:spacing w:before="20" w:after="20"/>
-              <w:rPr>
-                <w:rFonts w:ascii="Aptos" w:hAnsi="Aptos"/>
-              </w:rPr>
-            </w:pPr>
-            <w:r>
-              <w:rPr>
-                <w:rFonts w:ascii="Aptos" w:eastAsia="Courier New" w:hAnsi="Aptos" w:cs="Courier New"/>
-                <w:color w:val="90E0C0"/>
-                <w:sz w:val="18"/>
-                <w:szCs w:val="18"/>
-              </w:rPr>
-              <w:t xml:space="preserve">    success: false,</w:t>
-            </w:r>
-          </w:p>
-          <w:p>
-            <w:pPr>
-              <w:spacing w:before="20" w:after="20"/>
-              <w:rPr>
-                <w:rFonts w:ascii="Aptos" w:hAnsi="Aptos"/>
-              </w:rPr>
-            </w:pPr>
-            <w:r>
-              <w:rPr>
-                <w:rFonts w:ascii="Aptos" w:eastAsia="Courier New" w:hAnsi="Aptos" w:cs="Courier New"/>
-                <w:color w:val="90E0C0"/>
-                <w:sz w:val="18"/>
-                <w:szCs w:val="18"/>
-              </w:rPr>
-              <w:t xml:space="preserve">    message: </w:t>
-            </w:r>
-            <w:proofErr w:type="spellStart"/>
-            <w:r>
-              <w:rPr>
-                <w:rFonts w:ascii="Aptos" w:eastAsia="Courier New" w:hAnsi="Aptos" w:cs="Courier New"/>
-                <w:color w:val="90E0C0"/>
-                <w:sz w:val="18"/>
-                <w:szCs w:val="18"/>
-              </w:rPr>
-              <w:t>err.message</w:t>
-            </w:r>
-            <w:proofErr w:type="spellEnd"/>
-            <w:r>
-              <w:rPr>
-                <w:rFonts w:ascii="Aptos" w:eastAsia="Courier New" w:hAnsi="Aptos" w:cs="Courier New"/>
-                <w:color w:val="90E0C0"/>
-                <w:sz w:val="18"/>
-                <w:szCs w:val="18"/>
-              </w:rPr>
-              <w:t xml:space="preserve"> || 'Internal Server Error',</w:t>
+              <w:t xml:space="preserve">    message: err.message || 'Internal Server Error',</w:t>
             </w:r>
           </w:p>
           <w:p>
@@ -4517,23 +3678,7 @@
           <w:rFonts w:ascii="Aptos" w:hAnsi="Aptos"/>
           <w:color w:val="222222"/>
         </w:rPr>
-        <w:t xml:space="preserve">Passwords are hashed using </w:t>
-      </w:r>
-      <w:proofErr w:type="spellStart"/>
-      <w:r>
-        <w:rPr>
-          <w:rFonts w:ascii="Aptos" w:hAnsi="Aptos"/>
-          <w:color w:val="222222"/>
-        </w:rPr>
-        <w:t>bcrypt</w:t>
-      </w:r>
-      <w:proofErr w:type="spellEnd"/>
-      <w:r>
-        <w:rPr>
-          <w:rFonts w:ascii="Aptos" w:hAnsi="Aptos"/>
-          <w:color w:val="222222"/>
-        </w:rPr>
-        <w:t xml:space="preserve"> with salt rounds of 10 before storage</w:t>
+        <w:t>Passwords are hashed using bcrypt with salt rounds of 10 before storage</w:t>
       </w:r>
     </w:p>
     <w:p>
@@ -4590,23 +3735,7 @@
           <w:rFonts w:ascii="Aptos" w:hAnsi="Aptos"/>
           <w:color w:val="222222"/>
         </w:rPr>
-        <w:t>Sensitive data (</w:t>
-      </w:r>
-      <w:proofErr w:type="spellStart"/>
-      <w:r>
-        <w:rPr>
-          <w:rFonts w:ascii="Aptos" w:hAnsi="Aptos"/>
-          <w:color w:val="222222"/>
-        </w:rPr>
-        <w:t>password_hash</w:t>
-      </w:r>
-      <w:proofErr w:type="spellEnd"/>
-      <w:r>
-        <w:rPr>
-          <w:rFonts w:ascii="Aptos" w:hAnsi="Aptos"/>
-          <w:color w:val="222222"/>
-        </w:rPr>
-        <w:t>) is never returned in API responses</w:t>
+        <w:t>Sensitive data (password_hash) is never returned in API responses</w:t>
       </w:r>
     </w:p>
     <w:p>
@@ -5025,77 +4154,15 @@
                 <w:rFonts w:ascii="Aptos" w:hAnsi="Aptos"/>
               </w:rPr>
             </w:pPr>
-            <w:proofErr w:type="spellStart"/>
-            <w:r>
-              <w:rPr>
-                <w:rFonts w:ascii="Aptos" w:hAnsi="Aptos"/>
-                <w:color w:val="222222"/>
-                <w:sz w:val="20"/>
-                <w:szCs w:val="20"/>
-              </w:rPr>
-              <w:t>Dashboard.jsx</w:t>
-            </w:r>
-            <w:proofErr w:type="spellEnd"/>
-            <w:r>
-              <w:rPr>
-                <w:rFonts w:ascii="Aptos" w:hAnsi="Aptos"/>
-                <w:color w:val="222222"/>
-                <w:sz w:val="20"/>
-                <w:szCs w:val="20"/>
-              </w:rPr>
-              <w:t xml:space="preserve">, </w:t>
-            </w:r>
-            <w:proofErr w:type="spellStart"/>
-            <w:r>
-              <w:rPr>
-                <w:rFonts w:ascii="Aptos" w:hAnsi="Aptos"/>
-                <w:color w:val="222222"/>
-                <w:sz w:val="20"/>
-                <w:szCs w:val="20"/>
-              </w:rPr>
-              <w:t>Mentors.jsx</w:t>
-            </w:r>
-            <w:proofErr w:type="spellEnd"/>
-            <w:r>
-              <w:rPr>
-                <w:rFonts w:ascii="Aptos" w:hAnsi="Aptos"/>
-                <w:color w:val="222222"/>
-                <w:sz w:val="20"/>
-                <w:szCs w:val="20"/>
-              </w:rPr>
-              <w:t xml:space="preserve">, </w:t>
-            </w:r>
-            <w:proofErr w:type="spellStart"/>
-            <w:r>
-              <w:rPr>
-                <w:rFonts w:ascii="Aptos" w:hAnsi="Aptos"/>
-                <w:color w:val="222222"/>
-                <w:sz w:val="20"/>
-                <w:szCs w:val="20"/>
-              </w:rPr>
-              <w:t>Sessions.jsx</w:t>
-            </w:r>
-            <w:proofErr w:type="spellEnd"/>
-            <w:r>
-              <w:rPr>
-                <w:rFonts w:ascii="Aptos" w:hAnsi="Aptos"/>
-                <w:color w:val="222222"/>
-                <w:sz w:val="20"/>
-                <w:szCs w:val="20"/>
-              </w:rPr>
-              <w:t xml:space="preserve">, </w:t>
-            </w:r>
-            <w:proofErr w:type="spellStart"/>
-            <w:r>
-              <w:rPr>
-                <w:rFonts w:ascii="Aptos" w:hAnsi="Aptos"/>
-                <w:color w:val="222222"/>
-                <w:sz w:val="20"/>
-                <w:szCs w:val="20"/>
-              </w:rPr>
-              <w:t>Feedback.jsx</w:t>
-            </w:r>
-            <w:proofErr w:type="spellEnd"/>
+            <w:r>
+              <w:rPr>
+                <w:rFonts w:ascii="Aptos" w:hAnsi="Aptos"/>
+                <w:color w:val="222222"/>
+                <w:sz w:val="20"/>
+                <w:szCs w:val="20"/>
+              </w:rPr>
+              <w:t>Dashboard.jsx, Mentors.jsx, Sessions.jsx, Feedback.jsx</w:t>
+            </w:r>
           </w:p>
         </w:tc>
       </w:tr>
@@ -5431,47 +4498,7 @@
                 <w:sz w:val="20"/>
                 <w:szCs w:val="20"/>
               </w:rPr>
-              <w:t>backend/</w:t>
-            </w:r>
-            <w:proofErr w:type="spellStart"/>
-            <w:r>
-              <w:rPr>
-                <w:rFonts w:ascii="Aptos" w:hAnsi="Aptos"/>
-                <w:color w:val="222222"/>
-                <w:sz w:val="20"/>
-                <w:szCs w:val="20"/>
-              </w:rPr>
-              <w:t>src</w:t>
-            </w:r>
-            <w:proofErr w:type="spellEnd"/>
-            <w:r>
-              <w:rPr>
-                <w:rFonts w:ascii="Aptos" w:hAnsi="Aptos"/>
-                <w:color w:val="222222"/>
-                <w:sz w:val="20"/>
-                <w:szCs w:val="20"/>
-              </w:rPr>
-              <w:t>/</w:t>
-            </w:r>
-            <w:proofErr w:type="spellStart"/>
-            <w:r>
-              <w:rPr>
-                <w:rFonts w:ascii="Aptos" w:hAnsi="Aptos"/>
-                <w:color w:val="222222"/>
-                <w:sz w:val="20"/>
-                <w:szCs w:val="20"/>
-              </w:rPr>
-              <w:t>config</w:t>
-            </w:r>
-            <w:proofErr w:type="spellEnd"/>
-            <w:r>
-              <w:rPr>
-                <w:rFonts w:ascii="Aptos" w:hAnsi="Aptos"/>
-                <w:color w:val="222222"/>
-                <w:sz w:val="20"/>
-                <w:szCs w:val="20"/>
-              </w:rPr>
-              <w:t>/db.js</w:t>
+              <w:t>backend/src/config/db.js</w:t>
             </w:r>
           </w:p>
         </w:tc>
@@ -5713,27 +4740,7 @@
                 <w:sz w:val="20"/>
                 <w:szCs w:val="20"/>
               </w:rPr>
-              <w:t xml:space="preserve">Request processing pipeline: CORS → JSON parser → </w:t>
-            </w:r>
-            <w:proofErr w:type="spellStart"/>
-            <w:r>
-              <w:rPr>
-                <w:rFonts w:ascii="Aptos" w:hAnsi="Aptos"/>
-                <w:color w:val="222222"/>
-                <w:sz w:val="20"/>
-                <w:szCs w:val="20"/>
-              </w:rPr>
-              <w:t>Auth</w:t>
-            </w:r>
-            <w:proofErr w:type="spellEnd"/>
-            <w:r>
-              <w:rPr>
-                <w:rFonts w:ascii="Aptos" w:hAnsi="Aptos"/>
-                <w:color w:val="222222"/>
-                <w:sz w:val="20"/>
-                <w:szCs w:val="20"/>
-              </w:rPr>
-              <w:t xml:space="preserve"> → Controller → Error Handler</w:t>
+              <w:t>Request processing pipeline: CORS → JSON parser → Auth → Controller → Error Handler</w:t>
             </w:r>
           </w:p>
         </w:tc>
@@ -5803,39 +4810,8 @@
                 <w:sz w:val="20"/>
                 <w:szCs w:val="20"/>
               </w:rPr>
-              <w:t>frontend/</w:t>
-            </w:r>
-            <w:proofErr w:type="spellStart"/>
-            <w:r>
-              <w:rPr>
-                <w:rFonts w:ascii="Aptos" w:hAnsi="Aptos"/>
-                <w:color w:val="222222"/>
-                <w:sz w:val="20"/>
-                <w:szCs w:val="20"/>
-              </w:rPr>
-              <w:t>src</w:t>
-            </w:r>
-            <w:proofErr w:type="spellEnd"/>
-            <w:r>
-              <w:rPr>
-                <w:rFonts w:ascii="Aptos" w:hAnsi="Aptos"/>
-                <w:color w:val="222222"/>
-                <w:sz w:val="20"/>
-                <w:szCs w:val="20"/>
-              </w:rPr>
-              <w:t>/context/</w:t>
-            </w:r>
-            <w:proofErr w:type="spellStart"/>
-            <w:r>
-              <w:rPr>
-                <w:rFonts w:ascii="Aptos" w:hAnsi="Aptos"/>
-                <w:color w:val="222222"/>
-                <w:sz w:val="20"/>
-                <w:szCs w:val="20"/>
-              </w:rPr>
-              <w:t>AuthContext.jsx</w:t>
-            </w:r>
-            <w:proofErr w:type="spellEnd"/>
+              <w:t>frontend/src/context/AuthContext.jsx</w:t>
+            </w:r>
           </w:p>
         </w:tc>
         <w:tc>
@@ -6877,7 +5853,6 @@
                 <w:rFonts w:ascii="Aptos" w:hAnsi="Aptos"/>
               </w:rPr>
             </w:pPr>
-            <w:proofErr w:type="spellStart"/>
             <w:r>
               <w:rPr>
                 <w:rFonts w:ascii="Aptos" w:eastAsia="Courier New" w:hAnsi="Aptos" w:cs="Courier New"/>
@@ -6885,9 +5860,34 @@
                 <w:sz w:val="18"/>
                 <w:szCs w:val="18"/>
               </w:rPr>
-              <w:t>auca</w:t>
-            </w:r>
-            <w:proofErr w:type="spellEnd"/>
+              <w:t>auca-mentorship-portal/</w:t>
+            </w:r>
+          </w:p>
+          <w:p>
+            <w:pPr>
+              <w:spacing w:before="20" w:after="20"/>
+              <w:rPr>
+                <w:rFonts w:ascii="Aptos" w:hAnsi="Aptos"/>
+              </w:rPr>
+            </w:pPr>
+            <w:r>
+              <w:rPr>
+                <w:rFonts w:eastAsia="Courier New"/>
+                <w:color w:val="90E0C0"/>
+                <w:sz w:val="18"/>
+                <w:szCs w:val="18"/>
+              </w:rPr>
+              <w:t>├</w:t>
+            </w:r>
+            <w:r>
+              <w:rPr>
+                <w:rFonts w:ascii="Aptos" w:eastAsia="Courier New" w:hAnsi="Aptos" w:cs="Aptos"/>
+                <w:color w:val="90E0C0"/>
+                <w:sz w:val="18"/>
+                <w:szCs w:val="18"/>
+              </w:rPr>
+              <w:t>──</w:t>
+            </w:r>
             <w:r>
               <w:rPr>
                 <w:rFonts w:ascii="Aptos" w:eastAsia="Courier New" w:hAnsi="Aptos" w:cs="Courier New"/>
@@ -6895,7 +5895,7 @@
                 <w:sz w:val="18"/>
                 <w:szCs w:val="18"/>
               </w:rPr>
-              <w:t>-mentorship-portal/</w:t>
+              <w:t xml:space="preserve"> backend/</w:t>
             </w:r>
           </w:p>
           <w:p>
@@ -6905,6 +5905,15 @@
                 <w:rFonts w:ascii="Aptos" w:hAnsi="Aptos"/>
               </w:rPr>
             </w:pPr>
+            <w:r>
+              <w:rPr>
+                <w:rFonts w:ascii="Aptos" w:eastAsia="Courier New" w:hAnsi="Aptos" w:cs="Courier New"/>
+                <w:color w:val="90E0C0"/>
+                <w:sz w:val="18"/>
+                <w:szCs w:val="18"/>
+              </w:rPr>
+              <w:t xml:space="preserve">│   </w:t>
+            </w:r>
             <w:r>
               <w:rPr>
                 <w:rFonts w:eastAsia="Courier New"/>
@@ -6930,7 +5939,7 @@
                 <w:sz w:val="18"/>
                 <w:szCs w:val="18"/>
               </w:rPr>
-              <w:t xml:space="preserve"> backend/</w:t>
+              <w:t xml:space="preserve"> src/</w:t>
             </w:r>
           </w:p>
           <w:p>
@@ -6947,7 +5956,7 @@
                 <w:sz w:val="18"/>
                 <w:szCs w:val="18"/>
               </w:rPr>
-              <w:t xml:space="preserve">│   </w:t>
+              <w:t xml:space="preserve">│   │   </w:t>
             </w:r>
             <w:r>
               <w:rPr>
@@ -6974,9 +5983,16 @@
                 <w:sz w:val="18"/>
                 <w:szCs w:val="18"/>
               </w:rPr>
-              <w:t xml:space="preserve"> </w:t>
-            </w:r>
-            <w:proofErr w:type="spellStart"/>
+              <w:t xml:space="preserve"> config/       db.js (PostgreSQL pool)</w:t>
+            </w:r>
+          </w:p>
+          <w:p>
+            <w:pPr>
+              <w:spacing w:before="20" w:after="20"/>
+              <w:rPr>
+                <w:rFonts w:ascii="Aptos" w:hAnsi="Aptos"/>
+              </w:rPr>
+            </w:pPr>
             <w:r>
               <w:rPr>
                 <w:rFonts w:ascii="Aptos" w:eastAsia="Courier New" w:hAnsi="Aptos" w:cs="Courier New"/>
@@ -6984,9 +6000,26 @@
                 <w:sz w:val="18"/>
                 <w:szCs w:val="18"/>
               </w:rPr>
-              <w:t>src</w:t>
-            </w:r>
-            <w:proofErr w:type="spellEnd"/>
+              <w:t xml:space="preserve">│   │   </w:t>
+            </w:r>
+            <w:r>
+              <w:rPr>
+                <w:rFonts w:eastAsia="Courier New"/>
+                <w:color w:val="90E0C0"/>
+                <w:sz w:val="18"/>
+                <w:szCs w:val="18"/>
+              </w:rPr>
+              <w:t>├</w:t>
+            </w:r>
+            <w:r>
+              <w:rPr>
+                <w:rFonts w:ascii="Aptos" w:eastAsia="Courier New" w:hAnsi="Aptos" w:cs="Aptos"/>
+                <w:color w:val="90E0C0"/>
+                <w:sz w:val="18"/>
+                <w:szCs w:val="18"/>
+              </w:rPr>
+              <w:t>──</w:t>
+            </w:r>
             <w:r>
               <w:rPr>
                 <w:rFonts w:ascii="Aptos" w:eastAsia="Courier New" w:hAnsi="Aptos" w:cs="Courier New"/>
@@ -6994,7 +6027,7 @@
                 <w:sz w:val="18"/>
                 <w:szCs w:val="18"/>
               </w:rPr>
-              <w:t>/</w:t>
+              <w:t xml:space="preserve"> controllers/  authController.js, sessionController.js,</w:t>
             </w:r>
           </w:p>
           <w:p>
@@ -7011,6 +6044,24 @@
                 <w:sz w:val="18"/>
                 <w:szCs w:val="18"/>
               </w:rPr>
+              <w:lastRenderedPageBreak/>
+              <w:t>│   │   │                 userController.js, feedbackController.js</w:t>
+            </w:r>
+          </w:p>
+          <w:p>
+            <w:pPr>
+              <w:spacing w:before="20" w:after="20"/>
+              <w:rPr>
+                <w:rFonts w:ascii="Aptos" w:hAnsi="Aptos"/>
+              </w:rPr>
+            </w:pPr>
+            <w:r>
+              <w:rPr>
+                <w:rFonts w:ascii="Aptos" w:eastAsia="Courier New" w:hAnsi="Aptos" w:cs="Courier New"/>
+                <w:color w:val="90E0C0"/>
+                <w:sz w:val="18"/>
+                <w:szCs w:val="18"/>
+              </w:rPr>
               <w:t xml:space="preserve">│   │   </w:t>
             </w:r>
             <w:r>
@@ -7038,9 +6089,16 @@
                 <w:sz w:val="18"/>
                 <w:szCs w:val="18"/>
               </w:rPr>
-              <w:t xml:space="preserve"> </w:t>
-            </w:r>
-            <w:proofErr w:type="spellStart"/>
+              <w:t xml:space="preserve"> middlewares/  authMiddleware.js, errorHandler.js</w:t>
+            </w:r>
+          </w:p>
+          <w:p>
+            <w:pPr>
+              <w:spacing w:before="20" w:after="20"/>
+              <w:rPr>
+                <w:rFonts w:ascii="Aptos" w:hAnsi="Aptos"/>
+              </w:rPr>
+            </w:pPr>
             <w:r>
               <w:rPr>
                 <w:rFonts w:ascii="Aptos" w:eastAsia="Courier New" w:hAnsi="Aptos" w:cs="Courier New"/>
@@ -7048,9 +6106,26 @@
                 <w:sz w:val="18"/>
                 <w:szCs w:val="18"/>
               </w:rPr>
-              <w:t>config</w:t>
-            </w:r>
-            <w:proofErr w:type="spellEnd"/>
+              <w:t xml:space="preserve">│   │   </w:t>
+            </w:r>
+            <w:r>
+              <w:rPr>
+                <w:rFonts w:eastAsia="Courier New"/>
+                <w:color w:val="90E0C0"/>
+                <w:sz w:val="18"/>
+                <w:szCs w:val="18"/>
+              </w:rPr>
+              <w:t>├</w:t>
+            </w:r>
+            <w:r>
+              <w:rPr>
+                <w:rFonts w:ascii="Aptos" w:eastAsia="Courier New" w:hAnsi="Aptos" w:cs="Aptos"/>
+                <w:color w:val="90E0C0"/>
+                <w:sz w:val="18"/>
+                <w:szCs w:val="18"/>
+              </w:rPr>
+              <w:t>──</w:t>
+            </w:r>
             <w:r>
               <w:rPr>
                 <w:rFonts w:ascii="Aptos" w:eastAsia="Courier New" w:hAnsi="Aptos" w:cs="Courier New"/>
@@ -7058,7 +6133,7 @@
                 <w:sz w:val="18"/>
                 <w:szCs w:val="18"/>
               </w:rPr>
-              <w:t>/       db.js (PostgreSQL pool)</w:t>
+              <w:t xml:space="preserve"> models/       User.js, MentorProfile.js, Session.js, Feedback.js</w:t>
             </w:r>
           </w:p>
           <w:p>
@@ -7088,6 +6163,58 @@
             </w:r>
             <w:r>
               <w:rPr>
+                <w:rFonts w:ascii="Aptos" w:eastAsia="Courier New" w:hAnsi="Aptos" w:cs="Courier New"/>
+                <w:color w:val="90E0C0"/>
+                <w:sz w:val="18"/>
+                <w:szCs w:val="18"/>
+              </w:rPr>
+              <w:t>── routes/       authRoutes.js, userRoutes.js,</w:t>
+            </w:r>
+          </w:p>
+          <w:p>
+            <w:pPr>
+              <w:spacing w:before="20" w:after="20"/>
+              <w:rPr>
+                <w:rFonts w:ascii="Aptos" w:hAnsi="Aptos"/>
+              </w:rPr>
+            </w:pPr>
+            <w:r>
+              <w:rPr>
+                <w:rFonts w:ascii="Aptos" w:eastAsia="Courier New" w:hAnsi="Aptos" w:cs="Courier New"/>
+                <w:color w:val="90E0C0"/>
+                <w:sz w:val="18"/>
+                <w:szCs w:val="18"/>
+              </w:rPr>
+              <w:t>│   │   │                 sessionRoutes.js, feedbackRoutes.js</w:t>
+            </w:r>
+          </w:p>
+          <w:p>
+            <w:pPr>
+              <w:spacing w:before="20" w:after="20"/>
+              <w:rPr>
+                <w:rFonts w:ascii="Aptos" w:hAnsi="Aptos"/>
+              </w:rPr>
+            </w:pPr>
+            <w:r>
+              <w:rPr>
+                <w:rFonts w:ascii="Aptos" w:eastAsia="Courier New" w:hAnsi="Aptos" w:cs="Courier New"/>
+                <w:color w:val="90E0C0"/>
+                <w:sz w:val="18"/>
+                <w:szCs w:val="18"/>
+              </w:rPr>
+              <w:t xml:space="preserve">│   │   </w:t>
+            </w:r>
+            <w:r>
+              <w:rPr>
+                <w:rFonts w:eastAsia="Courier New"/>
+                <w:color w:val="90E0C0"/>
+                <w:sz w:val="18"/>
+                <w:szCs w:val="18"/>
+              </w:rPr>
+              <w:t>├</w:t>
+            </w:r>
+            <w:r>
+              <w:rPr>
                 <w:rFonts w:ascii="Aptos" w:eastAsia="Courier New" w:hAnsi="Aptos" w:cs="Aptos"/>
                 <w:color w:val="90E0C0"/>
                 <w:sz w:val="18"/>
@@ -7102,7 +6229,7 @@
                 <w:sz w:val="18"/>
                 <w:szCs w:val="18"/>
               </w:rPr>
-              <w:t xml:space="preserve"> controllers/  authController.js, sessionController.js,</w:t>
+              <w:t xml:space="preserve"> utils/        helpers.js</w:t>
             </w:r>
           </w:p>
           <w:p>
@@ -7119,17 +6246,26 @@
                 <w:sz w:val="18"/>
                 <w:szCs w:val="18"/>
               </w:rPr>
-              <w:lastRenderedPageBreak/>
-              <w:t>│   │   │                 userController.js, feedbackController.js</w:t>
-            </w:r>
-          </w:p>
-          <w:p>
-            <w:pPr>
-              <w:spacing w:before="20" w:after="20"/>
-              <w:rPr>
-                <w:rFonts w:ascii="Aptos" w:hAnsi="Aptos"/>
-              </w:rPr>
-            </w:pPr>
+              <w:t xml:space="preserve">│   │   </w:t>
+            </w:r>
+            <w:r>
+              <w:rPr>
+                <w:rFonts w:eastAsia="Courier New"/>
+                <w:color w:val="90E0C0"/>
+                <w:sz w:val="18"/>
+                <w:szCs w:val="18"/>
+              </w:rPr>
+              <w:t>├</w:t>
+            </w:r>
+            <w:r>
+              <w:rPr>
+                <w:rFonts w:ascii="Aptos" w:eastAsia="Courier New" w:hAnsi="Aptos" w:cs="Aptos"/>
+                <w:color w:val="90E0C0"/>
+                <w:sz w:val="18"/>
+                <w:szCs w:val="18"/>
+              </w:rPr>
+              <w:t>──</w:t>
+            </w:r>
             <w:r>
               <w:rPr>
                 <w:rFonts w:ascii="Aptos" w:eastAsia="Courier New" w:hAnsi="Aptos" w:cs="Courier New"/>
@@ -7137,8 +6273,50 @@
                 <w:sz w:val="18"/>
                 <w:szCs w:val="18"/>
               </w:rPr>
-              <w:t xml:space="preserve">│   │   </w:t>
-            </w:r>
+              <w:t xml:space="preserve"> app.js</w:t>
+            </w:r>
+          </w:p>
+          <w:p>
+            <w:pPr>
+              <w:spacing w:before="20" w:after="20"/>
+              <w:rPr>
+                <w:rFonts w:ascii="Aptos" w:hAnsi="Aptos"/>
+              </w:rPr>
+            </w:pPr>
+            <w:r>
+              <w:rPr>
+                <w:rFonts w:ascii="Aptos" w:eastAsia="Courier New" w:hAnsi="Aptos" w:cs="Courier New"/>
+                <w:color w:val="90E0C0"/>
+                <w:sz w:val="18"/>
+                <w:szCs w:val="18"/>
+              </w:rPr>
+              <w:t>│   │   └── server.js</w:t>
+            </w:r>
+          </w:p>
+          <w:p>
+            <w:pPr>
+              <w:spacing w:before="20" w:after="20"/>
+              <w:rPr>
+                <w:rFonts w:ascii="Aptos" w:hAnsi="Aptos"/>
+              </w:rPr>
+            </w:pPr>
+            <w:r>
+              <w:rPr>
+                <w:rFonts w:ascii="Aptos" w:eastAsia="Courier New" w:hAnsi="Aptos" w:cs="Courier New"/>
+                <w:color w:val="90E0C0"/>
+                <w:sz w:val="18"/>
+                <w:szCs w:val="18"/>
+              </w:rPr>
+              <w:t>│   └── package.json</w:t>
+            </w:r>
+          </w:p>
+          <w:p>
+            <w:pPr>
+              <w:spacing w:before="20" w:after="20"/>
+              <w:rPr>
+                <w:rFonts w:ascii="Aptos" w:hAnsi="Aptos"/>
+              </w:rPr>
+            </w:pPr>
             <w:r>
               <w:rPr>
                 <w:rFonts w:eastAsia="Courier New"/>
@@ -7164,9 +6342,16 @@
                 <w:sz w:val="18"/>
                 <w:szCs w:val="18"/>
               </w:rPr>
-              <w:t xml:space="preserve"> </w:t>
-            </w:r>
-            <w:proofErr w:type="spellStart"/>
+              <w:t xml:space="preserve"> frontend/</w:t>
+            </w:r>
+          </w:p>
+          <w:p>
+            <w:pPr>
+              <w:spacing w:before="20" w:after="20"/>
+              <w:rPr>
+                <w:rFonts w:ascii="Aptos" w:hAnsi="Aptos"/>
+              </w:rPr>
+            </w:pPr>
             <w:r>
               <w:rPr>
                 <w:rFonts w:ascii="Aptos" w:eastAsia="Courier New" w:hAnsi="Aptos" w:cs="Courier New"/>
@@ -7174,9 +6359,26 @@
                 <w:sz w:val="18"/>
                 <w:szCs w:val="18"/>
               </w:rPr>
-              <w:t>middlewares</w:t>
-            </w:r>
-            <w:proofErr w:type="spellEnd"/>
+              <w:t xml:space="preserve">│   </w:t>
+            </w:r>
+            <w:r>
+              <w:rPr>
+                <w:rFonts w:eastAsia="Courier New"/>
+                <w:color w:val="90E0C0"/>
+                <w:sz w:val="18"/>
+                <w:szCs w:val="18"/>
+              </w:rPr>
+              <w:t>├</w:t>
+            </w:r>
+            <w:r>
+              <w:rPr>
+                <w:rFonts w:ascii="Aptos" w:eastAsia="Courier New" w:hAnsi="Aptos" w:cs="Aptos"/>
+                <w:color w:val="90E0C0"/>
+                <w:sz w:val="18"/>
+                <w:szCs w:val="18"/>
+              </w:rPr>
+              <w:t>──</w:t>
+            </w:r>
             <w:r>
               <w:rPr>
                 <w:rFonts w:ascii="Aptos" w:eastAsia="Courier New" w:hAnsi="Aptos" w:cs="Courier New"/>
@@ -7184,7 +6386,7 @@
                 <w:sz w:val="18"/>
                 <w:szCs w:val="18"/>
               </w:rPr>
-              <w:t>/  authMiddleware.js, errorHandler.js</w:t>
+              <w:t xml:space="preserve"> src/</w:t>
             </w:r>
           </w:p>
           <w:p>
@@ -7228,7 +6430,7 @@
                 <w:sz w:val="18"/>
                 <w:szCs w:val="18"/>
               </w:rPr>
-              <w:t xml:space="preserve"> models/       User.js, MentorProfile.js, Session.js, Feedback.js</w:t>
+              <w:t xml:space="preserve"> components/   Navbar.jsx, MentorCard.jsx, SessionCard.jsx</w:t>
             </w:r>
           </w:p>
           <w:p>
@@ -7258,12 +6460,21 @@
             </w:r>
             <w:r>
               <w:rPr>
+                <w:rFonts w:ascii="Aptos" w:eastAsia="Courier New" w:hAnsi="Aptos" w:cs="Aptos"/>
+                <w:color w:val="90E0C0"/>
+                <w:sz w:val="18"/>
+                <w:szCs w:val="18"/>
+              </w:rPr>
+              <w:t>──</w:t>
+            </w:r>
+            <w:r>
+              <w:rPr>
                 <w:rFonts w:ascii="Aptos" w:eastAsia="Courier New" w:hAnsi="Aptos" w:cs="Courier New"/>
                 <w:color w:val="90E0C0"/>
                 <w:sz w:val="18"/>
                 <w:szCs w:val="18"/>
               </w:rPr>
-              <w:t>── routes/       authRoutes.js, userRoutes.js,</w:t>
+              <w:t xml:space="preserve"> context/      AuthContext.jsx</w:t>
             </w:r>
           </w:p>
           <w:p>
@@ -7280,16 +6491,26 @@
                 <w:sz w:val="18"/>
                 <w:szCs w:val="18"/>
               </w:rPr>
-              <w:t>│   │   │                 sessionRoutes.js, feedbackRoutes.js</w:t>
-            </w:r>
-          </w:p>
-          <w:p>
-            <w:pPr>
-              <w:spacing w:before="20" w:after="20"/>
-              <w:rPr>
-                <w:rFonts w:ascii="Aptos" w:hAnsi="Aptos"/>
-              </w:rPr>
-            </w:pPr>
+              <w:t xml:space="preserve">│   │   </w:t>
+            </w:r>
+            <w:r>
+              <w:rPr>
+                <w:rFonts w:eastAsia="Courier New"/>
+                <w:color w:val="90E0C0"/>
+                <w:sz w:val="18"/>
+                <w:szCs w:val="18"/>
+              </w:rPr>
+              <w:t>├</w:t>
+            </w:r>
+            <w:r>
+              <w:rPr>
+                <w:rFonts w:ascii="Aptos" w:eastAsia="Courier New" w:hAnsi="Aptos" w:cs="Aptos"/>
+                <w:color w:val="90E0C0"/>
+                <w:sz w:val="18"/>
+                <w:szCs w:val="18"/>
+              </w:rPr>
+              <w:t>──</w:t>
+            </w:r>
             <w:r>
               <w:rPr>
                 <w:rFonts w:ascii="Aptos" w:eastAsia="Courier New" w:hAnsi="Aptos" w:cs="Courier New"/>
@@ -7297,6 +6518,40 @@
                 <w:sz w:val="18"/>
                 <w:szCs w:val="18"/>
               </w:rPr>
+              <w:t xml:space="preserve"> pages/        Login.jsx, Register.jsx, Dashboard.jsx,</w:t>
+            </w:r>
+          </w:p>
+          <w:p>
+            <w:pPr>
+              <w:spacing w:before="20" w:after="20"/>
+              <w:rPr>
+                <w:rFonts w:ascii="Aptos" w:hAnsi="Aptos"/>
+              </w:rPr>
+            </w:pPr>
+            <w:r>
+              <w:rPr>
+                <w:rFonts w:ascii="Aptos" w:eastAsia="Courier New" w:hAnsi="Aptos" w:cs="Courier New"/>
+                <w:color w:val="90E0C0"/>
+                <w:sz w:val="18"/>
+                <w:szCs w:val="18"/>
+              </w:rPr>
+              <w:t>│   │   │                 Mentors.jsx, Sessions.jsx, Feedback.jsx</w:t>
+            </w:r>
+          </w:p>
+          <w:p>
+            <w:pPr>
+              <w:spacing w:before="20" w:after="20"/>
+              <w:rPr>
+                <w:rFonts w:ascii="Aptos" w:hAnsi="Aptos"/>
+              </w:rPr>
+            </w:pPr>
+            <w:r>
+              <w:rPr>
+                <w:rFonts w:ascii="Aptos" w:eastAsia="Courier New" w:hAnsi="Aptos" w:cs="Courier New"/>
+                <w:color w:val="90E0C0"/>
+                <w:sz w:val="18"/>
+                <w:szCs w:val="18"/>
+              </w:rPr>
               <w:t xml:space="preserve">│   │   </w:t>
             </w:r>
             <w:r>
@@ -7324,9 +6579,16 @@
                 <w:sz w:val="18"/>
                 <w:szCs w:val="18"/>
               </w:rPr>
-              <w:t xml:space="preserve"> </w:t>
-            </w:r>
-            <w:proofErr w:type="spellStart"/>
+              <w:t xml:space="preserve"> services/     api.js</w:t>
+            </w:r>
+          </w:p>
+          <w:p>
+            <w:pPr>
+              <w:spacing w:before="20" w:after="20"/>
+              <w:rPr>
+                <w:rFonts w:ascii="Aptos" w:hAnsi="Aptos"/>
+              </w:rPr>
+            </w:pPr>
             <w:r>
               <w:rPr>
                 <w:rFonts w:ascii="Aptos" w:eastAsia="Courier New" w:hAnsi="Aptos" w:cs="Courier New"/>
@@ -7334,9 +6596,26 @@
                 <w:sz w:val="18"/>
                 <w:szCs w:val="18"/>
               </w:rPr>
-              <w:t>utils</w:t>
-            </w:r>
-            <w:proofErr w:type="spellEnd"/>
+              <w:t xml:space="preserve">│   │   </w:t>
+            </w:r>
+            <w:r>
+              <w:rPr>
+                <w:rFonts w:eastAsia="Courier New"/>
+                <w:color w:val="90E0C0"/>
+                <w:sz w:val="18"/>
+                <w:szCs w:val="18"/>
+              </w:rPr>
+              <w:t>├</w:t>
+            </w:r>
+            <w:r>
+              <w:rPr>
+                <w:rFonts w:ascii="Aptos" w:eastAsia="Courier New" w:hAnsi="Aptos" w:cs="Aptos"/>
+                <w:color w:val="90E0C0"/>
+                <w:sz w:val="18"/>
+                <w:szCs w:val="18"/>
+              </w:rPr>
+              <w:t>──</w:t>
+            </w:r>
             <w:r>
               <w:rPr>
                 <w:rFonts w:ascii="Aptos" w:eastAsia="Courier New" w:hAnsi="Aptos" w:cs="Courier New"/>
@@ -7344,7 +6623,7 @@
                 <w:sz w:val="18"/>
                 <w:szCs w:val="18"/>
               </w:rPr>
-              <w:t>/        helpers.js</w:t>
+              <w:t xml:space="preserve"> styles/       main.css</w:t>
             </w:r>
           </w:p>
           <w:p>
@@ -7361,8 +6640,33 @@
                 <w:sz w:val="18"/>
                 <w:szCs w:val="18"/>
               </w:rPr>
-              <w:t xml:space="preserve">│   │   </w:t>
-            </w:r>
+              <w:t>│   │   └── main.jsx</w:t>
+            </w:r>
+          </w:p>
+          <w:p>
+            <w:pPr>
+              <w:spacing w:before="20" w:after="20"/>
+              <w:rPr>
+                <w:rFonts w:ascii="Aptos" w:hAnsi="Aptos"/>
+              </w:rPr>
+            </w:pPr>
+            <w:r>
+              <w:rPr>
+                <w:rFonts w:ascii="Aptos" w:eastAsia="Courier New" w:hAnsi="Aptos" w:cs="Courier New"/>
+                <w:color w:val="90E0C0"/>
+                <w:sz w:val="18"/>
+                <w:szCs w:val="18"/>
+              </w:rPr>
+              <w:t>│   └── package.json</w:t>
+            </w:r>
+          </w:p>
+          <w:p>
+            <w:pPr>
+              <w:spacing w:before="20" w:after="20"/>
+              <w:rPr>
+                <w:rFonts w:ascii="Aptos" w:hAnsi="Aptos"/>
+              </w:rPr>
+            </w:pPr>
             <w:r>
               <w:rPr>
                 <w:rFonts w:eastAsia="Courier New"/>
@@ -7388,7 +6692,7 @@
                 <w:sz w:val="18"/>
                 <w:szCs w:val="18"/>
               </w:rPr>
-              <w:t xml:space="preserve"> app.js</w:t>
+              <w:t xml:space="preserve"> database/</w:t>
             </w:r>
           </w:p>
           <w:p>
@@ -7405,16 +6709,26 @@
                 <w:sz w:val="18"/>
                 <w:szCs w:val="18"/>
               </w:rPr>
-              <w:t>│   │   └── server.js</w:t>
-            </w:r>
-          </w:p>
-          <w:p>
-            <w:pPr>
-              <w:spacing w:before="20" w:after="20"/>
-              <w:rPr>
-                <w:rFonts w:ascii="Aptos" w:hAnsi="Aptos"/>
-              </w:rPr>
-            </w:pPr>
+              <w:t xml:space="preserve">│   </w:t>
+            </w:r>
+            <w:r>
+              <w:rPr>
+                <w:rFonts w:eastAsia="Courier New"/>
+                <w:color w:val="90E0C0"/>
+                <w:sz w:val="18"/>
+                <w:szCs w:val="18"/>
+              </w:rPr>
+              <w:t>├</w:t>
+            </w:r>
+            <w:r>
+              <w:rPr>
+                <w:rFonts w:ascii="Aptos" w:eastAsia="Courier New" w:hAnsi="Aptos" w:cs="Aptos"/>
+                <w:color w:val="90E0C0"/>
+                <w:sz w:val="18"/>
+                <w:szCs w:val="18"/>
+              </w:rPr>
+              <w:t>──</w:t>
+            </w:r>
             <w:r>
               <w:rPr>
                 <w:rFonts w:ascii="Aptos" w:eastAsia="Courier New" w:hAnsi="Aptos" w:cs="Courier New"/>
@@ -7422,9 +6736,16 @@
                 <w:sz w:val="18"/>
                 <w:szCs w:val="18"/>
               </w:rPr>
-              <w:t xml:space="preserve">│   └── </w:t>
-            </w:r>
-            <w:proofErr w:type="spellStart"/>
+              <w:t xml:space="preserve"> schema.sql</w:t>
+            </w:r>
+          </w:p>
+          <w:p>
+            <w:pPr>
+              <w:spacing w:before="20" w:after="20"/>
+              <w:rPr>
+                <w:rFonts w:ascii="Aptos" w:hAnsi="Aptos"/>
+              </w:rPr>
+            </w:pPr>
             <w:r>
               <w:rPr>
                 <w:rFonts w:ascii="Aptos" w:eastAsia="Courier New" w:hAnsi="Aptos" w:cs="Courier New"/>
@@ -7432,9 +6753,8 @@
                 <w:sz w:val="18"/>
                 <w:szCs w:val="18"/>
               </w:rPr>
-              <w:t>package.json</w:t>
-            </w:r>
-            <w:proofErr w:type="spellEnd"/>
+              <w:t>│   └── seed.sql</w:t>
+            </w:r>
           </w:p>
           <w:p>
             <w:pPr>
@@ -7468,7 +6788,7 @@
                 <w:sz w:val="18"/>
                 <w:szCs w:val="18"/>
               </w:rPr>
-              <w:t xml:space="preserve"> frontend/</w:t>
+              <w:t xml:space="preserve"> tests/</w:t>
             </w:r>
           </w:p>
           <w:p>
@@ -7512,9 +6832,16 @@
                 <w:sz w:val="18"/>
                 <w:szCs w:val="18"/>
               </w:rPr>
-              <w:t xml:space="preserve"> </w:t>
-            </w:r>
-            <w:proofErr w:type="spellStart"/>
+              <w:t xml:space="preserve"> unit/             auth.test.js, session.test.js, feedback.test.js</w:t>
+            </w:r>
+          </w:p>
+          <w:p>
+            <w:pPr>
+              <w:spacing w:before="20" w:after="20"/>
+              <w:rPr>
+                <w:rFonts w:ascii="Aptos" w:hAnsi="Aptos"/>
+              </w:rPr>
+            </w:pPr>
             <w:r>
               <w:rPr>
                 <w:rFonts w:ascii="Aptos" w:eastAsia="Courier New" w:hAnsi="Aptos" w:cs="Courier New"/>
@@ -7522,9 +6849,34 @@
                 <w:sz w:val="18"/>
                 <w:szCs w:val="18"/>
               </w:rPr>
-              <w:t>src</w:t>
-            </w:r>
-            <w:proofErr w:type="spellEnd"/>
+              <w:t>│   └── integration/      auth.test.js, session.test.js</w:t>
+            </w:r>
+          </w:p>
+          <w:p>
+            <w:pPr>
+              <w:spacing w:before="20" w:after="20"/>
+              <w:rPr>
+                <w:rFonts w:ascii="Aptos" w:hAnsi="Aptos"/>
+              </w:rPr>
+            </w:pPr>
+            <w:r>
+              <w:rPr>
+                <w:rFonts w:eastAsia="Courier New"/>
+                <w:color w:val="90E0C0"/>
+                <w:sz w:val="18"/>
+                <w:szCs w:val="18"/>
+              </w:rPr>
+              <w:t>├</w:t>
+            </w:r>
+            <w:r>
+              <w:rPr>
+                <w:rFonts w:ascii="Aptos" w:eastAsia="Courier New" w:hAnsi="Aptos" w:cs="Aptos"/>
+                <w:color w:val="90E0C0"/>
+                <w:sz w:val="18"/>
+                <w:szCs w:val="18"/>
+              </w:rPr>
+              <w:t>──</w:t>
+            </w:r>
             <w:r>
               <w:rPr>
                 <w:rFonts w:ascii="Aptos" w:eastAsia="Courier New" w:hAnsi="Aptos" w:cs="Courier New"/>
@@ -7532,7 +6884,7 @@
                 <w:sz w:val="18"/>
                 <w:szCs w:val="18"/>
               </w:rPr>
-              <w:t>/</w:t>
+              <w:t xml:space="preserve"> diagrams/             usecase.puml, class.puml, sequence.puml</w:t>
             </w:r>
           </w:p>
           <w:p>
@@ -7542,6 +6894,24 @@
                 <w:rFonts w:ascii="Aptos" w:hAnsi="Aptos"/>
               </w:rPr>
             </w:pPr>
+            <w:r>
+              <w:rPr>
+                <w:rFonts w:eastAsia="Courier New"/>
+                <w:color w:val="90E0C0"/>
+                <w:sz w:val="18"/>
+                <w:szCs w:val="18"/>
+              </w:rPr>
+              <w:t>├</w:t>
+            </w:r>
+            <w:r>
+              <w:rPr>
+                <w:rFonts w:ascii="Aptos" w:eastAsia="Courier New" w:hAnsi="Aptos" w:cs="Aptos"/>
+                <w:color w:val="90E0C0"/>
+                <w:sz w:val="18"/>
+                <w:szCs w:val="18"/>
+              </w:rPr>
+              <w:t>──</w:t>
+            </w:r>
             <w:r>
               <w:rPr>
                 <w:rFonts w:ascii="Aptos" w:eastAsia="Courier New" w:hAnsi="Aptos" w:cs="Courier New"/>
@@ -7549,8 +6919,16 @@
                 <w:sz w:val="18"/>
                 <w:szCs w:val="18"/>
               </w:rPr>
-              <w:t xml:space="preserve">│   │   </w:t>
-            </w:r>
+              <w:t xml:space="preserve"> Dockerfile</w:t>
+            </w:r>
+          </w:p>
+          <w:p>
+            <w:pPr>
+              <w:spacing w:before="20" w:after="20"/>
+              <w:rPr>
+                <w:rFonts w:ascii="Aptos" w:hAnsi="Aptos"/>
+              </w:rPr>
+            </w:pPr>
             <w:r>
               <w:rPr>
                 <w:rFonts w:eastAsia="Courier New"/>
@@ -7576,822 +6954,8 @@
                 <w:sz w:val="18"/>
                 <w:szCs w:val="18"/>
               </w:rPr>
-              <w:t xml:space="preserve"> components/   </w:t>
-            </w:r>
-            <w:proofErr w:type="spellStart"/>
-            <w:r>
-              <w:rPr>
-                <w:rFonts w:ascii="Aptos" w:eastAsia="Courier New" w:hAnsi="Aptos" w:cs="Courier New"/>
-                <w:color w:val="90E0C0"/>
-                <w:sz w:val="18"/>
-                <w:szCs w:val="18"/>
-              </w:rPr>
-              <w:t>Navbar.jsx</w:t>
-            </w:r>
-            <w:proofErr w:type="spellEnd"/>
-            <w:r>
-              <w:rPr>
-                <w:rFonts w:ascii="Aptos" w:eastAsia="Courier New" w:hAnsi="Aptos" w:cs="Courier New"/>
-                <w:color w:val="90E0C0"/>
-                <w:sz w:val="18"/>
-                <w:szCs w:val="18"/>
-              </w:rPr>
-              <w:t xml:space="preserve">, </w:t>
-            </w:r>
-            <w:proofErr w:type="spellStart"/>
-            <w:r>
-              <w:rPr>
-                <w:rFonts w:ascii="Aptos" w:eastAsia="Courier New" w:hAnsi="Aptos" w:cs="Courier New"/>
-                <w:color w:val="90E0C0"/>
-                <w:sz w:val="18"/>
-                <w:szCs w:val="18"/>
-              </w:rPr>
-              <w:t>MentorCard.jsx</w:t>
-            </w:r>
-            <w:proofErr w:type="spellEnd"/>
-            <w:r>
-              <w:rPr>
-                <w:rFonts w:ascii="Aptos" w:eastAsia="Courier New" w:hAnsi="Aptos" w:cs="Courier New"/>
-                <w:color w:val="90E0C0"/>
-                <w:sz w:val="18"/>
-                <w:szCs w:val="18"/>
-              </w:rPr>
-              <w:t xml:space="preserve">, </w:t>
-            </w:r>
-            <w:proofErr w:type="spellStart"/>
-            <w:r>
-              <w:rPr>
-                <w:rFonts w:ascii="Aptos" w:eastAsia="Courier New" w:hAnsi="Aptos" w:cs="Courier New"/>
-                <w:color w:val="90E0C0"/>
-                <w:sz w:val="18"/>
-                <w:szCs w:val="18"/>
-              </w:rPr>
-              <w:t>SessionCard.jsx</w:t>
-            </w:r>
-            <w:proofErr w:type="spellEnd"/>
-          </w:p>
-          <w:p>
-            <w:pPr>
-              <w:spacing w:before="20" w:after="20"/>
-              <w:rPr>
-                <w:rFonts w:ascii="Aptos" w:hAnsi="Aptos"/>
-              </w:rPr>
-            </w:pPr>
-            <w:r>
-              <w:rPr>
-                <w:rFonts w:ascii="Aptos" w:eastAsia="Courier New" w:hAnsi="Aptos" w:cs="Courier New"/>
-                <w:color w:val="90E0C0"/>
-                <w:sz w:val="18"/>
-                <w:szCs w:val="18"/>
-              </w:rPr>
-              <w:t xml:space="preserve">│   │   </w:t>
-            </w:r>
-            <w:r>
-              <w:rPr>
-                <w:rFonts w:eastAsia="Courier New"/>
-                <w:color w:val="90E0C0"/>
-                <w:sz w:val="18"/>
-                <w:szCs w:val="18"/>
-              </w:rPr>
-              <w:t>├</w:t>
-            </w:r>
-            <w:r>
-              <w:rPr>
-                <w:rFonts w:ascii="Aptos" w:eastAsia="Courier New" w:hAnsi="Aptos" w:cs="Aptos"/>
-                <w:color w:val="90E0C0"/>
-                <w:sz w:val="18"/>
-                <w:szCs w:val="18"/>
-              </w:rPr>
-              <w:t>──</w:t>
-            </w:r>
-            <w:r>
-              <w:rPr>
-                <w:rFonts w:ascii="Aptos" w:eastAsia="Courier New" w:hAnsi="Aptos" w:cs="Courier New"/>
-                <w:color w:val="90E0C0"/>
-                <w:sz w:val="18"/>
-                <w:szCs w:val="18"/>
-              </w:rPr>
-              <w:t xml:space="preserve"> context/      </w:t>
-            </w:r>
-            <w:proofErr w:type="spellStart"/>
-            <w:r>
-              <w:rPr>
-                <w:rFonts w:ascii="Aptos" w:eastAsia="Courier New" w:hAnsi="Aptos" w:cs="Courier New"/>
-                <w:color w:val="90E0C0"/>
-                <w:sz w:val="18"/>
-                <w:szCs w:val="18"/>
-              </w:rPr>
-              <w:t>AuthContext.jsx</w:t>
-            </w:r>
-            <w:proofErr w:type="spellEnd"/>
-          </w:p>
-          <w:p>
-            <w:pPr>
-              <w:spacing w:before="20" w:after="20"/>
-              <w:rPr>
-                <w:rFonts w:ascii="Aptos" w:hAnsi="Aptos"/>
-              </w:rPr>
-            </w:pPr>
-            <w:r>
-              <w:rPr>
-                <w:rFonts w:ascii="Aptos" w:eastAsia="Courier New" w:hAnsi="Aptos" w:cs="Courier New"/>
-                <w:color w:val="90E0C0"/>
-                <w:sz w:val="18"/>
-                <w:szCs w:val="18"/>
-              </w:rPr>
-              <w:t xml:space="preserve">│   │   </w:t>
-            </w:r>
-            <w:r>
-              <w:rPr>
-                <w:rFonts w:eastAsia="Courier New"/>
-                <w:color w:val="90E0C0"/>
-                <w:sz w:val="18"/>
-                <w:szCs w:val="18"/>
-              </w:rPr>
-              <w:t>├</w:t>
-            </w:r>
-            <w:r>
-              <w:rPr>
-                <w:rFonts w:ascii="Aptos" w:eastAsia="Courier New" w:hAnsi="Aptos" w:cs="Aptos"/>
-                <w:color w:val="90E0C0"/>
-                <w:sz w:val="18"/>
-                <w:szCs w:val="18"/>
-              </w:rPr>
-              <w:t>──</w:t>
-            </w:r>
-            <w:r>
-              <w:rPr>
-                <w:rFonts w:ascii="Aptos" w:eastAsia="Courier New" w:hAnsi="Aptos" w:cs="Courier New"/>
-                <w:color w:val="90E0C0"/>
-                <w:sz w:val="18"/>
-                <w:szCs w:val="18"/>
-              </w:rPr>
-              <w:t xml:space="preserve"> pages/        </w:t>
-            </w:r>
-            <w:proofErr w:type="spellStart"/>
-            <w:r>
-              <w:rPr>
-                <w:rFonts w:ascii="Aptos" w:eastAsia="Courier New" w:hAnsi="Aptos" w:cs="Courier New"/>
-                <w:color w:val="90E0C0"/>
-                <w:sz w:val="18"/>
-                <w:szCs w:val="18"/>
-              </w:rPr>
-              <w:t>Login.jsx</w:t>
-            </w:r>
-            <w:proofErr w:type="spellEnd"/>
-            <w:r>
-              <w:rPr>
-                <w:rFonts w:ascii="Aptos" w:eastAsia="Courier New" w:hAnsi="Aptos" w:cs="Courier New"/>
-                <w:color w:val="90E0C0"/>
-                <w:sz w:val="18"/>
-                <w:szCs w:val="18"/>
-              </w:rPr>
-              <w:t xml:space="preserve">, </w:t>
-            </w:r>
-            <w:proofErr w:type="spellStart"/>
-            <w:r>
-              <w:rPr>
-                <w:rFonts w:ascii="Aptos" w:eastAsia="Courier New" w:hAnsi="Aptos" w:cs="Courier New"/>
-                <w:color w:val="90E0C0"/>
-                <w:sz w:val="18"/>
-                <w:szCs w:val="18"/>
-              </w:rPr>
-              <w:t>Register.jsx</w:t>
-            </w:r>
-            <w:proofErr w:type="spellEnd"/>
-            <w:r>
-              <w:rPr>
-                <w:rFonts w:ascii="Aptos" w:eastAsia="Courier New" w:hAnsi="Aptos" w:cs="Courier New"/>
-                <w:color w:val="90E0C0"/>
-                <w:sz w:val="18"/>
-                <w:szCs w:val="18"/>
-              </w:rPr>
-              <w:t xml:space="preserve">, </w:t>
-            </w:r>
-            <w:proofErr w:type="spellStart"/>
-            <w:r>
-              <w:rPr>
-                <w:rFonts w:ascii="Aptos" w:eastAsia="Courier New" w:hAnsi="Aptos" w:cs="Courier New"/>
-                <w:color w:val="90E0C0"/>
-                <w:sz w:val="18"/>
-                <w:szCs w:val="18"/>
-              </w:rPr>
-              <w:t>Dashboard.jsx</w:t>
-            </w:r>
-            <w:proofErr w:type="spellEnd"/>
-            <w:r>
-              <w:rPr>
-                <w:rFonts w:ascii="Aptos" w:eastAsia="Courier New" w:hAnsi="Aptos" w:cs="Courier New"/>
-                <w:color w:val="90E0C0"/>
-                <w:sz w:val="18"/>
-                <w:szCs w:val="18"/>
-              </w:rPr>
-              <w:t>,</w:t>
-            </w:r>
-          </w:p>
-          <w:p>
-            <w:pPr>
-              <w:spacing w:before="20" w:after="20"/>
-              <w:rPr>
-                <w:rFonts w:ascii="Aptos" w:hAnsi="Aptos"/>
-              </w:rPr>
-            </w:pPr>
-            <w:r>
-              <w:rPr>
-                <w:rFonts w:ascii="Aptos" w:eastAsia="Courier New" w:hAnsi="Aptos" w:cs="Courier New"/>
-                <w:color w:val="90E0C0"/>
-                <w:sz w:val="18"/>
-                <w:szCs w:val="18"/>
-              </w:rPr>
-              <w:t xml:space="preserve">│   │   │                 </w:t>
-            </w:r>
-            <w:proofErr w:type="spellStart"/>
-            <w:r>
-              <w:rPr>
-                <w:rFonts w:ascii="Aptos" w:eastAsia="Courier New" w:hAnsi="Aptos" w:cs="Courier New"/>
-                <w:color w:val="90E0C0"/>
-                <w:sz w:val="18"/>
-                <w:szCs w:val="18"/>
-              </w:rPr>
-              <w:t>Mentors.jsx</w:t>
-            </w:r>
-            <w:proofErr w:type="spellEnd"/>
-            <w:r>
-              <w:rPr>
-                <w:rFonts w:ascii="Aptos" w:eastAsia="Courier New" w:hAnsi="Aptos" w:cs="Courier New"/>
-                <w:color w:val="90E0C0"/>
-                <w:sz w:val="18"/>
-                <w:szCs w:val="18"/>
-              </w:rPr>
-              <w:t xml:space="preserve">, </w:t>
-            </w:r>
-            <w:proofErr w:type="spellStart"/>
-            <w:r>
-              <w:rPr>
-                <w:rFonts w:ascii="Aptos" w:eastAsia="Courier New" w:hAnsi="Aptos" w:cs="Courier New"/>
-                <w:color w:val="90E0C0"/>
-                <w:sz w:val="18"/>
-                <w:szCs w:val="18"/>
-              </w:rPr>
-              <w:t>Sessions.jsx</w:t>
-            </w:r>
-            <w:proofErr w:type="spellEnd"/>
-            <w:r>
-              <w:rPr>
-                <w:rFonts w:ascii="Aptos" w:eastAsia="Courier New" w:hAnsi="Aptos" w:cs="Courier New"/>
-                <w:color w:val="90E0C0"/>
-                <w:sz w:val="18"/>
-                <w:szCs w:val="18"/>
-              </w:rPr>
-              <w:t xml:space="preserve">, </w:t>
-            </w:r>
-            <w:proofErr w:type="spellStart"/>
-            <w:r>
-              <w:rPr>
-                <w:rFonts w:ascii="Aptos" w:eastAsia="Courier New" w:hAnsi="Aptos" w:cs="Courier New"/>
-                <w:color w:val="90E0C0"/>
-                <w:sz w:val="18"/>
-                <w:szCs w:val="18"/>
-              </w:rPr>
-              <w:t>Feedback.jsx</w:t>
-            </w:r>
-            <w:proofErr w:type="spellEnd"/>
-          </w:p>
-          <w:p>
-            <w:pPr>
-              <w:spacing w:before="20" w:after="20"/>
-              <w:rPr>
-                <w:rFonts w:ascii="Aptos" w:hAnsi="Aptos"/>
-              </w:rPr>
-            </w:pPr>
-            <w:r>
-              <w:rPr>
-                <w:rFonts w:ascii="Aptos" w:eastAsia="Courier New" w:hAnsi="Aptos" w:cs="Courier New"/>
-                <w:color w:val="90E0C0"/>
-                <w:sz w:val="18"/>
-                <w:szCs w:val="18"/>
-              </w:rPr>
-              <w:t xml:space="preserve">│   │   </w:t>
-            </w:r>
-            <w:r>
-              <w:rPr>
-                <w:rFonts w:eastAsia="Courier New"/>
-                <w:color w:val="90E0C0"/>
-                <w:sz w:val="18"/>
-                <w:szCs w:val="18"/>
-              </w:rPr>
-              <w:t>├</w:t>
-            </w:r>
-            <w:r>
-              <w:rPr>
-                <w:rFonts w:ascii="Aptos" w:eastAsia="Courier New" w:hAnsi="Aptos" w:cs="Aptos"/>
-                <w:color w:val="90E0C0"/>
-                <w:sz w:val="18"/>
-                <w:szCs w:val="18"/>
-              </w:rPr>
-              <w:t>──</w:t>
-            </w:r>
-            <w:r>
-              <w:rPr>
-                <w:rFonts w:ascii="Aptos" w:eastAsia="Courier New" w:hAnsi="Aptos" w:cs="Courier New"/>
-                <w:color w:val="90E0C0"/>
-                <w:sz w:val="18"/>
-                <w:szCs w:val="18"/>
-              </w:rPr>
-              <w:t xml:space="preserve"> services/     api.js</w:t>
-            </w:r>
-          </w:p>
-          <w:p>
-            <w:pPr>
-              <w:spacing w:before="20" w:after="20"/>
-              <w:rPr>
-                <w:rFonts w:ascii="Aptos" w:hAnsi="Aptos"/>
-              </w:rPr>
-            </w:pPr>
-            <w:r>
-              <w:rPr>
-                <w:rFonts w:ascii="Aptos" w:eastAsia="Courier New" w:hAnsi="Aptos" w:cs="Courier New"/>
-                <w:color w:val="90E0C0"/>
-                <w:sz w:val="18"/>
-                <w:szCs w:val="18"/>
-              </w:rPr>
-              <w:t xml:space="preserve">│   │   </w:t>
-            </w:r>
-            <w:r>
-              <w:rPr>
-                <w:rFonts w:eastAsia="Courier New"/>
-                <w:color w:val="90E0C0"/>
-                <w:sz w:val="18"/>
-                <w:szCs w:val="18"/>
-              </w:rPr>
-              <w:t>├</w:t>
-            </w:r>
-            <w:r>
-              <w:rPr>
-                <w:rFonts w:ascii="Aptos" w:eastAsia="Courier New" w:hAnsi="Aptos" w:cs="Aptos"/>
-                <w:color w:val="90E0C0"/>
-                <w:sz w:val="18"/>
-                <w:szCs w:val="18"/>
-              </w:rPr>
-              <w:t>──</w:t>
-            </w:r>
-            <w:r>
-              <w:rPr>
-                <w:rFonts w:ascii="Aptos" w:eastAsia="Courier New" w:hAnsi="Aptos" w:cs="Courier New"/>
-                <w:color w:val="90E0C0"/>
-                <w:sz w:val="18"/>
-                <w:szCs w:val="18"/>
-              </w:rPr>
-              <w:t xml:space="preserve"> styles/       main.css</w:t>
-            </w:r>
-          </w:p>
-          <w:p>
-            <w:pPr>
-              <w:spacing w:before="20" w:after="20"/>
-              <w:rPr>
-                <w:rFonts w:ascii="Aptos" w:hAnsi="Aptos"/>
-              </w:rPr>
-            </w:pPr>
-            <w:r>
-              <w:rPr>
-                <w:rFonts w:ascii="Aptos" w:eastAsia="Courier New" w:hAnsi="Aptos" w:cs="Courier New"/>
-                <w:color w:val="90E0C0"/>
-                <w:sz w:val="18"/>
-                <w:szCs w:val="18"/>
-              </w:rPr>
-              <w:t xml:space="preserve">│   │   └── </w:t>
-            </w:r>
-            <w:proofErr w:type="spellStart"/>
-            <w:r>
-              <w:rPr>
-                <w:rFonts w:ascii="Aptos" w:eastAsia="Courier New" w:hAnsi="Aptos" w:cs="Courier New"/>
-                <w:color w:val="90E0C0"/>
-                <w:sz w:val="18"/>
-                <w:szCs w:val="18"/>
-              </w:rPr>
-              <w:t>main.jsx</w:t>
-            </w:r>
-            <w:proofErr w:type="spellEnd"/>
-          </w:p>
-          <w:p>
-            <w:pPr>
-              <w:spacing w:before="20" w:after="20"/>
-              <w:rPr>
-                <w:rFonts w:ascii="Aptos" w:hAnsi="Aptos"/>
-              </w:rPr>
-            </w:pPr>
-            <w:r>
-              <w:rPr>
-                <w:rFonts w:ascii="Aptos" w:eastAsia="Courier New" w:hAnsi="Aptos" w:cs="Courier New"/>
-                <w:color w:val="90E0C0"/>
-                <w:sz w:val="18"/>
-                <w:szCs w:val="18"/>
-              </w:rPr>
-              <w:t xml:space="preserve">│   └── </w:t>
-            </w:r>
-            <w:proofErr w:type="spellStart"/>
-            <w:r>
-              <w:rPr>
-                <w:rFonts w:ascii="Aptos" w:eastAsia="Courier New" w:hAnsi="Aptos" w:cs="Courier New"/>
-                <w:color w:val="90E0C0"/>
-                <w:sz w:val="18"/>
-                <w:szCs w:val="18"/>
-              </w:rPr>
-              <w:t>package.json</w:t>
-            </w:r>
-            <w:proofErr w:type="spellEnd"/>
-          </w:p>
-          <w:p>
-            <w:pPr>
-              <w:spacing w:before="20" w:after="20"/>
-              <w:rPr>
-                <w:rFonts w:ascii="Aptos" w:hAnsi="Aptos"/>
-              </w:rPr>
-            </w:pPr>
-            <w:r>
-              <w:rPr>
-                <w:rFonts w:eastAsia="Courier New"/>
-                <w:color w:val="90E0C0"/>
-                <w:sz w:val="18"/>
-                <w:szCs w:val="18"/>
-              </w:rPr>
-              <w:t>├</w:t>
-            </w:r>
-            <w:r>
-              <w:rPr>
-                <w:rFonts w:ascii="Aptos" w:eastAsia="Courier New" w:hAnsi="Aptos" w:cs="Aptos"/>
-                <w:color w:val="90E0C0"/>
-                <w:sz w:val="18"/>
-                <w:szCs w:val="18"/>
-              </w:rPr>
-              <w:t>──</w:t>
-            </w:r>
-            <w:r>
-              <w:rPr>
-                <w:rFonts w:ascii="Aptos" w:eastAsia="Courier New" w:hAnsi="Aptos" w:cs="Courier New"/>
-                <w:color w:val="90E0C0"/>
-                <w:sz w:val="18"/>
-                <w:szCs w:val="18"/>
-              </w:rPr>
-              <w:t xml:space="preserve"> database/</w:t>
-            </w:r>
-          </w:p>
-          <w:p>
-            <w:pPr>
-              <w:spacing w:before="20" w:after="20"/>
-              <w:rPr>
-                <w:rFonts w:ascii="Aptos" w:hAnsi="Aptos"/>
-              </w:rPr>
-            </w:pPr>
-            <w:r>
-              <w:rPr>
-                <w:rFonts w:ascii="Aptos" w:eastAsia="Courier New" w:hAnsi="Aptos" w:cs="Courier New"/>
-                <w:color w:val="90E0C0"/>
-                <w:sz w:val="18"/>
-                <w:szCs w:val="18"/>
-              </w:rPr>
-              <w:t xml:space="preserve">│   </w:t>
-            </w:r>
-            <w:r>
-              <w:rPr>
-                <w:rFonts w:eastAsia="Courier New"/>
-                <w:color w:val="90E0C0"/>
-                <w:sz w:val="18"/>
-                <w:szCs w:val="18"/>
-              </w:rPr>
-              <w:t>├</w:t>
-            </w:r>
-            <w:r>
-              <w:rPr>
-                <w:rFonts w:ascii="Aptos" w:eastAsia="Courier New" w:hAnsi="Aptos" w:cs="Aptos"/>
-                <w:color w:val="90E0C0"/>
-                <w:sz w:val="18"/>
-                <w:szCs w:val="18"/>
-              </w:rPr>
-              <w:t>──</w:t>
-            </w:r>
-            <w:r>
-              <w:rPr>
-                <w:rFonts w:ascii="Aptos" w:eastAsia="Courier New" w:hAnsi="Aptos" w:cs="Courier New"/>
-                <w:color w:val="90E0C0"/>
-                <w:sz w:val="18"/>
-                <w:szCs w:val="18"/>
-              </w:rPr>
-              <w:t xml:space="preserve"> </w:t>
-            </w:r>
-            <w:proofErr w:type="spellStart"/>
-            <w:r>
-              <w:rPr>
-                <w:rFonts w:ascii="Aptos" w:eastAsia="Courier New" w:hAnsi="Aptos" w:cs="Courier New"/>
-                <w:color w:val="90E0C0"/>
-                <w:sz w:val="18"/>
-                <w:szCs w:val="18"/>
-              </w:rPr>
-              <w:t>schema.sql</w:t>
-            </w:r>
-            <w:proofErr w:type="spellEnd"/>
-          </w:p>
-          <w:p>
-            <w:pPr>
-              <w:spacing w:before="20" w:after="20"/>
-              <w:rPr>
-                <w:rFonts w:ascii="Aptos" w:hAnsi="Aptos"/>
-              </w:rPr>
-            </w:pPr>
-            <w:r>
-              <w:rPr>
-                <w:rFonts w:ascii="Aptos" w:eastAsia="Courier New" w:hAnsi="Aptos" w:cs="Courier New"/>
-                <w:color w:val="90E0C0"/>
-                <w:sz w:val="18"/>
-                <w:szCs w:val="18"/>
-              </w:rPr>
-              <w:t xml:space="preserve">│   └── </w:t>
-            </w:r>
-            <w:proofErr w:type="spellStart"/>
-            <w:r>
-              <w:rPr>
-                <w:rFonts w:ascii="Aptos" w:eastAsia="Courier New" w:hAnsi="Aptos" w:cs="Courier New"/>
-                <w:color w:val="90E0C0"/>
-                <w:sz w:val="18"/>
-                <w:szCs w:val="18"/>
-              </w:rPr>
-              <w:t>seed.sql</w:t>
-            </w:r>
-            <w:proofErr w:type="spellEnd"/>
-          </w:p>
-          <w:p>
-            <w:pPr>
-              <w:spacing w:before="20" w:after="20"/>
-              <w:rPr>
-                <w:rFonts w:ascii="Aptos" w:hAnsi="Aptos"/>
-              </w:rPr>
-            </w:pPr>
-            <w:r>
-              <w:rPr>
-                <w:rFonts w:eastAsia="Courier New"/>
-                <w:color w:val="90E0C0"/>
-                <w:sz w:val="18"/>
-                <w:szCs w:val="18"/>
-              </w:rPr>
-              <w:t>├</w:t>
-            </w:r>
-            <w:r>
-              <w:rPr>
-                <w:rFonts w:ascii="Aptos" w:eastAsia="Courier New" w:hAnsi="Aptos" w:cs="Aptos"/>
-                <w:color w:val="90E0C0"/>
-                <w:sz w:val="18"/>
-                <w:szCs w:val="18"/>
-              </w:rPr>
-              <w:t>──</w:t>
-            </w:r>
-            <w:r>
-              <w:rPr>
-                <w:rFonts w:ascii="Aptos" w:eastAsia="Courier New" w:hAnsi="Aptos" w:cs="Courier New"/>
-                <w:color w:val="90E0C0"/>
-                <w:sz w:val="18"/>
-                <w:szCs w:val="18"/>
-              </w:rPr>
-              <w:t xml:space="preserve"> tests/</w:t>
-            </w:r>
-          </w:p>
-          <w:p>
-            <w:pPr>
-              <w:spacing w:before="20" w:after="20"/>
-              <w:rPr>
-                <w:rFonts w:ascii="Aptos" w:hAnsi="Aptos"/>
-              </w:rPr>
-            </w:pPr>
-            <w:r>
-              <w:rPr>
-                <w:rFonts w:ascii="Aptos" w:eastAsia="Courier New" w:hAnsi="Aptos" w:cs="Courier New"/>
-                <w:color w:val="90E0C0"/>
-                <w:sz w:val="18"/>
-                <w:szCs w:val="18"/>
-              </w:rPr>
-              <w:t xml:space="preserve">│   </w:t>
-            </w:r>
-            <w:r>
-              <w:rPr>
-                <w:rFonts w:eastAsia="Courier New"/>
-                <w:color w:val="90E0C0"/>
-                <w:sz w:val="18"/>
-                <w:szCs w:val="18"/>
-              </w:rPr>
-              <w:t>├</w:t>
-            </w:r>
-            <w:r>
-              <w:rPr>
-                <w:rFonts w:ascii="Aptos" w:eastAsia="Courier New" w:hAnsi="Aptos" w:cs="Aptos"/>
-                <w:color w:val="90E0C0"/>
-                <w:sz w:val="18"/>
-                <w:szCs w:val="18"/>
-              </w:rPr>
-              <w:t>──</w:t>
-            </w:r>
-            <w:r>
-              <w:rPr>
-                <w:rFonts w:ascii="Aptos" w:eastAsia="Courier New" w:hAnsi="Aptos" w:cs="Courier New"/>
-                <w:color w:val="90E0C0"/>
-                <w:sz w:val="18"/>
-                <w:szCs w:val="18"/>
-              </w:rPr>
-              <w:t xml:space="preserve"> unit/             auth.test.js, session.test.js, feedback.test.js</w:t>
-            </w:r>
-          </w:p>
-          <w:p>
-            <w:pPr>
-              <w:spacing w:before="20" w:after="20"/>
-              <w:rPr>
-                <w:rFonts w:ascii="Aptos" w:hAnsi="Aptos"/>
-              </w:rPr>
-            </w:pPr>
-            <w:r>
-              <w:rPr>
-                <w:rFonts w:ascii="Aptos" w:eastAsia="Courier New" w:hAnsi="Aptos" w:cs="Courier New"/>
-                <w:color w:val="90E0C0"/>
-                <w:sz w:val="18"/>
-                <w:szCs w:val="18"/>
-              </w:rPr>
-              <w:t>│   └── integration/      auth.test.js, session.test.js</w:t>
-            </w:r>
-          </w:p>
-          <w:p>
-            <w:pPr>
-              <w:spacing w:before="20" w:after="20"/>
-              <w:rPr>
-                <w:rFonts w:ascii="Aptos" w:hAnsi="Aptos"/>
-              </w:rPr>
-            </w:pPr>
-            <w:r>
-              <w:rPr>
-                <w:rFonts w:eastAsia="Courier New"/>
-                <w:color w:val="90E0C0"/>
-                <w:sz w:val="18"/>
-                <w:szCs w:val="18"/>
-              </w:rPr>
-              <w:t>├</w:t>
-            </w:r>
-            <w:r>
-              <w:rPr>
-                <w:rFonts w:ascii="Aptos" w:eastAsia="Courier New" w:hAnsi="Aptos" w:cs="Aptos"/>
-                <w:color w:val="90E0C0"/>
-                <w:sz w:val="18"/>
-                <w:szCs w:val="18"/>
-              </w:rPr>
-              <w:t>──</w:t>
-            </w:r>
-            <w:r>
-              <w:rPr>
-                <w:rFonts w:ascii="Aptos" w:eastAsia="Courier New" w:hAnsi="Aptos" w:cs="Courier New"/>
-                <w:color w:val="90E0C0"/>
-                <w:sz w:val="18"/>
-                <w:szCs w:val="18"/>
-              </w:rPr>
-              <w:t xml:space="preserve"> diagrams/             </w:t>
-            </w:r>
-            <w:proofErr w:type="spellStart"/>
-            <w:r>
-              <w:rPr>
-                <w:rFonts w:ascii="Aptos" w:eastAsia="Courier New" w:hAnsi="Aptos" w:cs="Courier New"/>
-                <w:color w:val="90E0C0"/>
-                <w:sz w:val="18"/>
-                <w:szCs w:val="18"/>
-              </w:rPr>
-              <w:t>usecase.puml</w:t>
-            </w:r>
-            <w:proofErr w:type="spellEnd"/>
-            <w:r>
-              <w:rPr>
-                <w:rFonts w:ascii="Aptos" w:eastAsia="Courier New" w:hAnsi="Aptos" w:cs="Courier New"/>
-                <w:color w:val="90E0C0"/>
-                <w:sz w:val="18"/>
-                <w:szCs w:val="18"/>
-              </w:rPr>
-              <w:t xml:space="preserve">, </w:t>
-            </w:r>
-            <w:proofErr w:type="spellStart"/>
-            <w:r>
-              <w:rPr>
-                <w:rFonts w:ascii="Aptos" w:eastAsia="Courier New" w:hAnsi="Aptos" w:cs="Courier New"/>
-                <w:color w:val="90E0C0"/>
-                <w:sz w:val="18"/>
-                <w:szCs w:val="18"/>
-              </w:rPr>
-              <w:t>class.puml</w:t>
-            </w:r>
-            <w:proofErr w:type="spellEnd"/>
-            <w:r>
-              <w:rPr>
-                <w:rFonts w:ascii="Aptos" w:eastAsia="Courier New" w:hAnsi="Aptos" w:cs="Courier New"/>
-                <w:color w:val="90E0C0"/>
-                <w:sz w:val="18"/>
-                <w:szCs w:val="18"/>
-              </w:rPr>
-              <w:t xml:space="preserve">, </w:t>
-            </w:r>
-            <w:proofErr w:type="spellStart"/>
-            <w:r>
-              <w:rPr>
-                <w:rFonts w:ascii="Aptos" w:eastAsia="Courier New" w:hAnsi="Aptos" w:cs="Courier New"/>
-                <w:color w:val="90E0C0"/>
-                <w:sz w:val="18"/>
-                <w:szCs w:val="18"/>
-              </w:rPr>
-              <w:t>sequence.puml</w:t>
-            </w:r>
-            <w:proofErr w:type="spellEnd"/>
-          </w:p>
-          <w:p>
-            <w:pPr>
-              <w:spacing w:before="20" w:after="20"/>
-              <w:rPr>
-                <w:rFonts w:ascii="Aptos" w:hAnsi="Aptos"/>
-              </w:rPr>
-            </w:pPr>
-            <w:r>
-              <w:rPr>
-                <w:rFonts w:eastAsia="Courier New"/>
-                <w:color w:val="90E0C0"/>
-                <w:sz w:val="18"/>
-                <w:szCs w:val="18"/>
-              </w:rPr>
-              <w:t>├</w:t>
-            </w:r>
-            <w:r>
-              <w:rPr>
-                <w:rFonts w:ascii="Aptos" w:eastAsia="Courier New" w:hAnsi="Aptos" w:cs="Aptos"/>
-                <w:color w:val="90E0C0"/>
-                <w:sz w:val="18"/>
-                <w:szCs w:val="18"/>
-              </w:rPr>
-              <w:t>──</w:t>
-            </w:r>
-            <w:r>
-              <w:rPr>
-                <w:rFonts w:ascii="Aptos" w:eastAsia="Courier New" w:hAnsi="Aptos" w:cs="Courier New"/>
-                <w:color w:val="90E0C0"/>
-                <w:sz w:val="18"/>
-                <w:szCs w:val="18"/>
-              </w:rPr>
-              <w:t xml:space="preserve"> </w:t>
-            </w:r>
-            <w:proofErr w:type="spellStart"/>
-            <w:r>
-              <w:rPr>
-                <w:rFonts w:ascii="Aptos" w:eastAsia="Courier New" w:hAnsi="Aptos" w:cs="Courier New"/>
-                <w:color w:val="90E0C0"/>
-                <w:sz w:val="18"/>
-                <w:szCs w:val="18"/>
-              </w:rPr>
-              <w:t>Dockerfile</w:t>
-            </w:r>
-            <w:proofErr w:type="spellEnd"/>
-          </w:p>
-          <w:p>
-            <w:pPr>
-              <w:spacing w:before="20" w:after="20"/>
-              <w:rPr>
-                <w:rFonts w:ascii="Aptos" w:hAnsi="Aptos"/>
-              </w:rPr>
-            </w:pPr>
-            <w:r>
-              <w:rPr>
-                <w:rFonts w:eastAsia="Courier New"/>
-                <w:color w:val="90E0C0"/>
-                <w:sz w:val="18"/>
-                <w:szCs w:val="18"/>
-              </w:rPr>
-              <w:t>├</w:t>
-            </w:r>
-            <w:r>
-              <w:rPr>
-                <w:rFonts w:ascii="Aptos" w:eastAsia="Courier New" w:hAnsi="Aptos" w:cs="Aptos"/>
-                <w:color w:val="90E0C0"/>
-                <w:sz w:val="18"/>
-                <w:szCs w:val="18"/>
-              </w:rPr>
-              <w:t>──</w:t>
-            </w:r>
-            <w:r>
-              <w:rPr>
-                <w:rFonts w:ascii="Aptos" w:eastAsia="Courier New" w:hAnsi="Aptos" w:cs="Courier New"/>
-                <w:color w:val="90E0C0"/>
-                <w:sz w:val="18"/>
-                <w:szCs w:val="18"/>
-              </w:rPr>
-              <w:t xml:space="preserve"> </w:t>
-            </w:r>
-            <w:proofErr w:type="spellStart"/>
-            <w:r>
-              <w:rPr>
-                <w:rFonts w:ascii="Aptos" w:eastAsia="Courier New" w:hAnsi="Aptos" w:cs="Courier New"/>
-                <w:color w:val="90E0C0"/>
-                <w:sz w:val="18"/>
-                <w:szCs w:val="18"/>
-              </w:rPr>
-              <w:t>docker-compose.yml</w:t>
-            </w:r>
-            <w:proofErr w:type="spellEnd"/>
+              <w:t xml:space="preserve"> docker-compose.yml</w:t>
+            </w:r>
           </w:p>
           <w:p>
             <w:pPr>
@@ -8563,7 +7127,6 @@
                 <w:rFonts w:ascii="Aptos" w:hAnsi="Aptos"/>
               </w:rPr>
             </w:pPr>
-            <w:proofErr w:type="spellStart"/>
             <w:r>
               <w:rPr>
                 <w:rFonts w:ascii="Aptos" w:hAnsi="Aptos"/>
@@ -8575,7 +7138,6 @@
               </w:rPr>
               <w:t>Auth</w:t>
             </w:r>
-            <w:proofErr w:type="spellEnd"/>
           </w:p>
         </w:tc>
         <w:tc>
@@ -8716,47 +7278,7 @@
                 <w:sz w:val="20"/>
                 <w:szCs w:val="20"/>
               </w:rPr>
-              <w:t>/</w:t>
-            </w:r>
-            <w:proofErr w:type="spellStart"/>
-            <w:r>
-              <w:rPr>
-                <w:rFonts w:ascii="Aptos" w:hAnsi="Aptos"/>
-                <w:color w:val="222222"/>
-                <w:sz w:val="20"/>
-                <w:szCs w:val="20"/>
-              </w:rPr>
-              <w:t>api</w:t>
-            </w:r>
-            <w:proofErr w:type="spellEnd"/>
-            <w:r>
-              <w:rPr>
-                <w:rFonts w:ascii="Aptos" w:hAnsi="Aptos"/>
-                <w:color w:val="222222"/>
-                <w:sz w:val="20"/>
-                <w:szCs w:val="20"/>
-              </w:rPr>
-              <w:t>/</w:t>
-            </w:r>
-            <w:proofErr w:type="spellStart"/>
-            <w:r>
-              <w:rPr>
-                <w:rFonts w:ascii="Aptos" w:hAnsi="Aptos"/>
-                <w:color w:val="222222"/>
-                <w:sz w:val="20"/>
-                <w:szCs w:val="20"/>
-              </w:rPr>
-              <w:t>auth</w:t>
-            </w:r>
-            <w:proofErr w:type="spellEnd"/>
-            <w:r>
-              <w:rPr>
-                <w:rFonts w:ascii="Aptos" w:hAnsi="Aptos"/>
-                <w:color w:val="222222"/>
-                <w:sz w:val="20"/>
-                <w:szCs w:val="20"/>
-              </w:rPr>
-              <w:t>/register</w:t>
+              <w:t>/api/auth/register</w:t>
             </w:r>
           </w:p>
         </w:tc>
@@ -8928,47 +7450,7 @@
                 <w:sz w:val="20"/>
                 <w:szCs w:val="20"/>
               </w:rPr>
-              <w:t>/</w:t>
-            </w:r>
-            <w:proofErr w:type="spellStart"/>
-            <w:r>
-              <w:rPr>
-                <w:rFonts w:ascii="Aptos" w:hAnsi="Aptos"/>
-                <w:color w:val="222222"/>
-                <w:sz w:val="20"/>
-                <w:szCs w:val="20"/>
-              </w:rPr>
-              <w:t>api</w:t>
-            </w:r>
-            <w:proofErr w:type="spellEnd"/>
-            <w:r>
-              <w:rPr>
-                <w:rFonts w:ascii="Aptos" w:hAnsi="Aptos"/>
-                <w:color w:val="222222"/>
-                <w:sz w:val="20"/>
-                <w:szCs w:val="20"/>
-              </w:rPr>
-              <w:t>/</w:t>
-            </w:r>
-            <w:proofErr w:type="spellStart"/>
-            <w:r>
-              <w:rPr>
-                <w:rFonts w:ascii="Aptos" w:hAnsi="Aptos"/>
-                <w:color w:val="222222"/>
-                <w:sz w:val="20"/>
-                <w:szCs w:val="20"/>
-              </w:rPr>
-              <w:t>auth</w:t>
-            </w:r>
-            <w:proofErr w:type="spellEnd"/>
-            <w:r>
-              <w:rPr>
-                <w:rFonts w:ascii="Aptos" w:hAnsi="Aptos"/>
-                <w:color w:val="222222"/>
-                <w:sz w:val="20"/>
-                <w:szCs w:val="20"/>
-              </w:rPr>
-              <w:t>/login</w:t>
+              <w:t>/api/auth/login</w:t>
             </w:r>
           </w:p>
         </w:tc>
@@ -9140,47 +7622,7 @@
                 <w:sz w:val="20"/>
                 <w:szCs w:val="20"/>
               </w:rPr>
-              <w:t>/</w:t>
-            </w:r>
-            <w:proofErr w:type="spellStart"/>
-            <w:r>
-              <w:rPr>
-                <w:rFonts w:ascii="Aptos" w:hAnsi="Aptos"/>
-                <w:color w:val="222222"/>
-                <w:sz w:val="20"/>
-                <w:szCs w:val="20"/>
-              </w:rPr>
-              <w:t>api</w:t>
-            </w:r>
-            <w:proofErr w:type="spellEnd"/>
-            <w:r>
-              <w:rPr>
-                <w:rFonts w:ascii="Aptos" w:hAnsi="Aptos"/>
-                <w:color w:val="222222"/>
-                <w:sz w:val="20"/>
-                <w:szCs w:val="20"/>
-              </w:rPr>
-              <w:t>/</w:t>
-            </w:r>
-            <w:proofErr w:type="spellStart"/>
-            <w:r>
-              <w:rPr>
-                <w:rFonts w:ascii="Aptos" w:hAnsi="Aptos"/>
-                <w:color w:val="222222"/>
-                <w:sz w:val="20"/>
-                <w:szCs w:val="20"/>
-              </w:rPr>
-              <w:t>auth</w:t>
-            </w:r>
-            <w:proofErr w:type="spellEnd"/>
-            <w:r>
-              <w:rPr>
-                <w:rFonts w:ascii="Aptos" w:hAnsi="Aptos"/>
-                <w:color w:val="222222"/>
-                <w:sz w:val="20"/>
-                <w:szCs w:val="20"/>
-              </w:rPr>
-              <w:t>/me</w:t>
+              <w:t>/api/auth/me</w:t>
             </w:r>
           </w:p>
         </w:tc>
@@ -9352,27 +7794,7 @@
                 <w:sz w:val="20"/>
                 <w:szCs w:val="20"/>
               </w:rPr>
-              <w:t>/</w:t>
-            </w:r>
-            <w:proofErr w:type="spellStart"/>
-            <w:r>
-              <w:rPr>
-                <w:rFonts w:ascii="Aptos" w:hAnsi="Aptos"/>
-                <w:color w:val="222222"/>
-                <w:sz w:val="20"/>
-                <w:szCs w:val="20"/>
-              </w:rPr>
-              <w:t>api</w:t>
-            </w:r>
-            <w:proofErr w:type="spellEnd"/>
-            <w:r>
-              <w:rPr>
-                <w:rFonts w:ascii="Aptos" w:hAnsi="Aptos"/>
-                <w:color w:val="222222"/>
-                <w:sz w:val="20"/>
-                <w:szCs w:val="20"/>
-              </w:rPr>
-              <w:t>/users/mentors</w:t>
+              <w:t>/api/users/mentors</w:t>
             </w:r>
           </w:p>
         </w:tc>
@@ -9544,27 +7966,7 @@
                 <w:sz w:val="20"/>
                 <w:szCs w:val="20"/>
               </w:rPr>
-              <w:t>/</w:t>
-            </w:r>
-            <w:proofErr w:type="spellStart"/>
-            <w:r>
-              <w:rPr>
-                <w:rFonts w:ascii="Aptos" w:hAnsi="Aptos"/>
-                <w:color w:val="222222"/>
-                <w:sz w:val="20"/>
-                <w:szCs w:val="20"/>
-              </w:rPr>
-              <w:t>api</w:t>
-            </w:r>
-            <w:proofErr w:type="spellEnd"/>
-            <w:r>
-              <w:rPr>
-                <w:rFonts w:ascii="Aptos" w:hAnsi="Aptos"/>
-                <w:color w:val="222222"/>
-                <w:sz w:val="20"/>
-                <w:szCs w:val="20"/>
-              </w:rPr>
-              <w:t>/users/pending</w:t>
+              <w:t>/api/users/pending</w:t>
             </w:r>
           </w:p>
         </w:tc>
@@ -9736,27 +8138,7 @@
                 <w:sz w:val="20"/>
                 <w:szCs w:val="20"/>
               </w:rPr>
-              <w:t>/</w:t>
-            </w:r>
-            <w:proofErr w:type="spellStart"/>
-            <w:r>
-              <w:rPr>
-                <w:rFonts w:ascii="Aptos" w:hAnsi="Aptos"/>
-                <w:color w:val="222222"/>
-                <w:sz w:val="20"/>
-                <w:szCs w:val="20"/>
-              </w:rPr>
-              <w:t>api</w:t>
-            </w:r>
-            <w:proofErr w:type="spellEnd"/>
-            <w:r>
-              <w:rPr>
-                <w:rFonts w:ascii="Aptos" w:hAnsi="Aptos"/>
-                <w:color w:val="222222"/>
-                <w:sz w:val="20"/>
-                <w:szCs w:val="20"/>
-              </w:rPr>
-              <w:t>/users</w:t>
+              <w:t>/api/users</w:t>
             </w:r>
           </w:p>
         </w:tc>
@@ -9928,27 +8310,7 @@
                 <w:sz w:val="20"/>
                 <w:szCs w:val="20"/>
               </w:rPr>
-              <w:t>/</w:t>
-            </w:r>
-            <w:proofErr w:type="spellStart"/>
-            <w:r>
-              <w:rPr>
-                <w:rFonts w:ascii="Aptos" w:hAnsi="Aptos"/>
-                <w:color w:val="222222"/>
-                <w:sz w:val="20"/>
-                <w:szCs w:val="20"/>
-              </w:rPr>
-              <w:t>api</w:t>
-            </w:r>
-            <w:proofErr w:type="spellEnd"/>
-            <w:r>
-              <w:rPr>
-                <w:rFonts w:ascii="Aptos" w:hAnsi="Aptos"/>
-                <w:color w:val="222222"/>
-                <w:sz w:val="20"/>
-                <w:szCs w:val="20"/>
-              </w:rPr>
-              <w:t>/users/:id/approve</w:t>
+              <w:t>/api/users/:id/approve</w:t>
             </w:r>
           </w:p>
         </w:tc>
@@ -10120,27 +8482,7 @@
                 <w:sz w:val="20"/>
                 <w:szCs w:val="20"/>
               </w:rPr>
-              <w:t>/</w:t>
-            </w:r>
-            <w:proofErr w:type="spellStart"/>
-            <w:r>
-              <w:rPr>
-                <w:rFonts w:ascii="Aptos" w:hAnsi="Aptos"/>
-                <w:color w:val="222222"/>
-                <w:sz w:val="20"/>
-                <w:szCs w:val="20"/>
-              </w:rPr>
-              <w:t>api</w:t>
-            </w:r>
-            <w:proofErr w:type="spellEnd"/>
-            <w:r>
-              <w:rPr>
-                <w:rFonts w:ascii="Aptos" w:hAnsi="Aptos"/>
-                <w:color w:val="222222"/>
-                <w:sz w:val="20"/>
-                <w:szCs w:val="20"/>
-              </w:rPr>
-              <w:t>/users/profile</w:t>
+              <w:t>/api/users/profile</w:t>
             </w:r>
           </w:p>
         </w:tc>
@@ -10313,27 +8655,7 @@
                 <w:sz w:val="20"/>
                 <w:szCs w:val="20"/>
               </w:rPr>
-              <w:t>/</w:t>
-            </w:r>
-            <w:proofErr w:type="spellStart"/>
-            <w:r>
-              <w:rPr>
-                <w:rFonts w:ascii="Aptos" w:hAnsi="Aptos"/>
-                <w:color w:val="222222"/>
-                <w:sz w:val="20"/>
-                <w:szCs w:val="20"/>
-              </w:rPr>
-              <w:t>api</w:t>
-            </w:r>
-            <w:proofErr w:type="spellEnd"/>
-            <w:r>
-              <w:rPr>
-                <w:rFonts w:ascii="Aptos" w:hAnsi="Aptos"/>
-                <w:color w:val="222222"/>
-                <w:sz w:val="20"/>
-                <w:szCs w:val="20"/>
-              </w:rPr>
-              <w:t>/sessions</w:t>
+              <w:t>/api/sessions</w:t>
             </w:r>
           </w:p>
         </w:tc>
@@ -10505,27 +8827,7 @@
                 <w:sz w:val="20"/>
                 <w:szCs w:val="20"/>
               </w:rPr>
-              <w:t>/</w:t>
-            </w:r>
-            <w:proofErr w:type="spellStart"/>
-            <w:r>
-              <w:rPr>
-                <w:rFonts w:ascii="Aptos" w:hAnsi="Aptos"/>
-                <w:color w:val="222222"/>
-                <w:sz w:val="20"/>
-                <w:szCs w:val="20"/>
-              </w:rPr>
-              <w:t>api</w:t>
-            </w:r>
-            <w:proofErr w:type="spellEnd"/>
-            <w:r>
-              <w:rPr>
-                <w:rFonts w:ascii="Aptos" w:hAnsi="Aptos"/>
-                <w:color w:val="222222"/>
-                <w:sz w:val="20"/>
-                <w:szCs w:val="20"/>
-              </w:rPr>
-              <w:t>/sessions</w:t>
+              <w:t>/api/sessions</w:t>
             </w:r>
           </w:p>
         </w:tc>
@@ -10697,27 +8999,7 @@
                 <w:sz w:val="20"/>
                 <w:szCs w:val="20"/>
               </w:rPr>
-              <w:t>/</w:t>
-            </w:r>
-            <w:proofErr w:type="spellStart"/>
-            <w:r>
-              <w:rPr>
-                <w:rFonts w:ascii="Aptos" w:hAnsi="Aptos"/>
-                <w:color w:val="222222"/>
-                <w:sz w:val="20"/>
-                <w:szCs w:val="20"/>
-              </w:rPr>
-              <w:t>api</w:t>
-            </w:r>
-            <w:proofErr w:type="spellEnd"/>
-            <w:r>
-              <w:rPr>
-                <w:rFonts w:ascii="Aptos" w:hAnsi="Aptos"/>
-                <w:color w:val="222222"/>
-                <w:sz w:val="20"/>
-                <w:szCs w:val="20"/>
-              </w:rPr>
-              <w:t>/sessions/:id/status</w:t>
+              <w:t>/api/sessions/:id/status</w:t>
             </w:r>
           </w:p>
         </w:tc>
@@ -10889,27 +9171,7 @@
                 <w:sz w:val="20"/>
                 <w:szCs w:val="20"/>
               </w:rPr>
-              <w:t>/</w:t>
-            </w:r>
-            <w:proofErr w:type="spellStart"/>
-            <w:r>
-              <w:rPr>
-                <w:rFonts w:ascii="Aptos" w:hAnsi="Aptos"/>
-                <w:color w:val="222222"/>
-                <w:sz w:val="20"/>
-                <w:szCs w:val="20"/>
-              </w:rPr>
-              <w:t>api</w:t>
-            </w:r>
-            <w:proofErr w:type="spellEnd"/>
-            <w:r>
-              <w:rPr>
-                <w:rFonts w:ascii="Aptos" w:hAnsi="Aptos"/>
-                <w:color w:val="222222"/>
-                <w:sz w:val="20"/>
-                <w:szCs w:val="20"/>
-              </w:rPr>
-              <w:t>/feedback</w:t>
+              <w:t>/api/feedback</w:t>
             </w:r>
           </w:p>
         </w:tc>
@@ -11081,27 +9343,7 @@
                 <w:sz w:val="20"/>
                 <w:szCs w:val="20"/>
               </w:rPr>
-              <w:t>/</w:t>
-            </w:r>
-            <w:proofErr w:type="spellStart"/>
-            <w:r>
-              <w:rPr>
-                <w:rFonts w:ascii="Aptos" w:hAnsi="Aptos"/>
-                <w:color w:val="222222"/>
-                <w:sz w:val="20"/>
-                <w:szCs w:val="20"/>
-              </w:rPr>
-              <w:t>api</w:t>
-            </w:r>
-            <w:proofErr w:type="spellEnd"/>
-            <w:r>
-              <w:rPr>
-                <w:rFonts w:ascii="Aptos" w:hAnsi="Aptos"/>
-                <w:color w:val="222222"/>
-                <w:sz w:val="20"/>
-                <w:szCs w:val="20"/>
-              </w:rPr>
-              <w:t>/feedback/mentor/:id</w:t>
+              <w:t>/api/feedback/mentor/:id</w:t>
             </w:r>
           </w:p>
         </w:tc>
@@ -11273,27 +9515,7 @@
                 <w:sz w:val="20"/>
                 <w:szCs w:val="20"/>
               </w:rPr>
-              <w:t>/</w:t>
-            </w:r>
-            <w:proofErr w:type="spellStart"/>
-            <w:r>
-              <w:rPr>
-                <w:rFonts w:ascii="Aptos" w:hAnsi="Aptos"/>
-                <w:color w:val="222222"/>
-                <w:sz w:val="20"/>
-                <w:szCs w:val="20"/>
-              </w:rPr>
-              <w:t>api</w:t>
-            </w:r>
-            <w:proofErr w:type="spellEnd"/>
-            <w:r>
-              <w:rPr>
-                <w:rFonts w:ascii="Aptos" w:hAnsi="Aptos"/>
-                <w:color w:val="222222"/>
-                <w:sz w:val="20"/>
-                <w:szCs w:val="20"/>
-              </w:rPr>
-              <w:t>/feedback</w:t>
+              <w:t>/api/feedback</w:t>
             </w:r>
           </w:p>
         </w:tc>
@@ -11426,16 +9648,8 @@
         <w:rPr>
           <w:rFonts w:ascii="Aptos" w:hAnsi="Aptos"/>
         </w:rPr>
-        <w:t xml:space="preserve">3.1 </w:t>
+        <w:t>3.1 Dockerization</w:t>
       </w:r>
-      <w:proofErr w:type="spellStart"/>
-      <w:r>
-        <w:rPr>
-          <w:rFonts w:ascii="Aptos" w:hAnsi="Aptos"/>
-        </w:rPr>
-        <w:t>Dockerization</w:t>
-      </w:r>
-      <w:proofErr w:type="spellEnd"/>
     </w:p>
     <w:p>
       <w:pPr>
@@ -11508,21 +9722,7 @@
         <w:rPr>
           <w:rFonts w:ascii="Aptos" w:hAnsi="Aptos"/>
         </w:rPr>
-        <w:t xml:space="preserve">Process of </w:t>
-      </w:r>
-      <w:proofErr w:type="spellStart"/>
-      <w:r>
-        <w:rPr>
-          <w:rFonts w:ascii="Aptos" w:hAnsi="Aptos"/>
-        </w:rPr>
-        <w:t>Dockerizing</w:t>
-      </w:r>
-      <w:proofErr w:type="spellEnd"/>
-      <w:r>
-        <w:rPr>
-          <w:rFonts w:ascii="Aptos" w:hAnsi="Aptos"/>
-        </w:rPr>
-        <w:t xml:space="preserve"> an Application</w:t>
+        <w:t>Process of Dockerizing an Application</w:t>
       </w:r>
     </w:p>
     <w:p>
@@ -11583,23 +9783,7 @@
           <w:rFonts w:ascii="Aptos" w:hAnsi="Aptos"/>
           <w:color w:val="222222"/>
         </w:rPr>
-        <w:t xml:space="preserve">Create a </w:t>
-      </w:r>
-      <w:proofErr w:type="spellStart"/>
-      <w:r>
-        <w:rPr>
-          <w:rFonts w:ascii="Aptos" w:hAnsi="Aptos"/>
-          <w:color w:val="222222"/>
-        </w:rPr>
-        <w:t>Dockerfile</w:t>
-      </w:r>
-      <w:proofErr w:type="spellEnd"/>
-      <w:r>
-        <w:rPr>
-          <w:rFonts w:ascii="Aptos" w:hAnsi="Aptos"/>
-          <w:color w:val="222222"/>
-        </w:rPr>
-        <w:t xml:space="preserve"> in the project root directory. This file defines the base image, working directory, dependency installation, source code copy, exposed port, and startup command.</w:t>
+        <w:t>Create a Dockerfile in the project root directory. This file defines the base image, working directory, dependency installation, source code copy, exposed port, and startup command.</w:t>
       </w:r>
     </w:p>
     <w:p>
@@ -11618,23 +9802,7 @@
           <w:rFonts w:ascii="Aptos" w:hAnsi="Aptos"/>
           <w:color w:val="222222"/>
         </w:rPr>
-        <w:t xml:space="preserve">Create a </w:t>
-      </w:r>
-      <w:proofErr w:type="spellStart"/>
-      <w:r>
-        <w:rPr>
-          <w:rFonts w:ascii="Aptos" w:hAnsi="Aptos"/>
-          <w:color w:val="222222"/>
-        </w:rPr>
-        <w:t>docker-compose.yml</w:t>
-      </w:r>
-      <w:proofErr w:type="spellEnd"/>
-      <w:r>
-        <w:rPr>
-          <w:rFonts w:ascii="Aptos" w:hAnsi="Aptos"/>
-          <w:color w:val="222222"/>
-        </w:rPr>
-        <w:t xml:space="preserve"> file to define and orchestrate all required services (database and backend API) with their environment variables, volumes, and networking.</w:t>
+        <w:t>Create a docker-compose.yml file to define and orchestrate all required services (database and backend API) with their environment variables, volumes, and networking.</w:t>
       </w:r>
     </w:p>
     <w:p>
@@ -11653,23 +9821,7 @@
           <w:rFonts w:ascii="Aptos" w:hAnsi="Aptos"/>
           <w:color w:val="222222"/>
         </w:rPr>
-        <w:t xml:space="preserve">Define environment variables for database credentials, JWT secret, ports, and client URL within the </w:t>
-      </w:r>
-      <w:proofErr w:type="spellStart"/>
-      <w:r>
-        <w:rPr>
-          <w:rFonts w:ascii="Aptos" w:hAnsi="Aptos"/>
-          <w:color w:val="222222"/>
-        </w:rPr>
-        <w:t>docker-compose.yml</w:t>
-      </w:r>
-      <w:proofErr w:type="spellEnd"/>
-      <w:r>
-        <w:rPr>
-          <w:rFonts w:ascii="Aptos" w:hAnsi="Aptos"/>
-          <w:color w:val="222222"/>
-        </w:rPr>
-        <w:t xml:space="preserve"> file.</w:t>
+        <w:t>Define environment variables for database credentials, JWT secret, ports, and client URL within the docker-compose.yml file.</w:t>
       </w:r>
     </w:p>
     <w:p>
@@ -11707,23 +9859,7 @@
           <w:rFonts w:ascii="Aptos" w:hAnsi="Aptos"/>
           <w:color w:val="222222"/>
         </w:rPr>
-        <w:t xml:space="preserve">Build and run the containers using the </w:t>
-      </w:r>
-      <w:proofErr w:type="spellStart"/>
-      <w:r>
-        <w:rPr>
-          <w:rFonts w:ascii="Aptos" w:hAnsi="Aptos"/>
-          <w:color w:val="222222"/>
-        </w:rPr>
-        <w:t>docker</w:t>
-      </w:r>
-      <w:proofErr w:type="spellEnd"/>
-      <w:r>
-        <w:rPr>
-          <w:rFonts w:ascii="Aptos" w:hAnsi="Aptos"/>
-          <w:color w:val="222222"/>
-        </w:rPr>
-        <w:t>-compose up --build command.</w:t>
+        <w:t>Build and run the containers using the docker-compose up --build command.</w:t>
       </w:r>
     </w:p>
     <w:p>
@@ -11761,14 +9897,12 @@
           <w:rFonts w:ascii="Aptos" w:hAnsi="Aptos"/>
         </w:rPr>
       </w:pPr>
-      <w:proofErr w:type="spellStart"/>
       <w:r>
         <w:rPr>
           <w:rFonts w:ascii="Aptos" w:hAnsi="Aptos"/>
         </w:rPr>
         <w:t>Dockerfile</w:t>
       </w:r>
-      <w:proofErr w:type="spellEnd"/>
     </w:p>
     <w:tbl>
       <w:tblPr>
@@ -11822,9 +9956,16 @@
                 <w:sz w:val="18"/>
                 <w:szCs w:val="18"/>
               </w:rPr>
-              <w:t xml:space="preserve"># Multi-stage </w:t>
-            </w:r>
-            <w:proofErr w:type="spellStart"/>
+              <w:t># Multi-stage Dockerfile for AUCA Mentorship Portal Backend</w:t>
+            </w:r>
+          </w:p>
+          <w:p>
+            <w:pPr>
+              <w:spacing w:before="20" w:after="20"/>
+              <w:rPr>
+                <w:rFonts w:ascii="Aptos" w:hAnsi="Aptos"/>
+              </w:rPr>
+            </w:pPr>
             <w:r>
               <w:rPr>
                 <w:rFonts w:ascii="Aptos" w:eastAsia="Courier New" w:hAnsi="Aptos" w:cs="Courier New"/>
@@ -11832,9 +9973,16 @@
                 <w:sz w:val="18"/>
                 <w:szCs w:val="18"/>
               </w:rPr>
-              <w:t>Dockerfile</w:t>
-            </w:r>
-            <w:proofErr w:type="spellEnd"/>
+              <w:t>FROM node:20-alpine AS base</w:t>
+            </w:r>
+          </w:p>
+          <w:p>
+            <w:pPr>
+              <w:spacing w:before="20" w:after="20"/>
+              <w:rPr>
+                <w:rFonts w:ascii="Aptos" w:hAnsi="Aptos"/>
+              </w:rPr>
+            </w:pPr>
             <w:r>
               <w:rPr>
                 <w:rFonts w:ascii="Aptos" w:eastAsia="Courier New" w:hAnsi="Aptos" w:cs="Courier New"/>
@@ -11842,8 +9990,16 @@
                 <w:sz w:val="18"/>
                 <w:szCs w:val="18"/>
               </w:rPr>
-              <w:t xml:space="preserve"> for AUCA Mentorship Portal Backend</w:t>
-            </w:r>
+              <w:t>WORKDIR /app</w:t>
+            </w:r>
+          </w:p>
+          <w:p>
+            <w:pPr>
+              <w:spacing w:before="20" w:after="20"/>
+              <w:rPr>
+                <w:rFonts w:ascii="Aptos" w:hAnsi="Aptos"/>
+              </w:rPr>
+            </w:pPr>
           </w:p>
           <w:p>
             <w:pPr>
@@ -11859,7 +10015,7 @@
                 <w:sz w:val="18"/>
                 <w:szCs w:val="18"/>
               </w:rPr>
-              <w:t>FROM node:20-alpine AS base</w:t>
+              <w:t># Install backend dependencies</w:t>
             </w:r>
           </w:p>
           <w:p>
@@ -11876,16 +10032,8 @@
                 <w:sz w:val="18"/>
                 <w:szCs w:val="18"/>
               </w:rPr>
-              <w:t>WORKDIR /app</w:t>
-            </w:r>
-          </w:p>
-          <w:p>
-            <w:pPr>
-              <w:spacing w:before="20" w:after="20"/>
-              <w:rPr>
-                <w:rFonts w:ascii="Aptos" w:hAnsi="Aptos"/>
-              </w:rPr>
-            </w:pPr>
+              <w:t>COPY backend/package*.json ./backend/</w:t>
+            </w:r>
           </w:p>
           <w:p>
             <w:pPr>
@@ -11901,8 +10049,16 @@
                 <w:sz w:val="18"/>
                 <w:szCs w:val="18"/>
               </w:rPr>
-              <w:t># Install backend dependencies</w:t>
-            </w:r>
+              <w:t>RUN cd backend &amp;&amp; npm ci --only=production</w:t>
+            </w:r>
+          </w:p>
+          <w:p>
+            <w:pPr>
+              <w:spacing w:before="20" w:after="20"/>
+              <w:rPr>
+                <w:rFonts w:ascii="Aptos" w:hAnsi="Aptos"/>
+              </w:rPr>
+            </w:pPr>
           </w:p>
           <w:p>
             <w:pPr>
@@ -11918,9 +10074,16 @@
                 <w:sz w:val="18"/>
                 <w:szCs w:val="18"/>
               </w:rPr>
-              <w:t>COPY backend/package*.</w:t>
-            </w:r>
-            <w:proofErr w:type="spellStart"/>
+              <w:t># Copy backend source code</w:t>
+            </w:r>
+          </w:p>
+          <w:p>
+            <w:pPr>
+              <w:spacing w:before="20" w:after="20"/>
+              <w:rPr>
+                <w:rFonts w:ascii="Aptos" w:hAnsi="Aptos"/>
+              </w:rPr>
+            </w:pPr>
             <w:r>
               <w:rPr>
                 <w:rFonts w:ascii="Aptos" w:eastAsia="Courier New" w:hAnsi="Aptos" w:cs="Courier New"/>
@@ -11928,9 +10091,24 @@
                 <w:sz w:val="18"/>
                 <w:szCs w:val="18"/>
               </w:rPr>
-              <w:t>json</w:t>
-            </w:r>
-            <w:proofErr w:type="spellEnd"/>
+              <w:t>COPY backend/ ./backend/</w:t>
+            </w:r>
+          </w:p>
+          <w:p>
+            <w:pPr>
+              <w:spacing w:before="20" w:after="20"/>
+              <w:rPr>
+                <w:rFonts w:ascii="Aptos" w:hAnsi="Aptos"/>
+              </w:rPr>
+            </w:pPr>
+          </w:p>
+          <w:p>
+            <w:pPr>
+              <w:spacing w:before="20" w:after="20"/>
+              <w:rPr>
+                <w:rFonts w:ascii="Aptos" w:hAnsi="Aptos"/>
+              </w:rPr>
+            </w:pPr>
             <w:r>
               <w:rPr>
                 <w:rFonts w:ascii="Aptos" w:eastAsia="Courier New" w:hAnsi="Aptos" w:cs="Courier New"/>
@@ -11938,7 +10116,7 @@
                 <w:sz w:val="18"/>
                 <w:szCs w:val="18"/>
               </w:rPr>
-              <w:t xml:space="preserve"> ./backend/</w:t>
+              <w:t># Expose the API port</w:t>
             </w:r>
           </w:p>
           <w:p>
@@ -11955,9 +10133,24 @@
                 <w:sz w:val="18"/>
                 <w:szCs w:val="18"/>
               </w:rPr>
-              <w:t xml:space="preserve">RUN cd backend &amp;&amp; </w:t>
-            </w:r>
-            <w:proofErr w:type="spellStart"/>
+              <w:t>EXPOSE 5000</w:t>
+            </w:r>
+          </w:p>
+          <w:p>
+            <w:pPr>
+              <w:spacing w:before="20" w:after="20"/>
+              <w:rPr>
+                <w:rFonts w:ascii="Aptos" w:hAnsi="Aptos"/>
+              </w:rPr>
+            </w:pPr>
+          </w:p>
+          <w:p>
+            <w:pPr>
+              <w:spacing w:before="20" w:after="20"/>
+              <w:rPr>
+                <w:rFonts w:ascii="Aptos" w:hAnsi="Aptos"/>
+              </w:rPr>
+            </w:pPr>
             <w:r>
               <w:rPr>
                 <w:rFonts w:ascii="Aptos" w:eastAsia="Courier New" w:hAnsi="Aptos" w:cs="Courier New"/>
@@ -11965,146 +10158,7 @@
                 <w:sz w:val="18"/>
                 <w:szCs w:val="18"/>
               </w:rPr>
-              <w:t>npm</w:t>
-            </w:r>
-            <w:proofErr w:type="spellEnd"/>
-            <w:r>
-              <w:rPr>
-                <w:rFonts w:ascii="Aptos" w:eastAsia="Courier New" w:hAnsi="Aptos" w:cs="Courier New"/>
-                <w:color w:val="90E0C0"/>
-                <w:sz w:val="18"/>
-                <w:szCs w:val="18"/>
-              </w:rPr>
-              <w:t xml:space="preserve"> ci --only=production</w:t>
-            </w:r>
-          </w:p>
-          <w:p>
-            <w:pPr>
-              <w:spacing w:before="20" w:after="20"/>
-              <w:rPr>
-                <w:rFonts w:ascii="Aptos" w:hAnsi="Aptos"/>
-              </w:rPr>
-            </w:pPr>
-          </w:p>
-          <w:p>
-            <w:pPr>
-              <w:spacing w:before="20" w:after="20"/>
-              <w:rPr>
-                <w:rFonts w:ascii="Aptos" w:hAnsi="Aptos"/>
-              </w:rPr>
-            </w:pPr>
-            <w:r>
-              <w:rPr>
-                <w:rFonts w:ascii="Aptos" w:eastAsia="Courier New" w:hAnsi="Aptos" w:cs="Courier New"/>
-                <w:color w:val="90E0C0"/>
-                <w:sz w:val="18"/>
-                <w:szCs w:val="18"/>
-              </w:rPr>
-              <w:t># Copy backend source code</w:t>
-            </w:r>
-          </w:p>
-          <w:p>
-            <w:pPr>
-              <w:spacing w:before="20" w:after="20"/>
-              <w:rPr>
-                <w:rFonts w:ascii="Aptos" w:hAnsi="Aptos"/>
-              </w:rPr>
-            </w:pPr>
-            <w:r>
-              <w:rPr>
-                <w:rFonts w:ascii="Aptos" w:eastAsia="Courier New" w:hAnsi="Aptos" w:cs="Courier New"/>
-                <w:color w:val="90E0C0"/>
-                <w:sz w:val="18"/>
-                <w:szCs w:val="18"/>
-              </w:rPr>
-              <w:t>COPY backend/ ./backend/</w:t>
-            </w:r>
-          </w:p>
-          <w:p>
-            <w:pPr>
-              <w:spacing w:before="20" w:after="20"/>
-              <w:rPr>
-                <w:rFonts w:ascii="Aptos" w:hAnsi="Aptos"/>
-              </w:rPr>
-            </w:pPr>
-          </w:p>
-          <w:p>
-            <w:pPr>
-              <w:spacing w:before="20" w:after="20"/>
-              <w:rPr>
-                <w:rFonts w:ascii="Aptos" w:hAnsi="Aptos"/>
-              </w:rPr>
-            </w:pPr>
-            <w:r>
-              <w:rPr>
-                <w:rFonts w:ascii="Aptos" w:eastAsia="Courier New" w:hAnsi="Aptos" w:cs="Courier New"/>
-                <w:color w:val="90E0C0"/>
-                <w:sz w:val="18"/>
-                <w:szCs w:val="18"/>
-              </w:rPr>
-              <w:t># Expose the API port</w:t>
-            </w:r>
-          </w:p>
-          <w:p>
-            <w:pPr>
-              <w:spacing w:before="20" w:after="20"/>
-              <w:rPr>
-                <w:rFonts w:ascii="Aptos" w:hAnsi="Aptos"/>
-              </w:rPr>
-            </w:pPr>
-            <w:r>
-              <w:rPr>
-                <w:rFonts w:ascii="Aptos" w:eastAsia="Courier New" w:hAnsi="Aptos" w:cs="Courier New"/>
-                <w:color w:val="90E0C0"/>
-                <w:sz w:val="18"/>
-                <w:szCs w:val="18"/>
-              </w:rPr>
-              <w:t>EXPOSE 5000</w:t>
-            </w:r>
-          </w:p>
-          <w:p>
-            <w:pPr>
-              <w:spacing w:before="20" w:after="20"/>
-              <w:rPr>
-                <w:rFonts w:ascii="Aptos" w:hAnsi="Aptos"/>
-              </w:rPr>
-            </w:pPr>
-          </w:p>
-          <w:p>
-            <w:pPr>
-              <w:spacing w:before="20" w:after="20"/>
-              <w:rPr>
-                <w:rFonts w:ascii="Aptos" w:hAnsi="Aptos"/>
-              </w:rPr>
-            </w:pPr>
-            <w:r>
-              <w:rPr>
-                <w:rFonts w:ascii="Aptos" w:eastAsia="Courier New" w:hAnsi="Aptos" w:cs="Courier New"/>
-                <w:color w:val="90E0C0"/>
-                <w:sz w:val="18"/>
-                <w:szCs w:val="18"/>
-              </w:rPr>
-              <w:t>CMD ["node", "backend/</w:t>
-            </w:r>
-            <w:proofErr w:type="spellStart"/>
-            <w:r>
-              <w:rPr>
-                <w:rFonts w:ascii="Aptos" w:eastAsia="Courier New" w:hAnsi="Aptos" w:cs="Courier New"/>
-                <w:color w:val="90E0C0"/>
-                <w:sz w:val="18"/>
-                <w:szCs w:val="18"/>
-              </w:rPr>
-              <w:t>src</w:t>
-            </w:r>
-            <w:proofErr w:type="spellEnd"/>
-            <w:r>
-              <w:rPr>
-                <w:rFonts w:ascii="Aptos" w:eastAsia="Courier New" w:hAnsi="Aptos" w:cs="Courier New"/>
-                <w:color w:val="90E0C0"/>
-                <w:sz w:val="18"/>
-                <w:szCs w:val="18"/>
-              </w:rPr>
-              <w:t>/server.js"]</w:t>
+              <w:t>CMD ["node", "backend/src/server.js"]</w:t>
             </w:r>
           </w:p>
         </w:tc>
@@ -12125,16 +10179,12 @@
           <w:rFonts w:ascii="Aptos" w:hAnsi="Aptos"/>
         </w:rPr>
       </w:pPr>
-      <w:proofErr w:type="spellStart"/>
-      <w:proofErr w:type="gramStart"/>
       <w:r>
         <w:rPr>
           <w:rFonts w:ascii="Aptos" w:hAnsi="Aptos"/>
         </w:rPr>
         <w:t>docker-compose.yml</w:t>
       </w:r>
-      <w:proofErr w:type="spellEnd"/>
-      <w:proofErr w:type="gramEnd"/>
     </w:p>
     <w:tbl>
       <w:tblPr>
@@ -12222,9 +10272,16 @@
                 <w:sz w:val="18"/>
                 <w:szCs w:val="18"/>
               </w:rPr>
-              <w:t xml:space="preserve">  </w:t>
-            </w:r>
-            <w:proofErr w:type="spellStart"/>
+              <w:t xml:space="preserve">  db:</w:t>
+            </w:r>
+          </w:p>
+          <w:p>
+            <w:pPr>
+              <w:spacing w:before="20" w:after="20"/>
+              <w:rPr>
+                <w:rFonts w:ascii="Aptos" w:hAnsi="Aptos"/>
+              </w:rPr>
+            </w:pPr>
             <w:r>
               <w:rPr>
                 <w:rFonts w:ascii="Aptos" w:eastAsia="Courier New" w:hAnsi="Aptos" w:cs="Courier New"/>
@@ -12232,9 +10289,16 @@
                 <w:sz w:val="18"/>
                 <w:szCs w:val="18"/>
               </w:rPr>
-              <w:t>db</w:t>
-            </w:r>
-            <w:proofErr w:type="spellEnd"/>
+              <w:t xml:space="preserve">    image: postgres:15-alpine</w:t>
+            </w:r>
+          </w:p>
+          <w:p>
+            <w:pPr>
+              <w:spacing w:before="20" w:after="20"/>
+              <w:rPr>
+                <w:rFonts w:ascii="Aptos" w:hAnsi="Aptos"/>
+              </w:rPr>
+            </w:pPr>
             <w:r>
               <w:rPr>
                 <w:rFonts w:ascii="Aptos" w:eastAsia="Courier New" w:hAnsi="Aptos" w:cs="Courier New"/>
@@ -12242,7 +10306,7 @@
                 <w:sz w:val="18"/>
                 <w:szCs w:val="18"/>
               </w:rPr>
-              <w:t>:</w:t>
+              <w:t xml:space="preserve">    container_name: mentorship_db</w:t>
             </w:r>
           </w:p>
           <w:p>
@@ -12259,7 +10323,7 @@
                 <w:sz w:val="18"/>
                 <w:szCs w:val="18"/>
               </w:rPr>
-              <w:t xml:space="preserve">    image: postgres:15-alpine</w:t>
+              <w:t xml:space="preserve">    environment:</w:t>
             </w:r>
           </w:p>
           <w:p>
@@ -12276,9 +10340,8 @@
                 <w:sz w:val="18"/>
                 <w:szCs w:val="18"/>
               </w:rPr>
-              <w:t xml:space="preserve">    </w:t>
-            </w:r>
-            <w:proofErr w:type="spellStart"/>
+              <w:t xml:space="preserve">      POSTGRES_DB: </w:t>
+            </w:r>
             <w:r>
               <w:rPr>
                 <w:rFonts w:ascii="Aptos" w:eastAsia="Courier New" w:hAnsi="Aptos" w:cs="Courier New"/>
@@ -12286,9 +10349,16 @@
                 <w:sz w:val="18"/>
                 <w:szCs w:val="18"/>
               </w:rPr>
-              <w:t>container_name</w:t>
-            </w:r>
-            <w:proofErr w:type="spellEnd"/>
+              <w:t>auca_mentorship_db</w:t>
+            </w:r>
+          </w:p>
+          <w:p>
+            <w:pPr>
+              <w:spacing w:before="20" w:after="20"/>
+              <w:rPr>
+                <w:rFonts w:ascii="Aptos" w:hAnsi="Aptos"/>
+              </w:rPr>
+            </w:pPr>
             <w:r>
               <w:rPr>
                 <w:rFonts w:ascii="Aptos" w:eastAsia="Courier New" w:hAnsi="Aptos" w:cs="Courier New"/>
@@ -12296,9 +10366,16 @@
                 <w:sz w:val="18"/>
                 <w:szCs w:val="18"/>
               </w:rPr>
-              <w:t xml:space="preserve">: </w:t>
-            </w:r>
-            <w:proofErr w:type="spellStart"/>
+              <w:t xml:space="preserve">      POSTGRES_USER: postgres</w:t>
+            </w:r>
+          </w:p>
+          <w:p>
+            <w:pPr>
+              <w:spacing w:before="20" w:after="20"/>
+              <w:rPr>
+                <w:rFonts w:ascii="Aptos" w:hAnsi="Aptos"/>
+              </w:rPr>
+            </w:pPr>
             <w:r>
               <w:rPr>
                 <w:rFonts w:ascii="Aptos" w:eastAsia="Courier New" w:hAnsi="Aptos" w:cs="Courier New"/>
@@ -12306,9 +10383,8 @@
                 <w:sz w:val="18"/>
                 <w:szCs w:val="18"/>
               </w:rPr>
-              <w:t>mentorship_db</w:t>
-            </w:r>
-            <w:proofErr w:type="spellEnd"/>
+              <w:t xml:space="preserve">      POSTGRES_PASSWORD: C123</w:t>
+            </w:r>
           </w:p>
           <w:p>
             <w:pPr>
@@ -12324,7 +10400,7 @@
                 <w:sz w:val="18"/>
                 <w:szCs w:val="18"/>
               </w:rPr>
-              <w:t xml:space="preserve">    environment:</w:t>
+              <w:t xml:space="preserve">    volumes:</w:t>
             </w:r>
           </w:p>
           <w:p>
@@ -12341,9 +10417,16 @@
                 <w:sz w:val="18"/>
                 <w:szCs w:val="18"/>
               </w:rPr>
-              <w:t xml:space="preserve">      POSTGRES_DB: </w:t>
-            </w:r>
-            <w:proofErr w:type="spellStart"/>
+              <w:t xml:space="preserve">      - pgdata:/var/lib/postgresql/data</w:t>
+            </w:r>
+          </w:p>
+          <w:p>
+            <w:pPr>
+              <w:spacing w:before="20" w:after="20"/>
+              <w:rPr>
+                <w:rFonts w:ascii="Aptos" w:hAnsi="Aptos"/>
+              </w:rPr>
+            </w:pPr>
             <w:r>
               <w:rPr>
                 <w:rFonts w:ascii="Aptos" w:eastAsia="Courier New" w:hAnsi="Aptos" w:cs="Courier New"/>
@@ -12351,9 +10434,8 @@
                 <w:sz w:val="18"/>
                 <w:szCs w:val="18"/>
               </w:rPr>
-              <w:t>auca_mentorship_db</w:t>
-            </w:r>
-            <w:proofErr w:type="spellEnd"/>
+              <w:t xml:space="preserve">      - ./database/schema.sql:/docker-entrypoint-initdb.d/01-schema.sql</w:t>
+            </w:r>
           </w:p>
           <w:p>
             <w:pPr>
@@ -12369,9 +10451,16 @@
                 <w:sz w:val="18"/>
                 <w:szCs w:val="18"/>
               </w:rPr>
-              <w:t xml:space="preserve">      POSTGRES_USER: </w:t>
-            </w:r>
-            <w:proofErr w:type="spellStart"/>
+              <w:t xml:space="preserve">      - ./database/seed.sql:/docker-entrypoint-initdb.d/02-seed.sql</w:t>
+            </w:r>
+          </w:p>
+          <w:p>
+            <w:pPr>
+              <w:spacing w:before="20" w:after="20"/>
+              <w:rPr>
+                <w:rFonts w:ascii="Aptos" w:hAnsi="Aptos"/>
+              </w:rPr>
+            </w:pPr>
             <w:r>
               <w:rPr>
                 <w:rFonts w:ascii="Aptos" w:eastAsia="Courier New" w:hAnsi="Aptos" w:cs="Courier New"/>
@@ -12379,9 +10468,16 @@
                 <w:sz w:val="18"/>
                 <w:szCs w:val="18"/>
               </w:rPr>
-              <w:t>postgres</w:t>
-            </w:r>
-            <w:proofErr w:type="spellEnd"/>
+              <w:t xml:space="preserve">    ports: ["5432:5432"]</w:t>
+            </w:r>
+          </w:p>
+          <w:p>
+            <w:pPr>
+              <w:spacing w:before="20" w:after="20"/>
+              <w:rPr>
+                <w:rFonts w:ascii="Aptos" w:hAnsi="Aptos"/>
+              </w:rPr>
+            </w:pPr>
           </w:p>
           <w:p>
             <w:pPr>
@@ -12397,7 +10493,7 @@
                 <w:sz w:val="18"/>
                 <w:szCs w:val="18"/>
               </w:rPr>
-              <w:t xml:space="preserve">      POSTGRES_PASSWORD: C123</w:t>
+              <w:t xml:space="preserve">  backend:</w:t>
             </w:r>
           </w:p>
           <w:p>
@@ -12414,7 +10510,7 @@
                 <w:sz w:val="18"/>
                 <w:szCs w:val="18"/>
               </w:rPr>
-              <w:t xml:space="preserve">    volumes:</w:t>
+              <w:t xml:space="preserve">    build: .</w:t>
             </w:r>
           </w:p>
           <w:p>
@@ -12431,9 +10527,16 @@
                 <w:sz w:val="18"/>
                 <w:szCs w:val="18"/>
               </w:rPr>
-              <w:t xml:space="preserve">      - </w:t>
-            </w:r>
-            <w:proofErr w:type="spellStart"/>
+              <w:t xml:space="preserve">    container_name: mentorship_api</w:t>
+            </w:r>
+          </w:p>
+          <w:p>
+            <w:pPr>
+              <w:spacing w:before="20" w:after="20"/>
+              <w:rPr>
+                <w:rFonts w:ascii="Aptos" w:hAnsi="Aptos"/>
+              </w:rPr>
+            </w:pPr>
             <w:r>
               <w:rPr>
                 <w:rFonts w:ascii="Aptos" w:eastAsia="Courier New" w:hAnsi="Aptos" w:cs="Courier New"/>
@@ -12441,9 +10544,16 @@
                 <w:sz w:val="18"/>
                 <w:szCs w:val="18"/>
               </w:rPr>
-              <w:t>pgdata</w:t>
-            </w:r>
-            <w:proofErr w:type="spellEnd"/>
+              <w:t xml:space="preserve">    depends_on: [db]</w:t>
+            </w:r>
+          </w:p>
+          <w:p>
+            <w:pPr>
+              <w:spacing w:before="20" w:after="20"/>
+              <w:rPr>
+                <w:rFonts w:ascii="Aptos" w:hAnsi="Aptos"/>
+              </w:rPr>
+            </w:pPr>
             <w:r>
               <w:rPr>
                 <w:rFonts w:ascii="Aptos" w:eastAsia="Courier New" w:hAnsi="Aptos" w:cs="Courier New"/>
@@ -12451,9 +10561,16 @@
                 <w:sz w:val="18"/>
                 <w:szCs w:val="18"/>
               </w:rPr>
-              <w:t>:/</w:t>
-            </w:r>
-            <w:proofErr w:type="spellStart"/>
+              <w:t xml:space="preserve">    environment:</w:t>
+            </w:r>
+          </w:p>
+          <w:p>
+            <w:pPr>
+              <w:spacing w:before="20" w:after="20"/>
+              <w:rPr>
+                <w:rFonts w:ascii="Aptos" w:hAnsi="Aptos"/>
+              </w:rPr>
+            </w:pPr>
             <w:r>
               <w:rPr>
                 <w:rFonts w:ascii="Aptos" w:eastAsia="Courier New" w:hAnsi="Aptos" w:cs="Courier New"/>
@@ -12461,9 +10578,16 @@
                 <w:sz w:val="18"/>
                 <w:szCs w:val="18"/>
               </w:rPr>
-              <w:t>var</w:t>
-            </w:r>
-            <w:proofErr w:type="spellEnd"/>
+              <w:t xml:space="preserve">      DB_HOST: db</w:t>
+            </w:r>
+          </w:p>
+          <w:p>
+            <w:pPr>
+              <w:spacing w:before="20" w:after="20"/>
+              <w:rPr>
+                <w:rFonts w:ascii="Aptos" w:hAnsi="Aptos"/>
+              </w:rPr>
+            </w:pPr>
             <w:r>
               <w:rPr>
                 <w:rFonts w:ascii="Aptos" w:eastAsia="Courier New" w:hAnsi="Aptos" w:cs="Courier New"/>
@@ -12471,9 +10595,16 @@
                 <w:sz w:val="18"/>
                 <w:szCs w:val="18"/>
               </w:rPr>
-              <w:t>/lib/</w:t>
-            </w:r>
-            <w:proofErr w:type="spellStart"/>
+              <w:t xml:space="preserve">      JWT_SECRET: auca_mentorship_jwt_secret_2025</w:t>
+            </w:r>
+          </w:p>
+          <w:p>
+            <w:pPr>
+              <w:spacing w:before="20" w:after="20"/>
+              <w:rPr>
+                <w:rFonts w:ascii="Aptos" w:hAnsi="Aptos"/>
+              </w:rPr>
+            </w:pPr>
             <w:r>
               <w:rPr>
                 <w:rFonts w:ascii="Aptos" w:eastAsia="Courier New" w:hAnsi="Aptos" w:cs="Courier New"/>
@@ -12481,9 +10612,16 @@
                 <w:sz w:val="18"/>
                 <w:szCs w:val="18"/>
               </w:rPr>
-              <w:t>postgresql</w:t>
-            </w:r>
-            <w:proofErr w:type="spellEnd"/>
+              <w:t xml:space="preserve">      PORT: 5000</w:t>
+            </w:r>
+          </w:p>
+          <w:p>
+            <w:pPr>
+              <w:spacing w:before="20" w:after="20"/>
+              <w:rPr>
+                <w:rFonts w:ascii="Aptos" w:hAnsi="Aptos"/>
+              </w:rPr>
+            </w:pPr>
             <w:r>
               <w:rPr>
                 <w:rFonts w:ascii="Aptos" w:eastAsia="Courier New" w:hAnsi="Aptos" w:cs="Courier New"/>
@@ -12491,8 +10629,16 @@
                 <w:sz w:val="18"/>
                 <w:szCs w:val="18"/>
               </w:rPr>
-              <w:t>/data</w:t>
-            </w:r>
+              <w:t xml:space="preserve">    ports: ["5000:5000"]</w:t>
+            </w:r>
+          </w:p>
+          <w:p>
+            <w:pPr>
+              <w:spacing w:before="20" w:after="20"/>
+              <w:rPr>
+                <w:rFonts w:ascii="Aptos" w:hAnsi="Aptos"/>
+              </w:rPr>
+            </w:pPr>
           </w:p>
           <w:p>
             <w:pPr>
@@ -12508,9 +10654,16 @@
                 <w:sz w:val="18"/>
                 <w:szCs w:val="18"/>
               </w:rPr>
-              <w:t xml:space="preserve">      - ./database/</w:t>
-            </w:r>
-            <w:proofErr w:type="spellStart"/>
+              <w:t>volumes:</w:t>
+            </w:r>
+          </w:p>
+          <w:p>
+            <w:pPr>
+              <w:spacing w:before="20" w:after="20"/>
+              <w:rPr>
+                <w:rFonts w:ascii="Aptos" w:hAnsi="Aptos"/>
+              </w:rPr>
+            </w:pPr>
             <w:r>
               <w:rPr>
                 <w:rFonts w:ascii="Aptos" w:eastAsia="Courier New" w:hAnsi="Aptos" w:cs="Courier New"/>
@@ -12518,436 +10671,7 @@
                 <w:sz w:val="18"/>
                 <w:szCs w:val="18"/>
               </w:rPr>
-              <w:t>schema.sql</w:t>
-            </w:r>
-            <w:proofErr w:type="spellEnd"/>
-            <w:r>
-              <w:rPr>
-                <w:rFonts w:ascii="Aptos" w:eastAsia="Courier New" w:hAnsi="Aptos" w:cs="Courier New"/>
-                <w:color w:val="90E0C0"/>
-                <w:sz w:val="18"/>
-                <w:szCs w:val="18"/>
-              </w:rPr>
-              <w:t>:/</w:t>
-            </w:r>
-            <w:proofErr w:type="spellStart"/>
-            <w:r>
-              <w:rPr>
-                <w:rFonts w:ascii="Aptos" w:eastAsia="Courier New" w:hAnsi="Aptos" w:cs="Courier New"/>
-                <w:color w:val="90E0C0"/>
-                <w:sz w:val="18"/>
-                <w:szCs w:val="18"/>
-              </w:rPr>
-              <w:t>docker-entrypoint-initdb.d</w:t>
-            </w:r>
-            <w:proofErr w:type="spellEnd"/>
-            <w:r>
-              <w:rPr>
-                <w:rFonts w:ascii="Aptos" w:eastAsia="Courier New" w:hAnsi="Aptos" w:cs="Courier New"/>
-                <w:color w:val="90E0C0"/>
-                <w:sz w:val="18"/>
-                <w:szCs w:val="18"/>
-              </w:rPr>
-              <w:t>/01-schema.sql</w:t>
-            </w:r>
-          </w:p>
-          <w:p>
-            <w:pPr>
-              <w:spacing w:before="20" w:after="20"/>
-              <w:rPr>
-                <w:rFonts w:ascii="Aptos" w:hAnsi="Aptos"/>
-              </w:rPr>
-            </w:pPr>
-            <w:r>
-              <w:rPr>
-                <w:rFonts w:ascii="Aptos" w:eastAsia="Courier New" w:hAnsi="Aptos" w:cs="Courier New"/>
-                <w:color w:val="90E0C0"/>
-                <w:sz w:val="18"/>
-                <w:szCs w:val="18"/>
-              </w:rPr>
-              <w:t xml:space="preserve">      - ./database/</w:t>
-            </w:r>
-            <w:proofErr w:type="spellStart"/>
-            <w:r>
-              <w:rPr>
-                <w:rFonts w:ascii="Aptos" w:eastAsia="Courier New" w:hAnsi="Aptos" w:cs="Courier New"/>
-                <w:color w:val="90E0C0"/>
-                <w:sz w:val="18"/>
-                <w:szCs w:val="18"/>
-              </w:rPr>
-              <w:t>seed.sql</w:t>
-            </w:r>
-            <w:proofErr w:type="spellEnd"/>
-            <w:r>
-              <w:rPr>
-                <w:rFonts w:ascii="Aptos" w:eastAsia="Courier New" w:hAnsi="Aptos" w:cs="Courier New"/>
-                <w:color w:val="90E0C0"/>
-                <w:sz w:val="18"/>
-                <w:szCs w:val="18"/>
-              </w:rPr>
-              <w:t>:/</w:t>
-            </w:r>
-            <w:proofErr w:type="spellStart"/>
-            <w:r>
-              <w:rPr>
-                <w:rFonts w:ascii="Aptos" w:eastAsia="Courier New" w:hAnsi="Aptos" w:cs="Courier New"/>
-                <w:color w:val="90E0C0"/>
-                <w:sz w:val="18"/>
-                <w:szCs w:val="18"/>
-              </w:rPr>
-              <w:t>docker-entrypoint-initdb.d</w:t>
-            </w:r>
-            <w:proofErr w:type="spellEnd"/>
-            <w:r>
-              <w:rPr>
-                <w:rFonts w:ascii="Aptos" w:eastAsia="Courier New" w:hAnsi="Aptos" w:cs="Courier New"/>
-                <w:color w:val="90E0C0"/>
-                <w:sz w:val="18"/>
-                <w:szCs w:val="18"/>
-              </w:rPr>
-              <w:t>/02-seed.sql</w:t>
-            </w:r>
-          </w:p>
-          <w:p>
-            <w:pPr>
-              <w:spacing w:before="20" w:after="20"/>
-              <w:rPr>
-                <w:rFonts w:ascii="Aptos" w:hAnsi="Aptos"/>
-              </w:rPr>
-            </w:pPr>
-            <w:r>
-              <w:rPr>
-                <w:rFonts w:ascii="Aptos" w:eastAsia="Courier New" w:hAnsi="Aptos" w:cs="Courier New"/>
-                <w:color w:val="90E0C0"/>
-                <w:sz w:val="18"/>
-                <w:szCs w:val="18"/>
-              </w:rPr>
-              <w:t xml:space="preserve">    ports: ["5432:5432"]</w:t>
-            </w:r>
-          </w:p>
-          <w:p>
-            <w:pPr>
-              <w:spacing w:before="20" w:after="20"/>
-              <w:rPr>
-                <w:rFonts w:ascii="Aptos" w:hAnsi="Aptos"/>
-              </w:rPr>
-            </w:pPr>
-          </w:p>
-          <w:p>
-            <w:pPr>
-              <w:spacing w:before="20" w:after="20"/>
-              <w:rPr>
-                <w:rFonts w:ascii="Aptos" w:hAnsi="Aptos"/>
-              </w:rPr>
-            </w:pPr>
-            <w:r>
-              <w:rPr>
-                <w:rFonts w:ascii="Aptos" w:eastAsia="Courier New" w:hAnsi="Aptos" w:cs="Courier New"/>
-                <w:color w:val="90E0C0"/>
-                <w:sz w:val="18"/>
-                <w:szCs w:val="18"/>
-              </w:rPr>
-              <w:t xml:space="preserve">  backend:</w:t>
-            </w:r>
-          </w:p>
-          <w:p>
-            <w:pPr>
-              <w:spacing w:before="20" w:after="20"/>
-              <w:rPr>
-                <w:rFonts w:ascii="Aptos" w:hAnsi="Aptos"/>
-              </w:rPr>
-            </w:pPr>
-            <w:r>
-              <w:rPr>
-                <w:rFonts w:ascii="Aptos" w:eastAsia="Courier New" w:hAnsi="Aptos" w:cs="Courier New"/>
-                <w:color w:val="90E0C0"/>
-                <w:sz w:val="18"/>
-                <w:szCs w:val="18"/>
-              </w:rPr>
-              <w:t xml:space="preserve">    </w:t>
-            </w:r>
-            <w:proofErr w:type="gramStart"/>
-            <w:r>
-              <w:rPr>
-                <w:rFonts w:ascii="Aptos" w:eastAsia="Courier New" w:hAnsi="Aptos" w:cs="Courier New"/>
-                <w:color w:val="90E0C0"/>
-                <w:sz w:val="18"/>
-                <w:szCs w:val="18"/>
-              </w:rPr>
-              <w:t>build</w:t>
-            </w:r>
-            <w:proofErr w:type="gramEnd"/>
-            <w:r>
-              <w:rPr>
-                <w:rFonts w:ascii="Aptos" w:eastAsia="Courier New" w:hAnsi="Aptos" w:cs="Courier New"/>
-                <w:color w:val="90E0C0"/>
-                <w:sz w:val="18"/>
-                <w:szCs w:val="18"/>
-              </w:rPr>
-              <w:t>: .</w:t>
-            </w:r>
-          </w:p>
-          <w:p>
-            <w:pPr>
-              <w:spacing w:before="20" w:after="20"/>
-              <w:rPr>
-                <w:rFonts w:ascii="Aptos" w:hAnsi="Aptos"/>
-              </w:rPr>
-            </w:pPr>
-            <w:r>
-              <w:rPr>
-                <w:rFonts w:ascii="Aptos" w:eastAsia="Courier New" w:hAnsi="Aptos" w:cs="Courier New"/>
-                <w:color w:val="90E0C0"/>
-                <w:sz w:val="18"/>
-                <w:szCs w:val="18"/>
-              </w:rPr>
-              <w:t xml:space="preserve">    </w:t>
-            </w:r>
-            <w:proofErr w:type="spellStart"/>
-            <w:r>
-              <w:rPr>
-                <w:rFonts w:ascii="Aptos" w:eastAsia="Courier New" w:hAnsi="Aptos" w:cs="Courier New"/>
-                <w:color w:val="90E0C0"/>
-                <w:sz w:val="18"/>
-                <w:szCs w:val="18"/>
-              </w:rPr>
-              <w:t>container_name</w:t>
-            </w:r>
-            <w:proofErr w:type="spellEnd"/>
-            <w:r>
-              <w:rPr>
-                <w:rFonts w:ascii="Aptos" w:eastAsia="Courier New" w:hAnsi="Aptos" w:cs="Courier New"/>
-                <w:color w:val="90E0C0"/>
-                <w:sz w:val="18"/>
-                <w:szCs w:val="18"/>
-              </w:rPr>
-              <w:t xml:space="preserve">: </w:t>
-            </w:r>
-            <w:proofErr w:type="spellStart"/>
-            <w:r>
-              <w:rPr>
-                <w:rFonts w:ascii="Aptos" w:eastAsia="Courier New" w:hAnsi="Aptos" w:cs="Courier New"/>
-                <w:color w:val="90E0C0"/>
-                <w:sz w:val="18"/>
-                <w:szCs w:val="18"/>
-              </w:rPr>
-              <w:t>mentorship_api</w:t>
-            </w:r>
-            <w:proofErr w:type="spellEnd"/>
-          </w:p>
-          <w:p>
-            <w:pPr>
-              <w:spacing w:before="20" w:after="20"/>
-              <w:rPr>
-                <w:rFonts w:ascii="Aptos" w:hAnsi="Aptos"/>
-              </w:rPr>
-            </w:pPr>
-            <w:r>
-              <w:rPr>
-                <w:rFonts w:ascii="Aptos" w:eastAsia="Courier New" w:hAnsi="Aptos" w:cs="Courier New"/>
-                <w:color w:val="90E0C0"/>
-                <w:sz w:val="18"/>
-                <w:szCs w:val="18"/>
-              </w:rPr>
-              <w:t xml:space="preserve">    </w:t>
-            </w:r>
-            <w:proofErr w:type="spellStart"/>
-            <w:r>
-              <w:rPr>
-                <w:rFonts w:ascii="Aptos" w:eastAsia="Courier New" w:hAnsi="Aptos" w:cs="Courier New"/>
-                <w:color w:val="90E0C0"/>
-                <w:sz w:val="18"/>
-                <w:szCs w:val="18"/>
-              </w:rPr>
-              <w:t>depends_on</w:t>
-            </w:r>
-            <w:proofErr w:type="spellEnd"/>
-            <w:r>
-              <w:rPr>
-                <w:rFonts w:ascii="Aptos" w:eastAsia="Courier New" w:hAnsi="Aptos" w:cs="Courier New"/>
-                <w:color w:val="90E0C0"/>
-                <w:sz w:val="18"/>
-                <w:szCs w:val="18"/>
-              </w:rPr>
-              <w:t>: [</w:t>
-            </w:r>
-            <w:proofErr w:type="spellStart"/>
-            <w:r>
-              <w:rPr>
-                <w:rFonts w:ascii="Aptos" w:eastAsia="Courier New" w:hAnsi="Aptos" w:cs="Courier New"/>
-                <w:color w:val="90E0C0"/>
-                <w:sz w:val="18"/>
-                <w:szCs w:val="18"/>
-              </w:rPr>
-              <w:t>db</w:t>
-            </w:r>
-            <w:proofErr w:type="spellEnd"/>
-            <w:r>
-              <w:rPr>
-                <w:rFonts w:ascii="Aptos" w:eastAsia="Courier New" w:hAnsi="Aptos" w:cs="Courier New"/>
-                <w:color w:val="90E0C0"/>
-                <w:sz w:val="18"/>
-                <w:szCs w:val="18"/>
-              </w:rPr>
-              <w:t>]</w:t>
-            </w:r>
-          </w:p>
-          <w:p>
-            <w:pPr>
-              <w:spacing w:before="20" w:after="20"/>
-              <w:rPr>
-                <w:rFonts w:ascii="Aptos" w:hAnsi="Aptos"/>
-              </w:rPr>
-            </w:pPr>
-            <w:r>
-              <w:rPr>
-                <w:rFonts w:ascii="Aptos" w:eastAsia="Courier New" w:hAnsi="Aptos" w:cs="Courier New"/>
-                <w:color w:val="90E0C0"/>
-                <w:sz w:val="18"/>
-                <w:szCs w:val="18"/>
-              </w:rPr>
-              <w:t xml:space="preserve">    environment:</w:t>
-            </w:r>
-          </w:p>
-          <w:p>
-            <w:pPr>
-              <w:spacing w:before="20" w:after="20"/>
-              <w:rPr>
-                <w:rFonts w:ascii="Aptos" w:hAnsi="Aptos"/>
-              </w:rPr>
-            </w:pPr>
-            <w:r>
-              <w:rPr>
-                <w:rFonts w:ascii="Aptos" w:eastAsia="Courier New" w:hAnsi="Aptos" w:cs="Courier New"/>
-                <w:color w:val="90E0C0"/>
-                <w:sz w:val="18"/>
-                <w:szCs w:val="18"/>
-              </w:rPr>
-              <w:t xml:space="preserve">      DB_HOST: </w:t>
-            </w:r>
-            <w:proofErr w:type="spellStart"/>
-            <w:r>
-              <w:rPr>
-                <w:rFonts w:ascii="Aptos" w:eastAsia="Courier New" w:hAnsi="Aptos" w:cs="Courier New"/>
-                <w:color w:val="90E0C0"/>
-                <w:sz w:val="18"/>
-                <w:szCs w:val="18"/>
-              </w:rPr>
-              <w:t>db</w:t>
-            </w:r>
-            <w:proofErr w:type="spellEnd"/>
-          </w:p>
-          <w:p>
-            <w:pPr>
-              <w:spacing w:before="20" w:after="20"/>
-              <w:rPr>
-                <w:rFonts w:ascii="Aptos" w:hAnsi="Aptos"/>
-              </w:rPr>
-            </w:pPr>
-            <w:r>
-              <w:rPr>
-                <w:rFonts w:ascii="Aptos" w:eastAsia="Courier New" w:hAnsi="Aptos" w:cs="Courier New"/>
-                <w:color w:val="90E0C0"/>
-                <w:sz w:val="18"/>
-                <w:szCs w:val="18"/>
-              </w:rPr>
-              <w:t xml:space="preserve">      JWT_SECRET: auca_mentorship_jwt_secret_2025</w:t>
-            </w:r>
-          </w:p>
-          <w:p>
-            <w:pPr>
-              <w:spacing w:before="20" w:after="20"/>
-              <w:rPr>
-                <w:rFonts w:ascii="Aptos" w:hAnsi="Aptos"/>
-              </w:rPr>
-            </w:pPr>
-            <w:r>
-              <w:rPr>
-                <w:rFonts w:ascii="Aptos" w:eastAsia="Courier New" w:hAnsi="Aptos" w:cs="Courier New"/>
-                <w:color w:val="90E0C0"/>
-                <w:sz w:val="18"/>
-                <w:szCs w:val="18"/>
-              </w:rPr>
-              <w:t xml:space="preserve">      PORT: 5000</w:t>
-            </w:r>
-          </w:p>
-          <w:p>
-            <w:pPr>
-              <w:spacing w:before="20" w:after="20"/>
-              <w:rPr>
-                <w:rFonts w:ascii="Aptos" w:hAnsi="Aptos"/>
-              </w:rPr>
-            </w:pPr>
-            <w:r>
-              <w:rPr>
-                <w:rFonts w:ascii="Aptos" w:eastAsia="Courier New" w:hAnsi="Aptos" w:cs="Courier New"/>
-                <w:color w:val="90E0C0"/>
-                <w:sz w:val="18"/>
-                <w:szCs w:val="18"/>
-              </w:rPr>
-              <w:t xml:space="preserve">    ports: ["5000:5000"]</w:t>
-            </w:r>
-          </w:p>
-          <w:p>
-            <w:pPr>
-              <w:spacing w:before="20" w:after="20"/>
-              <w:rPr>
-                <w:rFonts w:ascii="Aptos" w:hAnsi="Aptos"/>
-              </w:rPr>
-            </w:pPr>
-          </w:p>
-          <w:p>
-            <w:pPr>
-              <w:spacing w:before="20" w:after="20"/>
-              <w:rPr>
-                <w:rFonts w:ascii="Aptos" w:hAnsi="Aptos"/>
-              </w:rPr>
-            </w:pPr>
-            <w:r>
-              <w:rPr>
-                <w:rFonts w:ascii="Aptos" w:eastAsia="Courier New" w:hAnsi="Aptos" w:cs="Courier New"/>
-                <w:color w:val="90E0C0"/>
-                <w:sz w:val="18"/>
-                <w:szCs w:val="18"/>
-              </w:rPr>
-              <w:t>volumes:</w:t>
-            </w:r>
-          </w:p>
-          <w:p>
-            <w:pPr>
-              <w:spacing w:before="20" w:after="20"/>
-              <w:rPr>
-                <w:rFonts w:ascii="Aptos" w:hAnsi="Aptos"/>
-              </w:rPr>
-            </w:pPr>
-            <w:r>
-              <w:rPr>
-                <w:rFonts w:ascii="Aptos" w:eastAsia="Courier New" w:hAnsi="Aptos" w:cs="Courier New"/>
-                <w:color w:val="90E0C0"/>
-                <w:sz w:val="18"/>
-                <w:szCs w:val="18"/>
-              </w:rPr>
-              <w:t xml:space="preserve">  </w:t>
-            </w:r>
-            <w:proofErr w:type="spellStart"/>
-            <w:r>
-              <w:rPr>
-                <w:rFonts w:ascii="Aptos" w:eastAsia="Courier New" w:hAnsi="Aptos" w:cs="Courier New"/>
-                <w:color w:val="90E0C0"/>
-                <w:sz w:val="18"/>
-                <w:szCs w:val="18"/>
-              </w:rPr>
-              <w:t>pgdata</w:t>
-            </w:r>
-            <w:proofErr w:type="spellEnd"/>
-            <w:r>
-              <w:rPr>
-                <w:rFonts w:ascii="Aptos" w:eastAsia="Courier New" w:hAnsi="Aptos" w:cs="Courier New"/>
-                <w:color w:val="90E0C0"/>
-                <w:sz w:val="18"/>
-                <w:szCs w:val="18"/>
-              </w:rPr>
-              <w:t>:</w:t>
+              <w:t xml:space="preserve">  pgdata:</w:t>
             </w:r>
           </w:p>
         </w:tc>
@@ -13126,21 +10850,7 @@
         <w:rPr>
           <w:rFonts w:ascii="Aptos" w:hAnsi="Aptos"/>
         </w:rPr>
-        <w:t>3.2 Version Control System (</w:t>
-      </w:r>
-      <w:proofErr w:type="spellStart"/>
-      <w:r>
-        <w:rPr>
-          <w:rFonts w:ascii="Aptos" w:hAnsi="Aptos"/>
-        </w:rPr>
-        <w:t>Git</w:t>
-      </w:r>
-      <w:proofErr w:type="spellEnd"/>
-      <w:r>
-        <w:rPr>
-          <w:rFonts w:ascii="Aptos" w:hAnsi="Aptos"/>
-        </w:rPr>
-        <w:t>)</w:t>
+        <w:t>3.2 Version Control System (Git)</w:t>
       </w:r>
     </w:p>
     <w:p>
@@ -13187,51 +10897,34 @@
           <w:rFonts w:ascii="Aptos" w:hAnsi="Aptos"/>
         </w:rPr>
       </w:pPr>
-      <w:proofErr w:type="spellStart"/>
       <w:r>
         <w:rPr>
           <w:rFonts w:ascii="Aptos" w:hAnsi="Aptos"/>
           <w:color w:val="222222"/>
         </w:rPr>
-        <w:t>Git</w:t>
+        <w:t>Git was chosen as the Version Control System for this project due to its widespread industry adoption, powerful branching capabilities, and seamless integration with hosting platforms such as GitHub.</w:t>
       </w:r>
-      <w:proofErr w:type="spellEnd"/>
+    </w:p>
+    <w:p>
+      <w:pPr>
+        <w:spacing w:before="100"/>
+        <w:rPr>
+          <w:rFonts w:ascii="Aptos" w:hAnsi="Aptos"/>
+        </w:rPr>
+      </w:pPr>
+    </w:p>
+    <w:p>
+      <w:pPr>
+        <w:pStyle w:val="Heading3"/>
+        <w:rPr>
+          <w:rFonts w:ascii="Aptos" w:hAnsi="Aptos"/>
+        </w:rPr>
+      </w:pPr>
       <w:r>
         <w:rPr>
           <w:rFonts w:ascii="Aptos" w:hAnsi="Aptos"/>
-          <w:color w:val="222222"/>
-        </w:rPr>
-        <w:t xml:space="preserve"> was chosen as the Version Control System for this project due to its widespread industry adoption, powerful branching capabilities, and seamless integration with hosting platforms such as GitHub.</w:t>
-      </w:r>
-    </w:p>
-    <w:p>
-      <w:pPr>
-        <w:spacing w:before="100"/>
-        <w:rPr>
-          <w:rFonts w:ascii="Aptos" w:hAnsi="Aptos"/>
-        </w:rPr>
-      </w:pPr>
-    </w:p>
-    <w:p>
-      <w:pPr>
-        <w:pStyle w:val="Heading3"/>
-        <w:rPr>
-          <w:rFonts w:ascii="Aptos" w:hAnsi="Aptos"/>
-        </w:rPr>
-      </w:pPr>
-      <w:proofErr w:type="spellStart"/>
-      <w:r>
-        <w:rPr>
-          <w:rFonts w:ascii="Aptos" w:hAnsi="Aptos"/>
-        </w:rPr>
-        <w:t>Git</w:t>
-      </w:r>
-      <w:proofErr w:type="spellEnd"/>
-      <w:r>
-        <w:rPr>
-          <w:rFonts w:ascii="Aptos" w:hAnsi="Aptos"/>
-        </w:rPr>
-        <w:t xml:space="preserve"> Installation and Configuration</w:t>
+        </w:rPr>
+        <w:t>Git Installation and Configuration</w:t>
       </w:r>
     </w:p>
     <w:tbl>
@@ -13286,9 +10979,16 @@
                 <w:sz w:val="18"/>
                 <w:szCs w:val="18"/>
               </w:rPr>
-              <w:t xml:space="preserve"># Step 1: Install </w:t>
-            </w:r>
-            <w:proofErr w:type="spellStart"/>
+              <w:t># Step 1: Install Git</w:t>
+            </w:r>
+          </w:p>
+          <w:p>
+            <w:pPr>
+              <w:spacing w:before="20" w:after="20"/>
+              <w:rPr>
+                <w:rFonts w:ascii="Aptos" w:hAnsi="Aptos"/>
+              </w:rPr>
+            </w:pPr>
             <w:r>
               <w:rPr>
                 <w:rFonts w:ascii="Aptos" w:eastAsia="Courier New" w:hAnsi="Aptos" w:cs="Courier New"/>
@@ -13296,9 +10996,8 @@
                 <w:sz w:val="18"/>
                 <w:szCs w:val="18"/>
               </w:rPr>
-              <w:t>Git</w:t>
-            </w:r>
-            <w:proofErr w:type="spellEnd"/>
+              <w:t>sudo apt-get install git          # Linux/Ubuntu</w:t>
+            </w:r>
           </w:p>
           <w:p>
             <w:pPr>
@@ -13314,9 +11013,24 @@
                 <w:sz w:val="18"/>
                 <w:szCs w:val="18"/>
               </w:rPr>
-              <w:t xml:space="preserve">sudo apt-get install </w:t>
-            </w:r>
-            <w:proofErr w:type="spellStart"/>
+              <w:t># or download from https://git-scm.com for Windows/Mac</w:t>
+            </w:r>
+          </w:p>
+          <w:p>
+            <w:pPr>
+              <w:spacing w:before="20" w:after="20"/>
+              <w:rPr>
+                <w:rFonts w:ascii="Aptos" w:hAnsi="Aptos"/>
+              </w:rPr>
+            </w:pPr>
+          </w:p>
+          <w:p>
+            <w:pPr>
+              <w:spacing w:before="20" w:after="20"/>
+              <w:rPr>
+                <w:rFonts w:ascii="Aptos" w:hAnsi="Aptos"/>
+              </w:rPr>
+            </w:pPr>
             <w:r>
               <w:rPr>
                 <w:rFonts w:ascii="Aptos" w:eastAsia="Courier New" w:hAnsi="Aptos" w:cs="Courier New"/>
@@ -13324,9 +11038,16 @@
                 <w:sz w:val="18"/>
                 <w:szCs w:val="18"/>
               </w:rPr>
-              <w:t>git</w:t>
-            </w:r>
-            <w:proofErr w:type="spellEnd"/>
+              <w:t># Step 2: Configure user identity globally</w:t>
+            </w:r>
+          </w:p>
+          <w:p>
+            <w:pPr>
+              <w:spacing w:before="20" w:after="20"/>
+              <w:rPr>
+                <w:rFonts w:ascii="Aptos" w:hAnsi="Aptos"/>
+              </w:rPr>
+            </w:pPr>
             <w:r>
               <w:rPr>
                 <w:rFonts w:ascii="Aptos" w:eastAsia="Courier New" w:hAnsi="Aptos" w:cs="Courier New"/>
@@ -13334,7 +11055,7 @@
                 <w:sz w:val="18"/>
                 <w:szCs w:val="18"/>
               </w:rPr>
-              <w:t xml:space="preserve">          # Linux/Ubuntu</w:t>
+              <w:t>git config --global user.name "Confiance UFITAMAHORO"</w:t>
             </w:r>
           </w:p>
           <w:p>
@@ -13351,7 +11072,7 @@
                 <w:sz w:val="18"/>
                 <w:szCs w:val="18"/>
               </w:rPr>
-              <w:t># or download from https://git-scm.com for Windows/Mac</w:t>
+              <w:t>git config --global user.email "confiance@auca.ac.rw"</w:t>
             </w:r>
           </w:p>
           <w:p>
@@ -13376,7 +11097,7 @@
                 <w:sz w:val="18"/>
                 <w:szCs w:val="18"/>
               </w:rPr>
-              <w:t># Step 2: Configure user identity globally</w:t>
+              <w:t># Step 3: Verify configuration</w:t>
             </w:r>
           </w:p>
           <w:p>
@@ -13386,7 +11107,6 @@
                 <w:rFonts w:ascii="Aptos" w:hAnsi="Aptos"/>
               </w:rPr>
             </w:pPr>
-            <w:proofErr w:type="spellStart"/>
             <w:r>
               <w:rPr>
                 <w:rFonts w:ascii="Aptos" w:eastAsia="Courier New" w:hAnsi="Aptos" w:cs="Courier New"/>
@@ -13394,178 +11114,7 @@
                 <w:sz w:val="18"/>
                 <w:szCs w:val="18"/>
               </w:rPr>
-              <w:t>git</w:t>
-            </w:r>
-            <w:proofErr w:type="spellEnd"/>
-            <w:r>
-              <w:rPr>
-                <w:rFonts w:ascii="Aptos" w:eastAsia="Courier New" w:hAnsi="Aptos" w:cs="Courier New"/>
-                <w:color w:val="90E0C0"/>
-                <w:sz w:val="18"/>
-                <w:szCs w:val="18"/>
-              </w:rPr>
-              <w:t xml:space="preserve"> </w:t>
-            </w:r>
-            <w:proofErr w:type="spellStart"/>
-            <w:r>
-              <w:rPr>
-                <w:rFonts w:ascii="Aptos" w:eastAsia="Courier New" w:hAnsi="Aptos" w:cs="Courier New"/>
-                <w:color w:val="90E0C0"/>
-                <w:sz w:val="18"/>
-                <w:szCs w:val="18"/>
-              </w:rPr>
-              <w:t>config</w:t>
-            </w:r>
-            <w:proofErr w:type="spellEnd"/>
-            <w:r>
-              <w:rPr>
-                <w:rFonts w:ascii="Aptos" w:eastAsia="Courier New" w:hAnsi="Aptos" w:cs="Courier New"/>
-                <w:color w:val="90E0C0"/>
-                <w:sz w:val="18"/>
-                <w:szCs w:val="18"/>
-              </w:rPr>
-              <w:t xml:space="preserve"> --global user.name "Confiance UFITAMAHORO"</w:t>
-            </w:r>
-          </w:p>
-          <w:p>
-            <w:pPr>
-              <w:spacing w:before="20" w:after="20"/>
-              <w:rPr>
-                <w:rFonts w:ascii="Aptos" w:hAnsi="Aptos"/>
-              </w:rPr>
-            </w:pPr>
-            <w:proofErr w:type="spellStart"/>
-            <w:r>
-              <w:rPr>
-                <w:rFonts w:ascii="Aptos" w:eastAsia="Courier New" w:hAnsi="Aptos" w:cs="Courier New"/>
-                <w:color w:val="90E0C0"/>
-                <w:sz w:val="18"/>
-                <w:szCs w:val="18"/>
-              </w:rPr>
-              <w:t>git</w:t>
-            </w:r>
-            <w:proofErr w:type="spellEnd"/>
-            <w:r>
-              <w:rPr>
-                <w:rFonts w:ascii="Aptos" w:eastAsia="Courier New" w:hAnsi="Aptos" w:cs="Courier New"/>
-                <w:color w:val="90E0C0"/>
-                <w:sz w:val="18"/>
-                <w:szCs w:val="18"/>
-              </w:rPr>
-              <w:t xml:space="preserve"> </w:t>
-            </w:r>
-            <w:proofErr w:type="spellStart"/>
-            <w:r>
-              <w:rPr>
-                <w:rFonts w:ascii="Aptos" w:eastAsia="Courier New" w:hAnsi="Aptos" w:cs="Courier New"/>
-                <w:color w:val="90E0C0"/>
-                <w:sz w:val="18"/>
-                <w:szCs w:val="18"/>
-              </w:rPr>
-              <w:t>config</w:t>
-            </w:r>
-            <w:proofErr w:type="spellEnd"/>
-            <w:r>
-              <w:rPr>
-                <w:rFonts w:ascii="Aptos" w:eastAsia="Courier New" w:hAnsi="Aptos" w:cs="Courier New"/>
-                <w:color w:val="90E0C0"/>
-                <w:sz w:val="18"/>
-                <w:szCs w:val="18"/>
-              </w:rPr>
-              <w:t xml:space="preserve"> --global </w:t>
-            </w:r>
-            <w:proofErr w:type="spellStart"/>
-            <w:r>
-              <w:rPr>
-                <w:rFonts w:ascii="Aptos" w:eastAsia="Courier New" w:hAnsi="Aptos" w:cs="Courier New"/>
-                <w:color w:val="90E0C0"/>
-                <w:sz w:val="18"/>
-                <w:szCs w:val="18"/>
-              </w:rPr>
-              <w:t>user.email</w:t>
-            </w:r>
-            <w:proofErr w:type="spellEnd"/>
-            <w:r>
-              <w:rPr>
-                <w:rFonts w:ascii="Aptos" w:eastAsia="Courier New" w:hAnsi="Aptos" w:cs="Courier New"/>
-                <w:color w:val="90E0C0"/>
-                <w:sz w:val="18"/>
-                <w:szCs w:val="18"/>
-              </w:rPr>
-              <w:t xml:space="preserve"> "confiance@auca.ac.rw"</w:t>
-            </w:r>
-          </w:p>
-          <w:p>
-            <w:pPr>
-              <w:spacing w:before="20" w:after="20"/>
-              <w:rPr>
-                <w:rFonts w:ascii="Aptos" w:hAnsi="Aptos"/>
-              </w:rPr>
-            </w:pPr>
-          </w:p>
-          <w:p>
-            <w:pPr>
-              <w:spacing w:before="20" w:after="20"/>
-              <w:rPr>
-                <w:rFonts w:ascii="Aptos" w:hAnsi="Aptos"/>
-              </w:rPr>
-            </w:pPr>
-            <w:r>
-              <w:rPr>
-                <w:rFonts w:ascii="Aptos" w:eastAsia="Courier New" w:hAnsi="Aptos" w:cs="Courier New"/>
-                <w:color w:val="90E0C0"/>
-                <w:sz w:val="18"/>
-                <w:szCs w:val="18"/>
-              </w:rPr>
-              <w:t># Step 3: Verify configuration</w:t>
-            </w:r>
-          </w:p>
-          <w:p>
-            <w:pPr>
-              <w:spacing w:before="20" w:after="20"/>
-              <w:rPr>
-                <w:rFonts w:ascii="Aptos" w:hAnsi="Aptos"/>
-              </w:rPr>
-            </w:pPr>
-            <w:proofErr w:type="spellStart"/>
-            <w:r>
-              <w:rPr>
-                <w:rFonts w:ascii="Aptos" w:eastAsia="Courier New" w:hAnsi="Aptos" w:cs="Courier New"/>
-                <w:color w:val="90E0C0"/>
-                <w:sz w:val="18"/>
-                <w:szCs w:val="18"/>
-              </w:rPr>
-              <w:t>git</w:t>
-            </w:r>
-            <w:proofErr w:type="spellEnd"/>
-            <w:r>
-              <w:rPr>
-                <w:rFonts w:ascii="Aptos" w:eastAsia="Courier New" w:hAnsi="Aptos" w:cs="Courier New"/>
-                <w:color w:val="90E0C0"/>
-                <w:sz w:val="18"/>
-                <w:szCs w:val="18"/>
-              </w:rPr>
-              <w:t xml:space="preserve"> </w:t>
-            </w:r>
-            <w:proofErr w:type="spellStart"/>
-            <w:r>
-              <w:rPr>
-                <w:rFonts w:ascii="Aptos" w:eastAsia="Courier New" w:hAnsi="Aptos" w:cs="Courier New"/>
-                <w:color w:val="90E0C0"/>
-                <w:sz w:val="18"/>
-                <w:szCs w:val="18"/>
-              </w:rPr>
-              <w:t>config</w:t>
-            </w:r>
-            <w:proofErr w:type="spellEnd"/>
-            <w:r>
-              <w:rPr>
-                <w:rFonts w:ascii="Aptos" w:eastAsia="Courier New" w:hAnsi="Aptos" w:cs="Courier New"/>
-                <w:color w:val="90E0C0"/>
-                <w:sz w:val="18"/>
-                <w:szCs w:val="18"/>
-              </w:rPr>
-              <w:t xml:space="preserve"> --list</w:t>
+              <w:t>git config --list</w:t>
             </w:r>
           </w:p>
         </w:tc>
@@ -13662,9 +11211,24 @@
                 <w:sz w:val="18"/>
                 <w:szCs w:val="18"/>
               </w:rPr>
-              <w:t xml:space="preserve">cd </w:t>
-            </w:r>
-            <w:proofErr w:type="spellStart"/>
+              <w:t>cd auca-mentorship-portal</w:t>
+            </w:r>
+          </w:p>
+          <w:p>
+            <w:pPr>
+              <w:spacing w:before="20" w:after="20"/>
+              <w:rPr>
+                <w:rFonts w:ascii="Aptos" w:hAnsi="Aptos"/>
+              </w:rPr>
+            </w:pPr>
+          </w:p>
+          <w:p>
+            <w:pPr>
+              <w:spacing w:before="20" w:after="20"/>
+              <w:rPr>
+                <w:rFonts w:ascii="Aptos" w:hAnsi="Aptos"/>
+              </w:rPr>
+            </w:pPr>
             <w:r>
               <w:rPr>
                 <w:rFonts w:ascii="Aptos" w:eastAsia="Courier New" w:hAnsi="Aptos" w:cs="Courier New"/>
@@ -13672,9 +11236,16 @@
                 <w:sz w:val="18"/>
                 <w:szCs w:val="18"/>
               </w:rPr>
-              <w:t>auca</w:t>
-            </w:r>
-            <w:proofErr w:type="spellEnd"/>
+              <w:t># Step 5: Initialize the repository</w:t>
+            </w:r>
+          </w:p>
+          <w:p>
+            <w:pPr>
+              <w:spacing w:before="20" w:after="20"/>
+              <w:rPr>
+                <w:rFonts w:ascii="Aptos" w:hAnsi="Aptos"/>
+              </w:rPr>
+            </w:pPr>
             <w:r>
               <w:rPr>
                 <w:rFonts w:ascii="Aptos" w:eastAsia="Courier New" w:hAnsi="Aptos" w:cs="Courier New"/>
@@ -13682,7 +11253,7 @@
                 <w:sz w:val="18"/>
                 <w:szCs w:val="18"/>
               </w:rPr>
-              <w:t>-mentorship-portal</w:t>
+              <w:t>git init</w:t>
             </w:r>
           </w:p>
           <w:p>
@@ -13707,7 +11278,7 @@
                 <w:sz w:val="18"/>
                 <w:szCs w:val="18"/>
               </w:rPr>
-              <w:t># Step 5: Initialize the repository</w:t>
+              <w:t># Step 6: Create .gitignore to exclude sensitive files</w:t>
             </w:r>
           </w:p>
           <w:p>
@@ -13717,7 +11288,6 @@
                 <w:rFonts w:ascii="Aptos" w:hAnsi="Aptos"/>
               </w:rPr>
             </w:pPr>
-            <w:proofErr w:type="spellStart"/>
             <w:r>
               <w:rPr>
                 <w:rFonts w:ascii="Aptos" w:eastAsia="Courier New" w:hAnsi="Aptos" w:cs="Courier New"/>
@@ -13725,9 +11295,16 @@
                 <w:sz w:val="18"/>
                 <w:szCs w:val="18"/>
               </w:rPr>
-              <w:t>git</w:t>
-            </w:r>
-            <w:proofErr w:type="spellEnd"/>
+              <w:t># Contents of .gitignore:</w:t>
+            </w:r>
+          </w:p>
+          <w:p>
+            <w:pPr>
+              <w:spacing w:before="20" w:after="20"/>
+              <w:rPr>
+                <w:rFonts w:ascii="Aptos" w:hAnsi="Aptos"/>
+              </w:rPr>
+            </w:pPr>
             <w:r>
               <w:rPr>
                 <w:rFonts w:ascii="Aptos" w:eastAsia="Courier New" w:hAnsi="Aptos" w:cs="Courier New"/>
@@ -13735,9 +11312,24 @@
                 <w:sz w:val="18"/>
                 <w:szCs w:val="18"/>
               </w:rPr>
-              <w:t xml:space="preserve"> </w:t>
-            </w:r>
-            <w:proofErr w:type="spellStart"/>
+              <w:t># node_modules/, .env, dist/, build/, *.log, .DS_Store</w:t>
+            </w:r>
+          </w:p>
+          <w:p>
+            <w:pPr>
+              <w:spacing w:before="20" w:after="20"/>
+              <w:rPr>
+                <w:rFonts w:ascii="Aptos" w:hAnsi="Aptos"/>
+              </w:rPr>
+            </w:pPr>
+          </w:p>
+          <w:p>
+            <w:pPr>
+              <w:spacing w:before="20" w:after="20"/>
+              <w:rPr>
+                <w:rFonts w:ascii="Aptos" w:hAnsi="Aptos"/>
+              </w:rPr>
+            </w:pPr>
             <w:r>
               <w:rPr>
                 <w:rFonts w:ascii="Aptos" w:eastAsia="Courier New" w:hAnsi="Aptos" w:cs="Courier New"/>
@@ -13745,17 +11337,8 @@
                 <w:sz w:val="18"/>
                 <w:szCs w:val="18"/>
               </w:rPr>
-              <w:t>init</w:t>
-            </w:r>
-            <w:proofErr w:type="spellEnd"/>
-          </w:p>
-          <w:p>
-            <w:pPr>
-              <w:spacing w:before="20" w:after="20"/>
-              <w:rPr>
-                <w:rFonts w:ascii="Aptos" w:hAnsi="Aptos"/>
-              </w:rPr>
-            </w:pPr>
+              <w:t># Step 7: Stage all project files</w:t>
+            </w:r>
           </w:p>
           <w:p>
             <w:pPr>
@@ -13771,9 +11354,24 @@
                 <w:sz w:val="18"/>
                 <w:szCs w:val="18"/>
               </w:rPr>
-              <w:t># Step 6: Create .</w:t>
-            </w:r>
-            <w:proofErr w:type="spellStart"/>
+              <w:t>git add .</w:t>
+            </w:r>
+          </w:p>
+          <w:p>
+            <w:pPr>
+              <w:spacing w:before="20" w:after="20"/>
+              <w:rPr>
+                <w:rFonts w:ascii="Aptos" w:hAnsi="Aptos"/>
+              </w:rPr>
+            </w:pPr>
+          </w:p>
+          <w:p>
+            <w:pPr>
+              <w:spacing w:before="20" w:after="20"/>
+              <w:rPr>
+                <w:rFonts w:ascii="Aptos" w:hAnsi="Aptos"/>
+              </w:rPr>
+            </w:pPr>
             <w:r>
               <w:rPr>
                 <w:rFonts w:ascii="Aptos" w:eastAsia="Courier New" w:hAnsi="Aptos" w:cs="Courier New"/>
@@ -13781,9 +11379,16 @@
                 <w:sz w:val="18"/>
                 <w:szCs w:val="18"/>
               </w:rPr>
-              <w:t>gitignore</w:t>
-            </w:r>
-            <w:proofErr w:type="spellEnd"/>
+              <w:t># Step 8: Create the initial commit</w:t>
+            </w:r>
+          </w:p>
+          <w:p>
+            <w:pPr>
+              <w:spacing w:before="20" w:after="20"/>
+              <w:rPr>
+                <w:rFonts w:ascii="Aptos" w:hAnsi="Aptos"/>
+              </w:rPr>
+            </w:pPr>
             <w:r>
               <w:rPr>
                 <w:rFonts w:ascii="Aptos" w:eastAsia="Courier New" w:hAnsi="Aptos" w:cs="Courier New"/>
@@ -13791,240 +11396,7 @@
                 <w:sz w:val="18"/>
                 <w:szCs w:val="18"/>
               </w:rPr>
-              <w:t xml:space="preserve"> to exclude sensitive files</w:t>
-            </w:r>
-          </w:p>
-          <w:p>
-            <w:pPr>
-              <w:spacing w:before="20" w:after="20"/>
-              <w:rPr>
-                <w:rFonts w:ascii="Aptos" w:hAnsi="Aptos"/>
-              </w:rPr>
-            </w:pPr>
-            <w:r>
-              <w:rPr>
-                <w:rFonts w:ascii="Aptos" w:eastAsia="Courier New" w:hAnsi="Aptos" w:cs="Courier New"/>
-                <w:color w:val="90E0C0"/>
-                <w:sz w:val="18"/>
-                <w:szCs w:val="18"/>
-              </w:rPr>
-              <w:t># Contents of .</w:t>
-            </w:r>
-            <w:proofErr w:type="spellStart"/>
-            <w:r>
-              <w:rPr>
-                <w:rFonts w:ascii="Aptos" w:eastAsia="Courier New" w:hAnsi="Aptos" w:cs="Courier New"/>
-                <w:color w:val="90E0C0"/>
-                <w:sz w:val="18"/>
-                <w:szCs w:val="18"/>
-              </w:rPr>
-              <w:t>gitignore</w:t>
-            </w:r>
-            <w:proofErr w:type="spellEnd"/>
-            <w:r>
-              <w:rPr>
-                <w:rFonts w:ascii="Aptos" w:eastAsia="Courier New" w:hAnsi="Aptos" w:cs="Courier New"/>
-                <w:color w:val="90E0C0"/>
-                <w:sz w:val="18"/>
-                <w:szCs w:val="18"/>
-              </w:rPr>
-              <w:t>:</w:t>
-            </w:r>
-          </w:p>
-          <w:p>
-            <w:pPr>
-              <w:spacing w:before="20" w:after="20"/>
-              <w:rPr>
-                <w:rFonts w:ascii="Aptos" w:hAnsi="Aptos"/>
-              </w:rPr>
-            </w:pPr>
-            <w:r>
-              <w:rPr>
-                <w:rFonts w:ascii="Aptos" w:eastAsia="Courier New" w:hAnsi="Aptos" w:cs="Courier New"/>
-                <w:color w:val="90E0C0"/>
-                <w:sz w:val="18"/>
-                <w:szCs w:val="18"/>
-              </w:rPr>
-              <w:t xml:space="preserve"># </w:t>
-            </w:r>
-            <w:proofErr w:type="spellStart"/>
-            <w:r>
-              <w:rPr>
-                <w:rFonts w:ascii="Aptos" w:eastAsia="Courier New" w:hAnsi="Aptos" w:cs="Courier New"/>
-                <w:color w:val="90E0C0"/>
-                <w:sz w:val="18"/>
-                <w:szCs w:val="18"/>
-              </w:rPr>
-              <w:t>node_modules</w:t>
-            </w:r>
-            <w:proofErr w:type="spellEnd"/>
-            <w:r>
-              <w:rPr>
-                <w:rFonts w:ascii="Aptos" w:eastAsia="Courier New" w:hAnsi="Aptos" w:cs="Courier New"/>
-                <w:color w:val="90E0C0"/>
-                <w:sz w:val="18"/>
-                <w:szCs w:val="18"/>
-              </w:rPr>
-              <w:t>/, .</w:t>
-            </w:r>
-            <w:proofErr w:type="spellStart"/>
-            <w:r>
-              <w:rPr>
-                <w:rFonts w:ascii="Aptos" w:eastAsia="Courier New" w:hAnsi="Aptos" w:cs="Courier New"/>
-                <w:color w:val="90E0C0"/>
-                <w:sz w:val="18"/>
-                <w:szCs w:val="18"/>
-              </w:rPr>
-              <w:t>env</w:t>
-            </w:r>
-            <w:proofErr w:type="spellEnd"/>
-            <w:r>
-              <w:rPr>
-                <w:rFonts w:ascii="Aptos" w:eastAsia="Courier New" w:hAnsi="Aptos" w:cs="Courier New"/>
-                <w:color w:val="90E0C0"/>
-                <w:sz w:val="18"/>
-                <w:szCs w:val="18"/>
-              </w:rPr>
-              <w:t xml:space="preserve">, </w:t>
-            </w:r>
-            <w:proofErr w:type="spellStart"/>
-            <w:r>
-              <w:rPr>
-                <w:rFonts w:ascii="Aptos" w:eastAsia="Courier New" w:hAnsi="Aptos" w:cs="Courier New"/>
-                <w:color w:val="90E0C0"/>
-                <w:sz w:val="18"/>
-                <w:szCs w:val="18"/>
-              </w:rPr>
-              <w:t>dist</w:t>
-            </w:r>
-            <w:proofErr w:type="spellEnd"/>
-            <w:r>
-              <w:rPr>
-                <w:rFonts w:ascii="Aptos" w:eastAsia="Courier New" w:hAnsi="Aptos" w:cs="Courier New"/>
-                <w:color w:val="90E0C0"/>
-                <w:sz w:val="18"/>
-                <w:szCs w:val="18"/>
-              </w:rPr>
-              <w:t>/, build/, *.log, .</w:t>
-            </w:r>
-            <w:proofErr w:type="spellStart"/>
-            <w:r>
-              <w:rPr>
-                <w:rFonts w:ascii="Aptos" w:eastAsia="Courier New" w:hAnsi="Aptos" w:cs="Courier New"/>
-                <w:color w:val="90E0C0"/>
-                <w:sz w:val="18"/>
-                <w:szCs w:val="18"/>
-              </w:rPr>
-              <w:t>DS_Store</w:t>
-            </w:r>
-            <w:proofErr w:type="spellEnd"/>
-          </w:p>
-          <w:p>
-            <w:pPr>
-              <w:spacing w:before="20" w:after="20"/>
-              <w:rPr>
-                <w:rFonts w:ascii="Aptos" w:hAnsi="Aptos"/>
-              </w:rPr>
-            </w:pPr>
-          </w:p>
-          <w:p>
-            <w:pPr>
-              <w:spacing w:before="20" w:after="20"/>
-              <w:rPr>
-                <w:rFonts w:ascii="Aptos" w:hAnsi="Aptos"/>
-              </w:rPr>
-            </w:pPr>
-            <w:r>
-              <w:rPr>
-                <w:rFonts w:ascii="Aptos" w:eastAsia="Courier New" w:hAnsi="Aptos" w:cs="Courier New"/>
-                <w:color w:val="90E0C0"/>
-                <w:sz w:val="18"/>
-                <w:szCs w:val="18"/>
-              </w:rPr>
-              <w:t># Step 7: Stage all project files</w:t>
-            </w:r>
-          </w:p>
-          <w:p>
-            <w:pPr>
-              <w:spacing w:before="20" w:after="20"/>
-              <w:rPr>
-                <w:rFonts w:ascii="Aptos" w:hAnsi="Aptos"/>
-              </w:rPr>
-            </w:pPr>
-            <w:proofErr w:type="spellStart"/>
-            <w:proofErr w:type="gramStart"/>
-            <w:r>
-              <w:rPr>
-                <w:rFonts w:ascii="Aptos" w:eastAsia="Courier New" w:hAnsi="Aptos" w:cs="Courier New"/>
-                <w:color w:val="90E0C0"/>
-                <w:sz w:val="18"/>
-                <w:szCs w:val="18"/>
-              </w:rPr>
-              <w:t>git</w:t>
-            </w:r>
-            <w:proofErr w:type="spellEnd"/>
-            <w:proofErr w:type="gramEnd"/>
-            <w:r>
-              <w:rPr>
-                <w:rFonts w:ascii="Aptos" w:eastAsia="Courier New" w:hAnsi="Aptos" w:cs="Courier New"/>
-                <w:color w:val="90E0C0"/>
-                <w:sz w:val="18"/>
-                <w:szCs w:val="18"/>
-              </w:rPr>
-              <w:t xml:space="preserve"> add .</w:t>
-            </w:r>
-          </w:p>
-          <w:p>
-            <w:pPr>
-              <w:spacing w:before="20" w:after="20"/>
-              <w:rPr>
-                <w:rFonts w:ascii="Aptos" w:hAnsi="Aptos"/>
-              </w:rPr>
-            </w:pPr>
-          </w:p>
-          <w:p>
-            <w:pPr>
-              <w:spacing w:before="20" w:after="20"/>
-              <w:rPr>
-                <w:rFonts w:ascii="Aptos" w:hAnsi="Aptos"/>
-              </w:rPr>
-            </w:pPr>
-            <w:r>
-              <w:rPr>
-                <w:rFonts w:ascii="Aptos" w:eastAsia="Courier New" w:hAnsi="Aptos" w:cs="Courier New"/>
-                <w:color w:val="90E0C0"/>
-                <w:sz w:val="18"/>
-                <w:szCs w:val="18"/>
-              </w:rPr>
-              <w:t># Step 8: Create the initial commit</w:t>
-            </w:r>
-          </w:p>
-          <w:p>
-            <w:pPr>
-              <w:spacing w:before="20" w:after="20"/>
-              <w:rPr>
-                <w:rFonts w:ascii="Aptos" w:hAnsi="Aptos"/>
-              </w:rPr>
-            </w:pPr>
-            <w:proofErr w:type="spellStart"/>
-            <w:r>
-              <w:rPr>
-                <w:rFonts w:ascii="Aptos" w:eastAsia="Courier New" w:hAnsi="Aptos" w:cs="Courier New"/>
-                <w:color w:val="90E0C0"/>
-                <w:sz w:val="18"/>
-                <w:szCs w:val="18"/>
-              </w:rPr>
-              <w:t>git</w:t>
-            </w:r>
-            <w:proofErr w:type="spellEnd"/>
-            <w:r>
-              <w:rPr>
-                <w:rFonts w:ascii="Aptos" w:eastAsia="Courier New" w:hAnsi="Aptos" w:cs="Courier New"/>
-                <w:color w:val="90E0C0"/>
-                <w:sz w:val="18"/>
-                <w:szCs w:val="18"/>
-              </w:rPr>
-              <w:t xml:space="preserve"> commit -m "Initial commit: AUCA Student Mentorship Portal"</w:t>
+              <w:t>git commit -m "Initial commit: AUCA Student Mentorship Portal"</w:t>
             </w:r>
           </w:p>
         </w:tc>
@@ -14139,7 +11511,6 @@
                 <w:rFonts w:ascii="Aptos" w:hAnsi="Aptos"/>
               </w:rPr>
             </w:pPr>
-            <w:proofErr w:type="spellStart"/>
             <w:r>
               <w:rPr>
                 <w:rFonts w:ascii="Aptos" w:eastAsia="Courier New" w:hAnsi="Aptos" w:cs="Courier New"/>
@@ -14147,9 +11518,24 @@
                 <w:sz w:val="18"/>
                 <w:szCs w:val="18"/>
               </w:rPr>
-              <w:t>git</w:t>
-            </w:r>
-            <w:proofErr w:type="spellEnd"/>
+              <w:t>git checkout -b feature/auth-system</w:t>
+            </w:r>
+          </w:p>
+          <w:p>
+            <w:pPr>
+              <w:spacing w:before="20" w:after="20"/>
+              <w:rPr>
+                <w:rFonts w:ascii="Aptos" w:hAnsi="Aptos"/>
+              </w:rPr>
+            </w:pPr>
+          </w:p>
+          <w:p>
+            <w:pPr>
+              <w:spacing w:before="20" w:after="20"/>
+              <w:rPr>
+                <w:rFonts w:ascii="Aptos" w:hAnsi="Aptos"/>
+              </w:rPr>
+            </w:pPr>
             <w:r>
               <w:rPr>
                 <w:rFonts w:ascii="Aptos" w:eastAsia="Courier New" w:hAnsi="Aptos" w:cs="Courier New"/>
@@ -14157,9 +11543,16 @@
                 <w:sz w:val="18"/>
                 <w:szCs w:val="18"/>
               </w:rPr>
-              <w:t xml:space="preserve"> checkout -b feature/</w:t>
-            </w:r>
-            <w:proofErr w:type="spellStart"/>
+              <w:t># After development, stage and commit changes</w:t>
+            </w:r>
+          </w:p>
+          <w:p>
+            <w:pPr>
+              <w:spacing w:before="20" w:after="20"/>
+              <w:rPr>
+                <w:rFonts w:ascii="Aptos" w:hAnsi="Aptos"/>
+              </w:rPr>
+            </w:pPr>
             <w:r>
               <w:rPr>
                 <w:rFonts w:ascii="Aptos" w:eastAsia="Courier New" w:hAnsi="Aptos" w:cs="Courier New"/>
@@ -14167,9 +11560,16 @@
                 <w:sz w:val="18"/>
                 <w:szCs w:val="18"/>
               </w:rPr>
-              <w:t>auth</w:t>
-            </w:r>
-            <w:proofErr w:type="spellEnd"/>
+              <w:t>git add .</w:t>
+            </w:r>
+          </w:p>
+          <w:p>
+            <w:pPr>
+              <w:spacing w:before="20" w:after="20"/>
+              <w:rPr>
+                <w:rFonts w:ascii="Aptos" w:hAnsi="Aptos"/>
+              </w:rPr>
+            </w:pPr>
             <w:r>
               <w:rPr>
                 <w:rFonts w:ascii="Aptos" w:eastAsia="Courier New" w:hAnsi="Aptos" w:cs="Courier New"/>
@@ -14177,7 +11577,7 @@
                 <w:sz w:val="18"/>
                 <w:szCs w:val="18"/>
               </w:rPr>
-              <w:t>-system</w:t>
+              <w:t>git commit -m "feat: implement JWT authentication and role-based access control"</w:t>
             </w:r>
           </w:p>
           <w:p>
@@ -14202,7 +11602,7 @@
                 <w:sz w:val="18"/>
                 <w:szCs w:val="18"/>
               </w:rPr>
-              <w:t># After development, stage and commit changes</w:t>
+              <w:t># Merge back into main</w:t>
             </w:r>
           </w:p>
           <w:p>
@@ -14212,8 +11612,6 @@
                 <w:rFonts w:ascii="Aptos" w:hAnsi="Aptos"/>
               </w:rPr>
             </w:pPr>
-            <w:proofErr w:type="spellStart"/>
-            <w:proofErr w:type="gramStart"/>
             <w:r>
               <w:rPr>
                 <w:rFonts w:ascii="Aptos" w:eastAsia="Courier New" w:hAnsi="Aptos" w:cs="Courier New"/>
@@ -14221,10 +11619,16 @@
                 <w:sz w:val="18"/>
                 <w:szCs w:val="18"/>
               </w:rPr>
-              <w:t>git</w:t>
-            </w:r>
-            <w:proofErr w:type="spellEnd"/>
-            <w:proofErr w:type="gramEnd"/>
+              <w:t>git checkout main</w:t>
+            </w:r>
+          </w:p>
+          <w:p>
+            <w:pPr>
+              <w:spacing w:before="20" w:after="20"/>
+              <w:rPr>
+                <w:rFonts w:ascii="Aptos" w:hAnsi="Aptos"/>
+              </w:rPr>
+            </w:pPr>
             <w:r>
               <w:rPr>
                 <w:rFonts w:ascii="Aptos" w:eastAsia="Courier New" w:hAnsi="Aptos" w:cs="Courier New"/>
@@ -14232,7 +11636,8 @@
                 <w:sz w:val="18"/>
                 <w:szCs w:val="18"/>
               </w:rPr>
-              <w:t xml:space="preserve"> add .</w:t>
+              <w:lastRenderedPageBreak/>
+              <w:t>git merge feature/auth-system</w:t>
             </w:r>
           </w:p>
           <w:p>
@@ -14242,7 +11647,14 @@
                 <w:rFonts w:ascii="Aptos" w:hAnsi="Aptos"/>
               </w:rPr>
             </w:pPr>
-            <w:proofErr w:type="spellStart"/>
+          </w:p>
+          <w:p>
+            <w:pPr>
+              <w:spacing w:before="20" w:after="20"/>
+              <w:rPr>
+                <w:rFonts w:ascii="Aptos" w:hAnsi="Aptos"/>
+              </w:rPr>
+            </w:pPr>
             <w:r>
               <w:rPr>
                 <w:rFonts w:ascii="Aptos" w:eastAsia="Courier New" w:hAnsi="Aptos" w:cs="Courier New"/>
@@ -14250,9 +11662,16 @@
                 <w:sz w:val="18"/>
                 <w:szCs w:val="18"/>
               </w:rPr>
-              <w:t>git</w:t>
-            </w:r>
-            <w:proofErr w:type="spellEnd"/>
+              <w:t># Other branches created during development:</w:t>
+            </w:r>
+          </w:p>
+          <w:p>
+            <w:pPr>
+              <w:spacing w:before="20" w:after="20"/>
+              <w:rPr>
+                <w:rFonts w:ascii="Aptos" w:hAnsi="Aptos"/>
+              </w:rPr>
+            </w:pPr>
             <w:r>
               <w:rPr>
                 <w:rFonts w:ascii="Aptos" w:eastAsia="Courier New" w:hAnsi="Aptos" w:cs="Courier New"/>
@@ -14260,16 +11679,8 @@
                 <w:sz w:val="18"/>
                 <w:szCs w:val="18"/>
               </w:rPr>
-              <w:t xml:space="preserve"> commit -m "feat: implement JWT authentication and role-based access control"</w:t>
-            </w:r>
-          </w:p>
-          <w:p>
-            <w:pPr>
-              <w:spacing w:before="20" w:after="20"/>
-              <w:rPr>
-                <w:rFonts w:ascii="Aptos" w:hAnsi="Aptos"/>
-              </w:rPr>
-            </w:pPr>
+              <w:t># feature/session-management</w:t>
+            </w:r>
           </w:p>
           <w:p>
             <w:pPr>
@@ -14285,7 +11696,7 @@
                 <w:sz w:val="18"/>
                 <w:szCs w:val="18"/>
               </w:rPr>
-              <w:t># Merge back into main</w:t>
+              <w:t># feature/feedback-system</w:t>
             </w:r>
           </w:p>
           <w:p>
@@ -14295,7 +11706,6 @@
                 <w:rFonts w:ascii="Aptos" w:hAnsi="Aptos"/>
               </w:rPr>
             </w:pPr>
-            <w:proofErr w:type="spellStart"/>
             <w:r>
               <w:rPr>
                 <w:rFonts w:ascii="Aptos" w:eastAsia="Courier New" w:hAnsi="Aptos" w:cs="Courier New"/>
@@ -14303,9 +11713,16 @@
                 <w:sz w:val="18"/>
                 <w:szCs w:val="18"/>
               </w:rPr>
-              <w:t>git</w:t>
-            </w:r>
-            <w:proofErr w:type="spellEnd"/>
+              <w:t># feature/docker-setup</w:t>
+            </w:r>
+          </w:p>
+          <w:p>
+            <w:pPr>
+              <w:spacing w:before="20" w:after="20"/>
+              <w:rPr>
+                <w:rFonts w:ascii="Aptos" w:hAnsi="Aptos"/>
+              </w:rPr>
+            </w:pPr>
             <w:r>
               <w:rPr>
                 <w:rFonts w:ascii="Aptos" w:eastAsia="Courier New" w:hAnsi="Aptos" w:cs="Courier New"/>
@@ -14313,181 +11730,8 @@
                 <w:sz w:val="18"/>
                 <w:szCs w:val="18"/>
               </w:rPr>
-              <w:t xml:space="preserve"> checkout main</w:t>
-            </w:r>
-          </w:p>
-          <w:p>
-            <w:pPr>
-              <w:spacing w:before="20" w:after="20"/>
-              <w:rPr>
-                <w:rFonts w:ascii="Aptos" w:hAnsi="Aptos"/>
-              </w:rPr>
-            </w:pPr>
-            <w:proofErr w:type="spellStart"/>
-            <w:r>
-              <w:rPr>
-                <w:rFonts w:ascii="Aptos" w:eastAsia="Courier New" w:hAnsi="Aptos" w:cs="Courier New"/>
-                <w:color w:val="90E0C0"/>
-                <w:sz w:val="18"/>
-                <w:szCs w:val="18"/>
-              </w:rPr>
-              <w:lastRenderedPageBreak/>
-              <w:t>git</w:t>
-            </w:r>
-            <w:proofErr w:type="spellEnd"/>
-            <w:r>
-              <w:rPr>
-                <w:rFonts w:ascii="Aptos" w:eastAsia="Courier New" w:hAnsi="Aptos" w:cs="Courier New"/>
-                <w:color w:val="90E0C0"/>
-                <w:sz w:val="18"/>
-                <w:szCs w:val="18"/>
-              </w:rPr>
-              <w:t xml:space="preserve"> merge feature/</w:t>
-            </w:r>
-            <w:proofErr w:type="spellStart"/>
-            <w:r>
-              <w:rPr>
-                <w:rFonts w:ascii="Aptos" w:eastAsia="Courier New" w:hAnsi="Aptos" w:cs="Courier New"/>
-                <w:color w:val="90E0C0"/>
-                <w:sz w:val="18"/>
-                <w:szCs w:val="18"/>
-              </w:rPr>
-              <w:t>auth</w:t>
-            </w:r>
-            <w:proofErr w:type="spellEnd"/>
-            <w:r>
-              <w:rPr>
-                <w:rFonts w:ascii="Aptos" w:eastAsia="Courier New" w:hAnsi="Aptos" w:cs="Courier New"/>
-                <w:color w:val="90E0C0"/>
-                <w:sz w:val="18"/>
-                <w:szCs w:val="18"/>
-              </w:rPr>
-              <w:t>-system</w:t>
-            </w:r>
-          </w:p>
-          <w:p>
-            <w:pPr>
-              <w:spacing w:before="20" w:after="20"/>
-              <w:rPr>
-                <w:rFonts w:ascii="Aptos" w:hAnsi="Aptos"/>
-              </w:rPr>
-            </w:pPr>
-          </w:p>
-          <w:p>
-            <w:pPr>
-              <w:spacing w:before="20" w:after="20"/>
-              <w:rPr>
-                <w:rFonts w:ascii="Aptos" w:hAnsi="Aptos"/>
-              </w:rPr>
-            </w:pPr>
-            <w:r>
-              <w:rPr>
-                <w:rFonts w:ascii="Aptos" w:eastAsia="Courier New" w:hAnsi="Aptos" w:cs="Courier New"/>
-                <w:color w:val="90E0C0"/>
-                <w:sz w:val="18"/>
-                <w:szCs w:val="18"/>
-              </w:rPr>
-              <w:t># Other branches created during development:</w:t>
-            </w:r>
-          </w:p>
-          <w:p>
-            <w:pPr>
-              <w:spacing w:before="20" w:after="20"/>
-              <w:rPr>
-                <w:rFonts w:ascii="Aptos" w:hAnsi="Aptos"/>
-              </w:rPr>
-            </w:pPr>
-            <w:r>
-              <w:rPr>
-                <w:rFonts w:ascii="Aptos" w:eastAsia="Courier New" w:hAnsi="Aptos" w:cs="Courier New"/>
-                <w:color w:val="90E0C0"/>
-                <w:sz w:val="18"/>
-                <w:szCs w:val="18"/>
-              </w:rPr>
-              <w:t># feature/session-management</w:t>
-            </w:r>
-          </w:p>
-          <w:p>
-            <w:pPr>
-              <w:spacing w:before="20" w:after="20"/>
-              <w:rPr>
-                <w:rFonts w:ascii="Aptos" w:hAnsi="Aptos"/>
-              </w:rPr>
-            </w:pPr>
-            <w:r>
-              <w:rPr>
-                <w:rFonts w:ascii="Aptos" w:eastAsia="Courier New" w:hAnsi="Aptos" w:cs="Courier New"/>
-                <w:color w:val="90E0C0"/>
-                <w:sz w:val="18"/>
-                <w:szCs w:val="18"/>
-              </w:rPr>
-              <w:t># feature/feedback-system</w:t>
-            </w:r>
-          </w:p>
-          <w:p>
-            <w:pPr>
-              <w:spacing w:before="20" w:after="20"/>
-              <w:rPr>
-                <w:rFonts w:ascii="Aptos" w:hAnsi="Aptos"/>
-              </w:rPr>
-            </w:pPr>
-            <w:r>
-              <w:rPr>
-                <w:rFonts w:ascii="Aptos" w:eastAsia="Courier New" w:hAnsi="Aptos" w:cs="Courier New"/>
-                <w:color w:val="90E0C0"/>
-                <w:sz w:val="18"/>
-                <w:szCs w:val="18"/>
-              </w:rPr>
-              <w:t># feature/</w:t>
-            </w:r>
-            <w:proofErr w:type="spellStart"/>
-            <w:r>
-              <w:rPr>
-                <w:rFonts w:ascii="Aptos" w:eastAsia="Courier New" w:hAnsi="Aptos" w:cs="Courier New"/>
-                <w:color w:val="90E0C0"/>
-                <w:sz w:val="18"/>
-                <w:szCs w:val="18"/>
-              </w:rPr>
-              <w:t>docker</w:t>
-            </w:r>
-            <w:proofErr w:type="spellEnd"/>
-            <w:r>
-              <w:rPr>
-                <w:rFonts w:ascii="Aptos" w:eastAsia="Courier New" w:hAnsi="Aptos" w:cs="Courier New"/>
-                <w:color w:val="90E0C0"/>
-                <w:sz w:val="18"/>
-                <w:szCs w:val="18"/>
-              </w:rPr>
-              <w:t>-setup</w:t>
-            </w:r>
-          </w:p>
-          <w:p>
-            <w:pPr>
-              <w:spacing w:before="20" w:after="20"/>
-              <w:rPr>
-                <w:rFonts w:ascii="Aptos" w:hAnsi="Aptos"/>
-              </w:rPr>
-            </w:pPr>
-            <w:r>
-              <w:rPr>
-                <w:rFonts w:ascii="Aptos" w:eastAsia="Courier New" w:hAnsi="Aptos" w:cs="Courier New"/>
-                <w:color w:val="90E0C0"/>
-                <w:sz w:val="18"/>
-                <w:szCs w:val="18"/>
-              </w:rPr>
-              <w:t># feature/frontend-</w:t>
-            </w:r>
-            <w:proofErr w:type="spellStart"/>
-            <w:r>
-              <w:rPr>
-                <w:rFonts w:ascii="Aptos" w:eastAsia="Courier New" w:hAnsi="Aptos" w:cs="Courier New"/>
-                <w:color w:val="90E0C0"/>
-                <w:sz w:val="18"/>
-                <w:szCs w:val="18"/>
-              </w:rPr>
-              <w:t>ui</w:t>
-            </w:r>
-            <w:proofErr w:type="spellEnd"/>
+              <w:t># feature/frontend-ui</w:t>
+            </w:r>
           </w:p>
         </w:tc>
       </w:tr>
@@ -14894,19 +12138,8 @@
                 <w:sz w:val="20"/>
                 <w:szCs w:val="20"/>
               </w:rPr>
-              <w:t xml:space="preserve">feat: implement user authentication with JWT and </w:t>
-            </w:r>
-            <w:proofErr w:type="spellStart"/>
-            <w:r>
-              <w:rPr>
-                <w:rFonts w:ascii="Aptos" w:hAnsi="Aptos"/>
-                <w:color w:val="222222"/>
-                <w:sz w:val="20"/>
-                <w:szCs w:val="20"/>
-              </w:rPr>
-              <w:t>bcrypt</w:t>
-            </w:r>
-            <w:proofErr w:type="spellEnd"/>
+              <w:t>feat: implement user authentication with JWT and bcrypt</w:t>
+            </w:r>
           </w:p>
         </w:tc>
         <w:tc>
@@ -14939,19 +12172,8 @@
                 <w:sz w:val="20"/>
                 <w:szCs w:val="20"/>
               </w:rPr>
-              <w:t>feature/</w:t>
-            </w:r>
-            <w:proofErr w:type="spellStart"/>
-            <w:r>
-              <w:rPr>
-                <w:rFonts w:ascii="Aptos" w:hAnsi="Aptos"/>
-                <w:color w:val="222222"/>
-                <w:sz w:val="20"/>
-                <w:szCs w:val="20"/>
-              </w:rPr>
-              <w:t>auth</w:t>
-            </w:r>
-            <w:proofErr w:type="spellEnd"/>
+              <w:t>feature/auth</w:t>
+            </w:r>
           </w:p>
         </w:tc>
         <w:tc>
@@ -15606,47 +12828,7 @@
                 <w:sz w:val="20"/>
                 <w:szCs w:val="20"/>
               </w:rPr>
-              <w:t xml:space="preserve">chore: add </w:t>
-            </w:r>
-            <w:proofErr w:type="spellStart"/>
-            <w:r>
-              <w:rPr>
-                <w:rFonts w:ascii="Aptos" w:hAnsi="Aptos"/>
-                <w:color w:val="222222"/>
-                <w:sz w:val="20"/>
-                <w:szCs w:val="20"/>
-              </w:rPr>
-              <w:t>Dockerfile</w:t>
-            </w:r>
-            <w:proofErr w:type="spellEnd"/>
-            <w:r>
-              <w:rPr>
-                <w:rFonts w:ascii="Aptos" w:hAnsi="Aptos"/>
-                <w:color w:val="222222"/>
-                <w:sz w:val="20"/>
-                <w:szCs w:val="20"/>
-              </w:rPr>
-              <w:t xml:space="preserve"> and </w:t>
-            </w:r>
-            <w:proofErr w:type="spellStart"/>
-            <w:r>
-              <w:rPr>
-                <w:rFonts w:ascii="Aptos" w:hAnsi="Aptos"/>
-                <w:color w:val="222222"/>
-                <w:sz w:val="20"/>
-                <w:szCs w:val="20"/>
-              </w:rPr>
-              <w:t>docker</w:t>
-            </w:r>
-            <w:proofErr w:type="spellEnd"/>
-            <w:r>
-              <w:rPr>
-                <w:rFonts w:ascii="Aptos" w:hAnsi="Aptos"/>
-                <w:color w:val="222222"/>
-                <w:sz w:val="20"/>
-                <w:szCs w:val="20"/>
-              </w:rPr>
-              <w:t>-compose configuration</w:t>
+              <w:t>chore: add Dockerfile and docker-compose configuration</w:t>
             </w:r>
           </w:p>
         </w:tc>
@@ -15680,19 +12862,8 @@
                 <w:sz w:val="20"/>
                 <w:szCs w:val="20"/>
               </w:rPr>
-              <w:t>feature/</w:t>
-            </w:r>
-            <w:proofErr w:type="spellStart"/>
-            <w:r>
-              <w:rPr>
-                <w:rFonts w:ascii="Aptos" w:hAnsi="Aptos"/>
-                <w:color w:val="222222"/>
-                <w:sz w:val="20"/>
-                <w:szCs w:val="20"/>
-              </w:rPr>
-              <w:t>docker</w:t>
-            </w:r>
-            <w:proofErr w:type="spellEnd"/>
+              <w:t>feature/docker</w:t>
+            </w:r>
           </w:p>
         </w:tc>
         <w:tc>
@@ -15884,19 +13055,11 @@
           <w:rFonts w:ascii="Aptos" w:hAnsi="Aptos"/>
         </w:rPr>
       </w:pPr>
-      <w:proofErr w:type="spellStart"/>
       <w:r>
         <w:rPr>
           <w:rFonts w:ascii="Aptos" w:hAnsi="Aptos"/>
         </w:rPr>
-        <w:t>Git</w:t>
-      </w:r>
-      <w:proofErr w:type="spellEnd"/>
-      <w:r>
-        <w:rPr>
-          <w:rFonts w:ascii="Aptos" w:hAnsi="Aptos"/>
-        </w:rPr>
-        <w:t xml:space="preserve"> Version Control Screenshots</w:t>
+        <w:t>Git Version Control Screenshots</w:t>
       </w:r>
     </w:p>
     <w:p>
@@ -17018,47 +14181,7 @@
                 <w:sz w:val="20"/>
                 <w:szCs w:val="20"/>
               </w:rPr>
-              <w:t xml:space="preserve">JWT </w:t>
-            </w:r>
-            <w:proofErr w:type="spellStart"/>
-            <w:r>
-              <w:rPr>
-                <w:rFonts w:ascii="Aptos" w:hAnsi="Aptos"/>
-                <w:color w:val="222222"/>
-                <w:sz w:val="20"/>
-                <w:szCs w:val="20"/>
-              </w:rPr>
-              <w:t>auth</w:t>
-            </w:r>
-            <w:proofErr w:type="spellEnd"/>
-            <w:r>
-              <w:rPr>
-                <w:rFonts w:ascii="Aptos" w:hAnsi="Aptos"/>
-                <w:color w:val="222222"/>
-                <w:sz w:val="20"/>
-                <w:szCs w:val="20"/>
-              </w:rPr>
-              <w:t xml:space="preserve">, </w:t>
-            </w:r>
-            <w:proofErr w:type="spellStart"/>
-            <w:r>
-              <w:rPr>
-                <w:rFonts w:ascii="Aptos" w:hAnsi="Aptos"/>
-                <w:color w:val="222222"/>
-                <w:sz w:val="20"/>
-                <w:szCs w:val="20"/>
-              </w:rPr>
-              <w:t>bcrypt</w:t>
-            </w:r>
-            <w:proofErr w:type="spellEnd"/>
-            <w:r>
-              <w:rPr>
-                <w:rFonts w:ascii="Aptos" w:hAnsi="Aptos"/>
-                <w:color w:val="222222"/>
-                <w:sz w:val="20"/>
-                <w:szCs w:val="20"/>
-              </w:rPr>
-              <w:t xml:space="preserve"> hashing, RBAC, input validation</w:t>
+              <w:t>JWT auth, bcrypt hashing, RBAC, input validation</w:t>
             </w:r>
           </w:p>
         </w:tc>
@@ -17310,65 +14433,14 @@
                 <w:rFonts w:ascii="Aptos" w:hAnsi="Aptos"/>
               </w:rPr>
             </w:pPr>
-            <w:proofErr w:type="spellStart"/>
-            <w:r>
-              <w:rPr>
-                <w:rFonts w:ascii="Aptos" w:hAnsi="Aptos"/>
-                <w:color w:val="222222"/>
-                <w:sz w:val="20"/>
-                <w:szCs w:val="20"/>
-              </w:rPr>
-              <w:t>generateToken</w:t>
-            </w:r>
-            <w:proofErr w:type="spellEnd"/>
-            <w:r>
-              <w:rPr>
-                <w:rFonts w:ascii="Aptos" w:hAnsi="Aptos"/>
-                <w:color w:val="222222"/>
-                <w:sz w:val="20"/>
-                <w:szCs w:val="20"/>
-              </w:rPr>
-              <w:t xml:space="preserve">() returns valid JWT, </w:t>
-            </w:r>
-            <w:proofErr w:type="spellStart"/>
-            <w:r>
-              <w:rPr>
-                <w:rFonts w:ascii="Aptos" w:hAnsi="Aptos"/>
-                <w:color w:val="222222"/>
-                <w:sz w:val="20"/>
-                <w:szCs w:val="20"/>
-              </w:rPr>
-              <w:t>bcrypt</w:t>
-            </w:r>
-            <w:proofErr w:type="spellEnd"/>
-            <w:r>
-              <w:rPr>
-                <w:rFonts w:ascii="Aptos" w:hAnsi="Aptos"/>
-                <w:color w:val="222222"/>
-                <w:sz w:val="20"/>
-                <w:szCs w:val="20"/>
-              </w:rPr>
-              <w:t xml:space="preserve"> hashes correctly, </w:t>
-            </w:r>
-            <w:proofErr w:type="spellStart"/>
-            <w:r>
-              <w:rPr>
-                <w:rFonts w:ascii="Aptos" w:hAnsi="Aptos"/>
-                <w:color w:val="222222"/>
-                <w:sz w:val="20"/>
-                <w:szCs w:val="20"/>
-              </w:rPr>
-              <w:t>bcrypt</w:t>
-            </w:r>
-            <w:proofErr w:type="spellEnd"/>
-            <w:r>
-              <w:rPr>
-                <w:rFonts w:ascii="Aptos" w:hAnsi="Aptos"/>
-                <w:color w:val="222222"/>
-                <w:sz w:val="20"/>
-                <w:szCs w:val="20"/>
-              </w:rPr>
-              <w:t xml:space="preserve"> rejects wrong passwords</w:t>
+            <w:r>
+              <w:rPr>
+                <w:rFonts w:ascii="Aptos" w:hAnsi="Aptos"/>
+                <w:color w:val="222222"/>
+                <w:sz w:val="20"/>
+                <w:szCs w:val="20"/>
+              </w:rPr>
+              <w:t>generateToken() returns valid JWT, bcrypt hashes correctly, bcrypt rejects wrong passwords</w:t>
             </w:r>
           </w:p>
         </w:tc>
@@ -17438,47 +14510,7 @@
                 <w:sz w:val="20"/>
                 <w:szCs w:val="20"/>
               </w:rPr>
-              <w:t>Session status transition logic (</w:t>
-            </w:r>
-            <w:proofErr w:type="spellStart"/>
-            <w:r>
-              <w:rPr>
-                <w:rFonts w:ascii="Aptos" w:hAnsi="Aptos"/>
-                <w:color w:val="222222"/>
-                <w:sz w:val="20"/>
-                <w:szCs w:val="20"/>
-              </w:rPr>
-              <w:t>pending→accepted</w:t>
-            </w:r>
-            <w:proofErr w:type="spellEnd"/>
-            <w:r>
-              <w:rPr>
-                <w:rFonts w:ascii="Aptos" w:hAnsi="Aptos"/>
-                <w:color w:val="222222"/>
-                <w:sz w:val="20"/>
-                <w:szCs w:val="20"/>
-              </w:rPr>
-              <w:t xml:space="preserve">, </w:t>
-            </w:r>
-            <w:proofErr w:type="spellStart"/>
-            <w:r>
-              <w:rPr>
-                <w:rFonts w:ascii="Aptos" w:hAnsi="Aptos"/>
-                <w:color w:val="222222"/>
-                <w:sz w:val="20"/>
-                <w:szCs w:val="20"/>
-              </w:rPr>
-              <w:t>accepted→completed</w:t>
-            </w:r>
-            <w:proofErr w:type="spellEnd"/>
-            <w:r>
-              <w:rPr>
-                <w:rFonts w:ascii="Aptos" w:hAnsi="Aptos"/>
-                <w:color w:val="222222"/>
-                <w:sz w:val="20"/>
-                <w:szCs w:val="20"/>
-              </w:rPr>
-              <w:t>, etc.)</w:t>
+              <w:t>Session status transition logic (pending→accepted, accepted→completed, etc.)</w:t>
             </w:r>
           </w:p>
         </w:tc>
@@ -17548,27 +14580,7 @@
                 <w:sz w:val="20"/>
                 <w:szCs w:val="20"/>
               </w:rPr>
-              <w:t>Feedback validation logic (</w:t>
-            </w:r>
-            <w:proofErr w:type="spellStart"/>
-            <w:r>
-              <w:rPr>
-                <w:rFonts w:ascii="Aptos" w:hAnsi="Aptos"/>
-                <w:color w:val="222222"/>
-                <w:sz w:val="20"/>
-                <w:szCs w:val="20"/>
-              </w:rPr>
-              <w:t>session_id</w:t>
-            </w:r>
-            <w:proofErr w:type="spellEnd"/>
-            <w:r>
-              <w:rPr>
-                <w:rFonts w:ascii="Aptos" w:hAnsi="Aptos"/>
-                <w:color w:val="222222"/>
-                <w:sz w:val="20"/>
-                <w:szCs w:val="20"/>
-              </w:rPr>
-              <w:t xml:space="preserve"> required, rating 1-5 range, missing fields)</w:t>
+              <w:t>Feedback validation logic (session_id required, rating 1-5 range, missing fields)</w:t>
             </w:r>
           </w:p>
         </w:tc>
@@ -17608,23 +14620,7 @@
           <w:rFonts w:ascii="Aptos" w:hAnsi="Aptos"/>
           <w:color w:val="222222"/>
         </w:rPr>
-        <w:t xml:space="preserve">Integration tests verify that different modules work correctly together, including the database and HTTP layer. These tests use </w:t>
-      </w:r>
-      <w:proofErr w:type="spellStart"/>
-      <w:r>
-        <w:rPr>
-          <w:rFonts w:ascii="Aptos" w:hAnsi="Aptos"/>
-          <w:color w:val="222222"/>
-        </w:rPr>
-        <w:t>Supertest</w:t>
-      </w:r>
-      <w:proofErr w:type="spellEnd"/>
-      <w:r>
-        <w:rPr>
-          <w:rFonts w:ascii="Aptos" w:hAnsi="Aptos"/>
-          <w:color w:val="222222"/>
-        </w:rPr>
-        <w:t xml:space="preserve"> to make real HTTP requests against the Express app.</w:t>
+        <w:t>Integration tests verify that different modules work correctly together, including the database and HTTP layer. These tests use Supertest to make real HTTP requests against the Express app.</w:t>
       </w:r>
     </w:p>
     <w:p>
@@ -17795,87 +14791,7 @@
                 <w:sz w:val="20"/>
                 <w:szCs w:val="20"/>
               </w:rPr>
-              <w:t>POST /</w:t>
-            </w:r>
-            <w:proofErr w:type="spellStart"/>
-            <w:r>
-              <w:rPr>
-                <w:rFonts w:ascii="Aptos" w:hAnsi="Aptos"/>
-                <w:color w:val="222222"/>
-                <w:sz w:val="20"/>
-                <w:szCs w:val="20"/>
-              </w:rPr>
-              <w:t>api</w:t>
-            </w:r>
-            <w:proofErr w:type="spellEnd"/>
-            <w:r>
-              <w:rPr>
-                <w:rFonts w:ascii="Aptos" w:hAnsi="Aptos"/>
-                <w:color w:val="222222"/>
-                <w:sz w:val="20"/>
-                <w:szCs w:val="20"/>
-              </w:rPr>
-              <w:t>/</w:t>
-            </w:r>
-            <w:proofErr w:type="spellStart"/>
-            <w:r>
-              <w:rPr>
-                <w:rFonts w:ascii="Aptos" w:hAnsi="Aptos"/>
-                <w:color w:val="222222"/>
-                <w:sz w:val="20"/>
-                <w:szCs w:val="20"/>
-              </w:rPr>
-              <w:t>auth</w:t>
-            </w:r>
-            <w:proofErr w:type="spellEnd"/>
-            <w:r>
-              <w:rPr>
-                <w:rFonts w:ascii="Aptos" w:hAnsi="Aptos"/>
-                <w:color w:val="222222"/>
-                <w:sz w:val="20"/>
-                <w:szCs w:val="20"/>
-              </w:rPr>
-              <w:t>/register (success + duplicate email), POST /</w:t>
-            </w:r>
-            <w:proofErr w:type="spellStart"/>
-            <w:r>
-              <w:rPr>
-                <w:rFonts w:ascii="Aptos" w:hAnsi="Aptos"/>
-                <w:color w:val="222222"/>
-                <w:sz w:val="20"/>
-                <w:szCs w:val="20"/>
-              </w:rPr>
-              <w:t>api</w:t>
-            </w:r>
-            <w:proofErr w:type="spellEnd"/>
-            <w:r>
-              <w:rPr>
-                <w:rFonts w:ascii="Aptos" w:hAnsi="Aptos"/>
-                <w:color w:val="222222"/>
-                <w:sz w:val="20"/>
-                <w:szCs w:val="20"/>
-              </w:rPr>
-              <w:t>/</w:t>
-            </w:r>
-            <w:proofErr w:type="spellStart"/>
-            <w:r>
-              <w:rPr>
-                <w:rFonts w:ascii="Aptos" w:hAnsi="Aptos"/>
-                <w:color w:val="222222"/>
-                <w:sz w:val="20"/>
-                <w:szCs w:val="20"/>
-              </w:rPr>
-              <w:t>auth</w:t>
-            </w:r>
-            <w:proofErr w:type="spellEnd"/>
-            <w:r>
-              <w:rPr>
-                <w:rFonts w:ascii="Aptos" w:hAnsi="Aptos"/>
-                <w:color w:val="222222"/>
-                <w:sz w:val="20"/>
-                <w:szCs w:val="20"/>
-              </w:rPr>
-              <w:t>/login (wrong password)</w:t>
+              <w:t>POST /api/auth/register (success + duplicate email), POST /api/auth/login (wrong password)</w:t>
             </w:r>
           </w:p>
         </w:tc>
@@ -17946,27 +14862,7 @@
                 <w:sz w:val="20"/>
                 <w:szCs w:val="20"/>
               </w:rPr>
-              <w:t>GET /</w:t>
-            </w:r>
-            <w:proofErr w:type="spellStart"/>
-            <w:r>
-              <w:rPr>
-                <w:rFonts w:ascii="Aptos" w:hAnsi="Aptos"/>
-                <w:color w:val="222222"/>
-                <w:sz w:val="20"/>
-                <w:szCs w:val="20"/>
-              </w:rPr>
-              <w:t>api</w:t>
-            </w:r>
-            <w:proofErr w:type="spellEnd"/>
-            <w:r>
-              <w:rPr>
-                <w:rFonts w:ascii="Aptos" w:hAnsi="Aptos"/>
-                <w:color w:val="222222"/>
-                <w:sz w:val="20"/>
-                <w:szCs w:val="20"/>
-              </w:rPr>
-              <w:t>/sessions (authenticated success + unauthenticated rejection)</w:t>
+              <w:t>GET /api/sessions (authenticated success + unauthenticated rejection)</w:t>
             </w:r>
           </w:p>
         </w:tc>
@@ -18874,27 +15770,7 @@
                 <w:sz w:val="20"/>
                 <w:szCs w:val="20"/>
               </w:rPr>
-              <w:t>role = '</w:t>
-            </w:r>
-            <w:proofErr w:type="spellStart"/>
-            <w:r>
-              <w:rPr>
-                <w:rFonts w:ascii="Aptos" w:hAnsi="Aptos"/>
-                <w:color w:val="222222"/>
-                <w:sz w:val="20"/>
-                <w:szCs w:val="20"/>
-              </w:rPr>
-              <w:t>superuser</w:t>
-            </w:r>
-            <w:proofErr w:type="spellEnd"/>
-            <w:r>
-              <w:rPr>
-                <w:rFonts w:ascii="Aptos" w:hAnsi="Aptos"/>
-                <w:color w:val="222222"/>
-                <w:sz w:val="20"/>
-                <w:szCs w:val="20"/>
-              </w:rPr>
-              <w:t>'</w:t>
+              <w:t>role = 'superuser'</w:t>
             </w:r>
           </w:p>
         </w:tc>
@@ -19238,19 +16114,8 @@
                 <w:sz w:val="20"/>
                 <w:szCs w:val="20"/>
               </w:rPr>
-              <w:t xml:space="preserve">admin@auca.ac.rw / </w:t>
-            </w:r>
-            <w:proofErr w:type="spellStart"/>
-            <w:r>
-              <w:rPr>
-                <w:rFonts w:ascii="Aptos" w:hAnsi="Aptos"/>
-                <w:color w:val="222222"/>
-                <w:sz w:val="20"/>
-                <w:szCs w:val="20"/>
-              </w:rPr>
-              <w:t>wrongpass</w:t>
-            </w:r>
-            <w:proofErr w:type="spellEnd"/>
+              <w:t>admin@auca.ac.rw / wrongpass</w:t>
+            </w:r>
           </w:p>
         </w:tc>
         <w:tc>
@@ -19421,47 +16286,7 @@
                 <w:sz w:val="20"/>
                 <w:szCs w:val="20"/>
               </w:rPr>
-              <w:t>GET /</w:t>
-            </w:r>
-            <w:proofErr w:type="spellStart"/>
-            <w:r>
-              <w:rPr>
-                <w:rFonts w:ascii="Aptos" w:hAnsi="Aptos"/>
-                <w:color w:val="222222"/>
-                <w:sz w:val="20"/>
-                <w:szCs w:val="20"/>
-              </w:rPr>
-              <w:t>api</w:t>
-            </w:r>
-            <w:proofErr w:type="spellEnd"/>
-            <w:r>
-              <w:rPr>
-                <w:rFonts w:ascii="Aptos" w:hAnsi="Aptos"/>
-                <w:color w:val="222222"/>
-                <w:sz w:val="20"/>
-                <w:szCs w:val="20"/>
-              </w:rPr>
-              <w:t>/</w:t>
-            </w:r>
-            <w:proofErr w:type="spellStart"/>
-            <w:r>
-              <w:rPr>
-                <w:rFonts w:ascii="Aptos" w:hAnsi="Aptos"/>
-                <w:color w:val="222222"/>
-                <w:sz w:val="20"/>
-                <w:szCs w:val="20"/>
-              </w:rPr>
-              <w:t>auth</w:t>
-            </w:r>
-            <w:proofErr w:type="spellEnd"/>
-            <w:r>
-              <w:rPr>
-                <w:rFonts w:ascii="Aptos" w:hAnsi="Aptos"/>
-                <w:color w:val="222222"/>
-                <w:sz w:val="20"/>
-                <w:szCs w:val="20"/>
-              </w:rPr>
-              <w:t>/me, no token</w:t>
+              <w:t>GET /api/auth/me, no token</w:t>
             </w:r>
           </w:p>
         </w:tc>
@@ -19633,47 +16458,7 @@
                 <w:sz w:val="20"/>
                 <w:szCs w:val="20"/>
               </w:rPr>
-              <w:t>GET /</w:t>
-            </w:r>
-            <w:proofErr w:type="spellStart"/>
-            <w:r>
-              <w:rPr>
-                <w:rFonts w:ascii="Aptos" w:hAnsi="Aptos"/>
-                <w:color w:val="222222"/>
-                <w:sz w:val="20"/>
-                <w:szCs w:val="20"/>
-              </w:rPr>
-              <w:t>api</w:t>
-            </w:r>
-            <w:proofErr w:type="spellEnd"/>
-            <w:r>
-              <w:rPr>
-                <w:rFonts w:ascii="Aptos" w:hAnsi="Aptos"/>
-                <w:color w:val="222222"/>
-                <w:sz w:val="20"/>
-                <w:szCs w:val="20"/>
-              </w:rPr>
-              <w:t>/</w:t>
-            </w:r>
-            <w:proofErr w:type="spellStart"/>
-            <w:r>
-              <w:rPr>
-                <w:rFonts w:ascii="Aptos" w:hAnsi="Aptos"/>
-                <w:color w:val="222222"/>
-                <w:sz w:val="20"/>
-                <w:szCs w:val="20"/>
-              </w:rPr>
-              <w:t>auth</w:t>
-            </w:r>
-            <w:proofErr w:type="spellEnd"/>
-            <w:r>
-              <w:rPr>
-                <w:rFonts w:ascii="Aptos" w:hAnsi="Aptos"/>
-                <w:color w:val="222222"/>
-                <w:sz w:val="20"/>
-                <w:szCs w:val="20"/>
-              </w:rPr>
-              <w:t>/me + Bearer token</w:t>
+              <w:t>GET /api/auth/me + Bearer token</w:t>
             </w:r>
           </w:p>
         </w:tc>
@@ -20076,37 +16861,15 @@
                 <w:rFonts w:ascii="Aptos" w:hAnsi="Aptos"/>
               </w:rPr>
             </w:pPr>
-            <w:proofErr w:type="spellStart"/>
-            <w:r>
-              <w:rPr>
-                <w:rFonts w:ascii="Aptos" w:hAnsi="Aptos"/>
-                <w:color w:val="222222"/>
-                <w:sz w:val="20"/>
-                <w:szCs w:val="20"/>
-              </w:rPr>
-              <w:t>mentor_id</w:t>
-            </w:r>
-            <w:proofErr w:type="spellEnd"/>
-            <w:r>
-              <w:rPr>
-                <w:rFonts w:ascii="Aptos" w:hAnsi="Aptos"/>
-                <w:color w:val="222222"/>
-                <w:sz w:val="20"/>
-                <w:szCs w:val="20"/>
-              </w:rPr>
-              <w:t xml:space="preserve">, title, </w:t>
-            </w:r>
-            <w:proofErr w:type="spellStart"/>
-            <w:r>
-              <w:rPr>
-                <w:rFonts w:ascii="Aptos" w:hAnsi="Aptos"/>
-                <w:color w:val="222222"/>
-                <w:sz w:val="20"/>
-                <w:szCs w:val="20"/>
-              </w:rPr>
-              <w:t>scheduled_at</w:t>
-            </w:r>
-            <w:proofErr w:type="spellEnd"/>
+            <w:r>
+              <w:rPr>
+                <w:rFonts w:ascii="Aptos" w:hAnsi="Aptos"/>
+                <w:color w:val="222222"/>
+                <w:sz w:val="20"/>
+                <w:szCs w:val="20"/>
+              </w:rPr>
+              <w:t>mentor_id, title, scheduled_at</w:t>
+            </w:r>
           </w:p>
         </w:tc>
         <w:tc>
@@ -20786,25 +17549,14 @@
                 <w:rFonts w:ascii="Aptos" w:hAnsi="Aptos"/>
               </w:rPr>
             </w:pPr>
-            <w:proofErr w:type="spellStart"/>
-            <w:r>
-              <w:rPr>
-                <w:rFonts w:ascii="Aptos" w:hAnsi="Aptos"/>
-                <w:color w:val="222222"/>
-                <w:sz w:val="20"/>
-                <w:szCs w:val="20"/>
-              </w:rPr>
-              <w:t>mentor_id</w:t>
-            </w:r>
-            <w:proofErr w:type="spellEnd"/>
-            <w:r>
-              <w:rPr>
-                <w:rFonts w:ascii="Aptos" w:hAnsi="Aptos"/>
-                <w:color w:val="222222"/>
-                <w:sz w:val="20"/>
-                <w:szCs w:val="20"/>
-              </w:rPr>
-              <w:t xml:space="preserve"> of pending mentor</w:t>
+            <w:r>
+              <w:rPr>
+                <w:rFonts w:ascii="Aptos" w:hAnsi="Aptos"/>
+                <w:color w:val="222222"/>
+                <w:sz w:val="20"/>
+                <w:szCs w:val="20"/>
+              </w:rPr>
+              <w:t>mentor_id of pending mentor</w:t>
             </w:r>
           </w:p>
         </w:tc>
@@ -21550,25 +18302,14 @@
                 <w:rFonts w:ascii="Aptos" w:hAnsi="Aptos"/>
               </w:rPr>
             </w:pPr>
-            <w:proofErr w:type="spellStart"/>
-            <w:r>
-              <w:rPr>
-                <w:rFonts w:ascii="Aptos" w:hAnsi="Aptos"/>
-                <w:color w:val="222222"/>
-                <w:sz w:val="20"/>
-                <w:szCs w:val="20"/>
-              </w:rPr>
-              <w:t>session_id</w:t>
-            </w:r>
-            <w:proofErr w:type="spellEnd"/>
-            <w:r>
-              <w:rPr>
-                <w:rFonts w:ascii="Aptos" w:hAnsi="Aptos"/>
-                <w:color w:val="222222"/>
-                <w:sz w:val="20"/>
-                <w:szCs w:val="20"/>
-              </w:rPr>
-              <w:t>, rating=5, review</w:t>
+            <w:r>
+              <w:rPr>
+                <w:rFonts w:ascii="Aptos" w:hAnsi="Aptos"/>
+                <w:color w:val="222222"/>
+                <w:sz w:val="20"/>
+                <w:szCs w:val="20"/>
+              </w:rPr>
+              <w:t>session_id, rating=5, review</w:t>
             </w:r>
           </w:p>
         </w:tc>
@@ -21733,25 +18474,14 @@
                 <w:rFonts w:ascii="Aptos" w:hAnsi="Aptos"/>
               </w:rPr>
             </w:pPr>
-            <w:proofErr w:type="spellStart"/>
-            <w:r>
-              <w:rPr>
-                <w:rFonts w:ascii="Aptos" w:hAnsi="Aptos"/>
-                <w:color w:val="222222"/>
-                <w:sz w:val="20"/>
-                <w:szCs w:val="20"/>
-              </w:rPr>
-              <w:t>session_id</w:t>
-            </w:r>
-            <w:proofErr w:type="spellEnd"/>
-            <w:r>
-              <w:rPr>
-                <w:rFonts w:ascii="Aptos" w:hAnsi="Aptos"/>
-                <w:color w:val="222222"/>
-                <w:sz w:val="20"/>
-                <w:szCs w:val="20"/>
-              </w:rPr>
-              <w:t xml:space="preserve"> of pending session</w:t>
+            <w:r>
+              <w:rPr>
+                <w:rFonts w:ascii="Aptos" w:hAnsi="Aptos"/>
+                <w:color w:val="222222"/>
+                <w:sz w:val="20"/>
+                <w:szCs w:val="20"/>
+              </w:rPr>
+              <w:t>session_id of pending session</w:t>
             </w:r>
           </w:p>
         </w:tc>
@@ -21923,27 +18653,7 @@
                 <w:sz w:val="20"/>
                 <w:szCs w:val="20"/>
               </w:rPr>
-              <w:t xml:space="preserve">Same </w:t>
-            </w:r>
-            <w:proofErr w:type="spellStart"/>
-            <w:r>
-              <w:rPr>
-                <w:rFonts w:ascii="Aptos" w:hAnsi="Aptos"/>
-                <w:color w:val="222222"/>
-                <w:sz w:val="20"/>
-                <w:szCs w:val="20"/>
-              </w:rPr>
-              <w:t>session_id</w:t>
-            </w:r>
-            <w:proofErr w:type="spellEnd"/>
-            <w:r>
-              <w:rPr>
-                <w:rFonts w:ascii="Aptos" w:hAnsi="Aptos"/>
-                <w:color w:val="222222"/>
-                <w:sz w:val="20"/>
-                <w:szCs w:val="20"/>
-              </w:rPr>
-              <w:t xml:space="preserve"> twice</w:t>
+              <w:t>Same session_id twice</w:t>
             </w:r>
           </w:p>
         </w:tc>
@@ -23385,27 +20095,7 @@
                 <w:sz w:val="20"/>
                 <w:szCs w:val="20"/>
               </w:rPr>
-              <w:t>GET /</w:t>
-            </w:r>
-            <w:proofErr w:type="spellStart"/>
-            <w:r>
-              <w:rPr>
-                <w:rFonts w:ascii="Aptos" w:hAnsi="Aptos"/>
-                <w:color w:val="222222"/>
-                <w:sz w:val="20"/>
-                <w:szCs w:val="20"/>
-              </w:rPr>
-              <w:t>api</w:t>
-            </w:r>
-            <w:proofErr w:type="spellEnd"/>
-            <w:r>
-              <w:rPr>
-                <w:rFonts w:ascii="Aptos" w:hAnsi="Aptos"/>
-                <w:color w:val="222222"/>
-                <w:sz w:val="20"/>
-                <w:szCs w:val="20"/>
-              </w:rPr>
-              <w:t>/users (admin token)</w:t>
+              <w:t>GET /api/users (admin token)</w:t>
             </w:r>
           </w:p>
         </w:tc>
@@ -23769,7 +20459,6 @@
                 <w:rFonts w:ascii="Aptos" w:hAnsi="Aptos"/>
               </w:rPr>
             </w:pPr>
-            <w:proofErr w:type="spellStart"/>
             <w:r>
               <w:rPr>
                 <w:rFonts w:ascii="Aptos" w:hAnsi="Aptos"/>
@@ -23779,7 +20468,6 @@
               </w:rPr>
               <w:t>Supertest</w:t>
             </w:r>
-            <w:proofErr w:type="spellEnd"/>
           </w:p>
         </w:tc>
         <w:tc>
@@ -23986,19 +20674,8 @@
                 <w:sz w:val="20"/>
                 <w:szCs w:val="20"/>
               </w:rPr>
-              <w:t xml:space="preserve">Browser </w:t>
-            </w:r>
-            <w:proofErr w:type="spellStart"/>
-            <w:r>
-              <w:rPr>
-                <w:rFonts w:ascii="Aptos" w:hAnsi="Aptos"/>
-                <w:color w:val="222222"/>
-                <w:sz w:val="20"/>
-                <w:szCs w:val="20"/>
-              </w:rPr>
-              <w:t>DevTools</w:t>
-            </w:r>
-            <w:proofErr w:type="spellEnd"/>
+              <w:t>Browser DevTools</w:t>
+            </w:r>
           </w:p>
         </w:tc>
         <w:tc>
@@ -24094,37 +20771,15 @@
                 <w:rFonts w:ascii="Aptos" w:hAnsi="Aptos"/>
               </w:rPr>
             </w:pPr>
-            <w:proofErr w:type="spellStart"/>
-            <w:r>
-              <w:rPr>
-                <w:rFonts w:ascii="Aptos" w:hAnsi="Aptos"/>
-                <w:color w:val="222222"/>
-                <w:sz w:val="20"/>
-                <w:szCs w:val="20"/>
-              </w:rPr>
-              <w:t>pgAdmin</w:t>
-            </w:r>
-            <w:proofErr w:type="spellEnd"/>
-            <w:r>
-              <w:rPr>
-                <w:rFonts w:ascii="Aptos" w:hAnsi="Aptos"/>
-                <w:color w:val="222222"/>
-                <w:sz w:val="20"/>
-                <w:szCs w:val="20"/>
-              </w:rPr>
-              <w:t xml:space="preserve"> / </w:t>
-            </w:r>
-            <w:proofErr w:type="spellStart"/>
-            <w:r>
-              <w:rPr>
-                <w:rFonts w:ascii="Aptos" w:hAnsi="Aptos"/>
-                <w:color w:val="222222"/>
-                <w:sz w:val="20"/>
-                <w:szCs w:val="20"/>
-              </w:rPr>
-              <w:t>psql</w:t>
-            </w:r>
-            <w:proofErr w:type="spellEnd"/>
+            <w:r>
+              <w:rPr>
+                <w:rFonts w:ascii="Aptos" w:hAnsi="Aptos"/>
+                <w:color w:val="222222"/>
+                <w:sz w:val="20"/>
+                <w:szCs w:val="20"/>
+              </w:rPr>
+              <w:t>pgAdmin / psql</w:t>
+            </w:r>
           </w:p>
         </w:tc>
         <w:tc>
@@ -24323,7 +20978,6 @@
                 <w:rFonts w:ascii="Aptos" w:hAnsi="Aptos"/>
               </w:rPr>
             </w:pPr>
-            <w:proofErr w:type="spellStart"/>
             <w:r>
               <w:rPr>
                 <w:rFonts w:ascii="Aptos" w:eastAsia="Courier New" w:hAnsi="Aptos" w:cs="Courier New"/>
@@ -24331,9 +20985,24 @@
                 <w:sz w:val="18"/>
                 <w:szCs w:val="18"/>
               </w:rPr>
-              <w:t>npm</w:t>
-            </w:r>
-            <w:proofErr w:type="spellEnd"/>
+              <w:t>npm install</w:t>
+            </w:r>
+          </w:p>
+          <w:p>
+            <w:pPr>
+              <w:spacing w:before="20" w:after="20"/>
+              <w:rPr>
+                <w:rFonts w:ascii="Aptos" w:hAnsi="Aptos"/>
+              </w:rPr>
+            </w:pPr>
+          </w:p>
+          <w:p>
+            <w:pPr>
+              <w:spacing w:before="20" w:after="20"/>
+              <w:rPr>
+                <w:rFonts w:ascii="Aptos" w:hAnsi="Aptos"/>
+              </w:rPr>
+            </w:pPr>
             <w:r>
               <w:rPr>
                 <w:rFonts w:ascii="Aptos" w:eastAsia="Courier New" w:hAnsi="Aptos" w:cs="Courier New"/>
@@ -24341,16 +21010,8 @@
                 <w:sz w:val="18"/>
                 <w:szCs w:val="18"/>
               </w:rPr>
-              <w:t xml:space="preserve"> install</w:t>
-            </w:r>
-          </w:p>
-          <w:p>
-            <w:pPr>
-              <w:spacing w:before="20" w:after="20"/>
-              <w:rPr>
-                <w:rFonts w:ascii="Aptos" w:hAnsi="Aptos"/>
-              </w:rPr>
-            </w:pPr>
+              <w:t># Run all tests (unit + integration)</w:t>
+            </w:r>
           </w:p>
           <w:p>
             <w:pPr>
@@ -24366,7 +21027,7 @@
                 <w:sz w:val="18"/>
                 <w:szCs w:val="18"/>
               </w:rPr>
-              <w:t># Run all tests (unit + integration)</w:t>
+              <w:t>npm test</w:t>
             </w:r>
           </w:p>
           <w:p>
@@ -24376,7 +21037,14 @@
                 <w:rFonts w:ascii="Aptos" w:hAnsi="Aptos"/>
               </w:rPr>
             </w:pPr>
-            <w:proofErr w:type="spellStart"/>
+          </w:p>
+          <w:p>
+            <w:pPr>
+              <w:spacing w:before="20" w:after="20"/>
+              <w:rPr>
+                <w:rFonts w:ascii="Aptos" w:hAnsi="Aptos"/>
+              </w:rPr>
+            </w:pPr>
             <w:r>
               <w:rPr>
                 <w:rFonts w:ascii="Aptos" w:eastAsia="Courier New" w:hAnsi="Aptos" w:cs="Courier New"/>
@@ -24384,9 +21052,16 @@
                 <w:sz w:val="18"/>
                 <w:szCs w:val="18"/>
               </w:rPr>
-              <w:t>npm</w:t>
-            </w:r>
-            <w:proofErr w:type="spellEnd"/>
+              <w:t># Run only unit tests</w:t>
+            </w:r>
+          </w:p>
+          <w:p>
+            <w:pPr>
+              <w:spacing w:before="20" w:after="20"/>
+              <w:rPr>
+                <w:rFonts w:ascii="Aptos" w:hAnsi="Aptos"/>
+              </w:rPr>
+            </w:pPr>
             <w:r>
               <w:rPr>
                 <w:rFonts w:ascii="Aptos" w:eastAsia="Courier New" w:hAnsi="Aptos" w:cs="Courier New"/>
@@ -24394,7 +21069,8 @@
                 <w:sz w:val="18"/>
                 <w:szCs w:val="18"/>
               </w:rPr>
-              <w:t xml:space="preserve"> test</w:t>
+              <w:lastRenderedPageBreak/>
+              <w:t>npx jest tests/unit/</w:t>
             </w:r>
           </w:p>
           <w:p>
@@ -24419,7 +21095,7 @@
                 <w:sz w:val="18"/>
                 <w:szCs w:val="18"/>
               </w:rPr>
-              <w:t># Run only unit tests</w:t>
+              <w:t># Run only integration tests</w:t>
             </w:r>
           </w:p>
           <w:p>
@@ -24429,7 +21105,6 @@
                 <w:rFonts w:ascii="Aptos" w:hAnsi="Aptos"/>
               </w:rPr>
             </w:pPr>
-            <w:proofErr w:type="spellStart"/>
             <w:r>
               <w:rPr>
                 <w:rFonts w:ascii="Aptos" w:eastAsia="Courier New" w:hAnsi="Aptos" w:cs="Courier New"/>
@@ -24437,10 +21112,24 @@
                 <w:sz w:val="18"/>
                 <w:szCs w:val="18"/>
               </w:rPr>
-              <w:lastRenderedPageBreak/>
-              <w:t>npx</w:t>
-            </w:r>
-            <w:proofErr w:type="spellEnd"/>
+              <w:t>npx jest tests/integration/</w:t>
+            </w:r>
+          </w:p>
+          <w:p>
+            <w:pPr>
+              <w:spacing w:before="20" w:after="20"/>
+              <w:rPr>
+                <w:rFonts w:ascii="Aptos" w:hAnsi="Aptos"/>
+              </w:rPr>
+            </w:pPr>
+          </w:p>
+          <w:p>
+            <w:pPr>
+              <w:spacing w:before="20" w:after="20"/>
+              <w:rPr>
+                <w:rFonts w:ascii="Aptos" w:hAnsi="Aptos"/>
+              </w:rPr>
+            </w:pPr>
             <w:r>
               <w:rPr>
                 <w:rFonts w:ascii="Aptos" w:eastAsia="Courier New" w:hAnsi="Aptos" w:cs="Courier New"/>
@@ -24448,16 +21137,8 @@
                 <w:sz w:val="18"/>
                 <w:szCs w:val="18"/>
               </w:rPr>
-              <w:t xml:space="preserve"> jest tests/unit/</w:t>
-            </w:r>
-          </w:p>
-          <w:p>
-            <w:pPr>
-              <w:spacing w:before="20" w:after="20"/>
-              <w:rPr>
-                <w:rFonts w:ascii="Aptos" w:hAnsi="Aptos"/>
-              </w:rPr>
-            </w:pPr>
+              <w:t># Run with coverage report</w:t>
+            </w:r>
           </w:p>
           <w:p>
             <w:pPr>
@@ -24473,88 +21154,7 @@
                 <w:sz w:val="18"/>
                 <w:szCs w:val="18"/>
               </w:rPr>
-              <w:t># Run only integration tests</w:t>
-            </w:r>
-          </w:p>
-          <w:p>
-            <w:pPr>
-              <w:spacing w:before="20" w:after="20"/>
-              <w:rPr>
-                <w:rFonts w:ascii="Aptos" w:hAnsi="Aptos"/>
-              </w:rPr>
-            </w:pPr>
-            <w:proofErr w:type="spellStart"/>
-            <w:r>
-              <w:rPr>
-                <w:rFonts w:ascii="Aptos" w:eastAsia="Courier New" w:hAnsi="Aptos" w:cs="Courier New"/>
-                <w:color w:val="90E0C0"/>
-                <w:sz w:val="18"/>
-                <w:szCs w:val="18"/>
-              </w:rPr>
-              <w:t>npx</w:t>
-            </w:r>
-            <w:proofErr w:type="spellEnd"/>
-            <w:r>
-              <w:rPr>
-                <w:rFonts w:ascii="Aptos" w:eastAsia="Courier New" w:hAnsi="Aptos" w:cs="Courier New"/>
-                <w:color w:val="90E0C0"/>
-                <w:sz w:val="18"/>
-                <w:szCs w:val="18"/>
-              </w:rPr>
-              <w:t xml:space="preserve"> jest tests/integration/</w:t>
-            </w:r>
-          </w:p>
-          <w:p>
-            <w:pPr>
-              <w:spacing w:before="20" w:after="20"/>
-              <w:rPr>
-                <w:rFonts w:ascii="Aptos" w:hAnsi="Aptos"/>
-              </w:rPr>
-            </w:pPr>
-          </w:p>
-          <w:p>
-            <w:pPr>
-              <w:spacing w:before="20" w:after="20"/>
-              <w:rPr>
-                <w:rFonts w:ascii="Aptos" w:hAnsi="Aptos"/>
-              </w:rPr>
-            </w:pPr>
-            <w:r>
-              <w:rPr>
-                <w:rFonts w:ascii="Aptos" w:eastAsia="Courier New" w:hAnsi="Aptos" w:cs="Courier New"/>
-                <w:color w:val="90E0C0"/>
-                <w:sz w:val="18"/>
-                <w:szCs w:val="18"/>
-              </w:rPr>
-              <w:t># Run with coverage report</w:t>
-            </w:r>
-          </w:p>
-          <w:p>
-            <w:pPr>
-              <w:spacing w:before="20" w:after="20"/>
-              <w:rPr>
-                <w:rFonts w:ascii="Aptos" w:hAnsi="Aptos"/>
-              </w:rPr>
-            </w:pPr>
-            <w:proofErr w:type="spellStart"/>
-            <w:r>
-              <w:rPr>
-                <w:rFonts w:ascii="Aptos" w:eastAsia="Courier New" w:hAnsi="Aptos" w:cs="Courier New"/>
-                <w:color w:val="90E0C0"/>
-                <w:sz w:val="18"/>
-                <w:szCs w:val="18"/>
-              </w:rPr>
-              <w:t>npx</w:t>
-            </w:r>
-            <w:proofErr w:type="spellEnd"/>
-            <w:r>
-              <w:rPr>
-                <w:rFonts w:ascii="Aptos" w:eastAsia="Courier New" w:hAnsi="Aptos" w:cs="Courier New"/>
-                <w:color w:val="90E0C0"/>
-                <w:sz w:val="18"/>
-                <w:szCs w:val="18"/>
-              </w:rPr>
-              <w:t xml:space="preserve"> jest --coverage</w:t>
+              <w:t>npx jest --coverage</w:t>
             </w:r>
           </w:p>
         </w:tc>
@@ -24726,8 +21326,6 @@
           </wp:inline>
         </w:drawing>
       </w:r>
-      <w:bookmarkStart w:id="0" w:name="_GoBack"/>
-      <w:bookmarkEnd w:id="0"/>
     </w:p>
     <w:p>
       <w:pPr>
@@ -24837,12 +21435,11 @@
         <w:rPr>
           <w:noProof/>
         </w:rPr>
-        <w:lastRenderedPageBreak/>
         <w:drawing>
-          <wp:inline distT="0" distB="0" distL="0" distR="0" wp14:anchorId="7007A111" wp14:editId="6FBAF8AB">
-            <wp:extent cx="5692775" cy="8229600"/>
-            <wp:effectExtent l="0" t="0" r="3175" b="0"/>
-            <wp:docPr id="28" name="Picture 28"/>
+          <wp:inline distT="0" distB="0" distL="0" distR="0" wp14:anchorId="7624E6B4" wp14:editId="717FDCD3">
+            <wp:extent cx="5943600" cy="3343275"/>
+            <wp:effectExtent l="0" t="0" r="0" b="9525"/>
+            <wp:docPr id="25" name="Picture 25"/>
             <wp:cNvGraphicFramePr>
               <a:graphicFrameLocks xmlns:a="http://schemas.openxmlformats.org/drawingml/2006/main" noChangeAspect="1"/>
             </wp:cNvGraphicFramePr>
@@ -24862,7 +21459,7 @@
                   <pic:spPr>
                     <a:xfrm>
                       <a:off x="0" y="0"/>
-                      <a:ext cx="5692775" cy="8229600"/>
+                      <a:ext cx="5943600" cy="3343275"/>
                     </a:xfrm>
                     <a:prstGeom prst="rect">
                       <a:avLst/>
@@ -24874,6 +21471,48 @@
           </wp:inline>
         </w:drawing>
       </w:r>
+    </w:p>
+    <w:p>
+      <w:pPr>
+        <w:spacing w:before="100"/>
+        <w:rPr>
+          <w:rFonts w:ascii="Aptos" w:hAnsi="Aptos"/>
+        </w:rPr>
+      </w:pPr>
+    </w:p>
+    <w:p>
+      <w:pPr>
+        <w:spacing w:before="100"/>
+        <w:rPr>
+          <w:rFonts w:ascii="Aptos" w:hAnsi="Aptos"/>
+        </w:rPr>
+      </w:pPr>
+    </w:p>
+    <w:p>
+      <w:pPr>
+        <w:spacing w:before="100"/>
+        <w:rPr>
+          <w:rFonts w:ascii="Aptos" w:hAnsi="Aptos"/>
+        </w:rPr>
+      </w:pPr>
+    </w:p>
+    <w:p>
+      <w:pPr>
+        <w:spacing w:before="100"/>
+        <w:rPr>
+          <w:rFonts w:ascii="Aptos" w:hAnsi="Aptos"/>
+        </w:rPr>
+      </w:pPr>
+    </w:p>
+    <w:p>
+      <w:pPr>
+        <w:spacing w:before="100"/>
+        <w:rPr>
+          <w:rFonts w:ascii="Aptos" w:hAnsi="Aptos"/>
+        </w:rPr>
+      </w:pPr>
+      <w:bookmarkStart w:id="0" w:name="_GoBack"/>
+      <w:bookmarkEnd w:id="0"/>
     </w:p>
     <w:p>
       <w:pPr>
@@ -25132,27 +21771,7 @@
                 <w:sz w:val="20"/>
                 <w:szCs w:val="20"/>
               </w:rPr>
-              <w:t xml:space="preserve">Test </w:t>
-            </w:r>
-            <w:proofErr w:type="spellStart"/>
-            <w:r>
-              <w:rPr>
-                <w:rFonts w:ascii="Aptos" w:hAnsi="Aptos"/>
-                <w:color w:val="222222"/>
-                <w:sz w:val="20"/>
-                <w:szCs w:val="20"/>
-              </w:rPr>
-              <w:t>auth</w:t>
-            </w:r>
-            <w:proofErr w:type="spellEnd"/>
-            <w:r>
-              <w:rPr>
-                <w:rFonts w:ascii="Aptos" w:hAnsi="Aptos"/>
-                <w:color w:val="222222"/>
-                <w:sz w:val="20"/>
-                <w:szCs w:val="20"/>
-              </w:rPr>
-              <w:t xml:space="preserve"> utilities, session logic, feedback validation</w:t>
+              <w:t>Test auth utilities, session logic, feedback validation</w:t>
             </w:r>
           </w:p>
         </w:tc>
@@ -25290,27 +21909,7 @@
                 <w:sz w:val="20"/>
                 <w:szCs w:val="20"/>
               </w:rPr>
-              <w:t xml:space="preserve">Test API endpoints with </w:t>
-            </w:r>
-            <w:proofErr w:type="spellStart"/>
-            <w:r>
-              <w:rPr>
-                <w:rFonts w:ascii="Aptos" w:hAnsi="Aptos"/>
-                <w:color w:val="222222"/>
-                <w:sz w:val="20"/>
-                <w:szCs w:val="20"/>
-              </w:rPr>
-              <w:t>Supertest</w:t>
-            </w:r>
-            <w:proofErr w:type="spellEnd"/>
-            <w:r>
-              <w:rPr>
-                <w:rFonts w:ascii="Aptos" w:hAnsi="Aptos"/>
-                <w:color w:val="222222"/>
-                <w:sz w:val="20"/>
-                <w:szCs w:val="20"/>
-              </w:rPr>
-              <w:t xml:space="preserve"> against live DB</w:t>
+              <w:t>Test API endpoints with Supertest against live DB</w:t>
             </w:r>
           </w:p>
         </w:tc>
@@ -27105,23 +23704,7 @@
           <w:rFonts w:ascii="Aptos" w:hAnsi="Aptos"/>
           <w:color w:val="222222"/>
         </w:rPr>
-        <w:t xml:space="preserve">Phase 3 demonstrated DevOps best practices by containerizing the entire application using Docker and Docker Compose, and establishing a proper </w:t>
-      </w:r>
-      <w:proofErr w:type="spellStart"/>
-      <w:r>
-        <w:rPr>
-          <w:rFonts w:ascii="Aptos" w:hAnsi="Aptos"/>
-          <w:color w:val="222222"/>
-        </w:rPr>
-        <w:t>Git</w:t>
-      </w:r>
-      <w:proofErr w:type="spellEnd"/>
-      <w:r>
-        <w:rPr>
-          <w:rFonts w:ascii="Aptos" w:hAnsi="Aptos"/>
-          <w:color w:val="222222"/>
-        </w:rPr>
-        <w:t xml:space="preserve"> version control workflow with a branching strategy and meaningful commit history. Phase 4 produced a comprehensive Software Test Plan with 51 test cases covering unit testing, integration testing, manual API testing, and frontend testing — all with a 100% pass rate.</w:t>
+        <w:t>Phase 3 demonstrated DevOps best practices by containerizing the entire application using Docker and Docker Compose, and establishing a proper Git version control workflow with a branching strategy and meaningful commit history. Phase 4 produced a comprehensive Software Test Plan with 51 test cases covering unit testing, integration testing, manual API testing, and frontend testing — all with a 100% pass rate.</w:t>
       </w:r>
     </w:p>
     <w:p>
@@ -27384,7 +23967,7 @@
       <w:rPr>
         <w:noProof/>
       </w:rPr>
-      <w:t>29</w:t>
+      <w:t>30</w:t>
     </w:r>
     <w:r>
       <w:fldChar w:fldCharType="end"/>
@@ -27395,25 +23978,7 @@
         <w:sz w:val="18"/>
         <w:szCs w:val="18"/>
       </w:rPr>
-      <w:t xml:space="preserve">  </w:t>
-    </w:r>
-    <w:proofErr w:type="gramStart"/>
-    <w:r>
-      <w:rPr>
-        <w:color w:val="999999"/>
-        <w:sz w:val="18"/>
-        <w:szCs w:val="18"/>
-      </w:rPr>
-      <w:t>|  AUCA</w:t>
-    </w:r>
-    <w:proofErr w:type="gramEnd"/>
-    <w:r>
-      <w:rPr>
-        <w:color w:val="999999"/>
-        <w:sz w:val="18"/>
-        <w:szCs w:val="18"/>
-      </w:rPr>
-      <w:t xml:space="preserve"> </w:t>
+      <w:t xml:space="preserve">  |  AUCA </w:t>
     </w:r>
     <w:r>
       <w:rPr>

--- a/docs/AUCA_Mentorship_Portal_Documentation.docx
+++ b/docs/AUCA_Mentorship_Portal_Documentation.docx
@@ -7,6 +7,7 @@
         <w:spacing w:before="800"/>
         <w:rPr>
           <w:rFonts w:ascii="Aptos" w:hAnsi="Aptos"/>
+          <w:color w:val="FF0000"/>
         </w:rPr>
       </w:pPr>
     </w:p>
